--- a/lab2/Otchet_Lab2_Web-Dizayn.docx
+++ b/lab2/Otchet_Lab2_Web-Dizayn.docx
@@ -4,392 +4,343 @@
   <w:body>
     <w:p>
       <w:pPr>
-        <w:spacing w:after="0" w:before="0"/>
+        <w:spacing w:after="80" w:before="0" w:line="276" w:lineRule="auto"/>
+        <w:jc w:val="center"/>
       </w:pPr>
       <w:r>
         <w:rPr>
           <w:rFonts w:ascii="Times New Roman" w:hAnsi="Times New Roman" w:eastAsia="Times New Roman"/>
           <w:b w:val="0"/>
+          <w:i w:val="0"/>
           <w:sz w:val="24"/>
+        </w:rPr>
+        <w:t>Министерство науки и высшего образования Российской Федерации</w:t>
+      </w:r>
+    </w:p>
+    <w:p>
+      <w:pPr>
+        <w:spacing w:after="80" w:before="0" w:line="276" w:lineRule="auto"/>
+        <w:jc w:val="center"/>
+      </w:pPr>
+      <w:r>
+        <w:rPr>
+          <w:rFonts w:ascii="Times New Roman" w:hAnsi="Times New Roman" w:eastAsia="Times New Roman"/>
+          <w:b w:val="0"/>
+          <w:i w:val="0"/>
+          <w:sz w:val="24"/>
+        </w:rPr>
+        <w:t>Федеральное государственное бюджетное образовательное</w:t>
+      </w:r>
+    </w:p>
+    <w:p>
+      <w:pPr>
+        <w:spacing w:after="80" w:before="0" w:line="276" w:lineRule="auto"/>
+        <w:jc w:val="center"/>
+      </w:pPr>
+      <w:r>
+        <w:rPr>
+          <w:rFonts w:ascii="Times New Roman" w:hAnsi="Times New Roman" w:eastAsia="Times New Roman"/>
+          <w:b w:val="0"/>
+          <w:i w:val="0"/>
+          <w:sz w:val="24"/>
+        </w:rPr>
+        <w:t>учреждение высшего образования</w:t>
+      </w:r>
+    </w:p>
+    <w:p>
+      <w:pPr>
+        <w:spacing w:after="80" w:before="0" w:line="276" w:lineRule="auto"/>
+        <w:jc w:val="center"/>
+      </w:pPr>
+      <w:r>
+        <w:rPr>
+          <w:rFonts w:ascii="Times New Roman" w:hAnsi="Times New Roman" w:eastAsia="Times New Roman"/>
+          <w:b w:val="0"/>
+          <w:i w:val="0"/>
+          <w:sz w:val="24"/>
+        </w:rPr>
+        <w:t>«Воронежский государственный лесотехнический университет</w:t>
+      </w:r>
+    </w:p>
+    <w:p>
+      <w:pPr>
+        <w:spacing w:after="80" w:before="0" w:line="276" w:lineRule="auto"/>
+        <w:jc w:val="center"/>
+      </w:pPr>
+      <w:r>
+        <w:rPr>
+          <w:rFonts w:ascii="Times New Roman" w:hAnsi="Times New Roman" w:eastAsia="Times New Roman"/>
+          <w:b w:val="0"/>
+          <w:i w:val="0"/>
+          <w:sz w:val="24"/>
+        </w:rPr>
+        <w:t>имени Г.Ф. Морозова»</w:t>
+      </w:r>
+    </w:p>
+    <w:p>
+      <w:pPr>
+        <w:spacing w:after="80" w:before="0" w:line="276" w:lineRule="auto"/>
+        <w:jc w:val="center"/>
+      </w:pPr>
+      <w:r>
+        <w:rPr>
+          <w:rFonts w:ascii="Times New Roman" w:hAnsi="Times New Roman" w:eastAsia="Times New Roman"/>
+          <w:b w:val="0"/>
+          <w:i w:val="0"/>
+          <w:sz w:val="24"/>
+        </w:rPr>
+        <w:t>Кафедра информационных технологий</w:t>
+      </w:r>
+    </w:p>
+    <w:p>
+      <w:pPr>
+        <w:spacing w:after="240" w:before="0" w:line="276" w:lineRule="auto"/>
+        <w:jc w:val="center"/>
+      </w:pPr>
+      <w:r>
+        <w:rPr>
+          <w:rFonts w:ascii="Times New Roman" w:hAnsi="Times New Roman" w:eastAsia="Times New Roman"/>
+          <w:b w:val="0"/>
+          <w:i w:val="0"/>
+          <w:sz w:val="28"/>
         </w:rPr>
       </w:r>
     </w:p>
     <w:p>
       <w:pPr>
-        <w:spacing w:after="0" w:before="0"/>
-      </w:pPr>
-      <w:r>
-        <w:rPr>
-          <w:rFonts w:ascii="Times New Roman" w:hAnsi="Times New Roman" w:eastAsia="Times New Roman"/>
-          <w:b w:val="0"/>
-          <w:sz w:val="24"/>
-        </w:rPr>
-      </w:r>
-    </w:p>
-    <w:p>
-      <w:pPr>
-        <w:spacing w:after="0" w:before="0"/>
-      </w:pPr>
-      <w:r>
-        <w:rPr>
-          <w:rFonts w:ascii="Times New Roman" w:hAnsi="Times New Roman" w:eastAsia="Times New Roman"/>
-          <w:b w:val="0"/>
-          <w:sz w:val="24"/>
-        </w:rPr>
-      </w:r>
-    </w:p>
-    <w:p>
-      <w:pPr>
-        <w:spacing w:after="120" w:before="480" w:line="360" w:lineRule="auto"/>
+        <w:spacing w:after="80" w:before="0" w:line="276" w:lineRule="auto"/>
         <w:jc w:val="center"/>
       </w:pPr>
       <w:r>
         <w:rPr>
           <w:rFonts w:ascii="Times New Roman" w:hAnsi="Times New Roman" w:eastAsia="Times New Roman"/>
           <w:b/>
+          <w:i w:val="0"/>
           <w:sz w:val="32"/>
+        </w:rPr>
+        <w:t>ОТЧЕТ</w:t>
+      </w:r>
+    </w:p>
+    <w:p>
+      <w:pPr>
+        <w:spacing w:after="120" w:before="0" w:line="276" w:lineRule="auto"/>
+        <w:jc w:val="center"/>
+      </w:pPr>
+      <w:r>
+        <w:rPr>
+          <w:rFonts w:ascii="Times New Roman" w:hAnsi="Times New Roman" w:eastAsia="Times New Roman"/>
+          <w:b w:val="0"/>
+          <w:i w:val="0"/>
+          <w:sz w:val="28"/>
+        </w:rPr>
+      </w:r>
+    </w:p>
+    <w:p>
+      <w:pPr>
+        <w:spacing w:after="80" w:before="0" w:line="276" w:lineRule="auto"/>
+        <w:jc w:val="center"/>
+      </w:pPr>
+      <w:r>
+        <w:rPr>
+          <w:rFonts w:ascii="Times New Roman" w:hAnsi="Times New Roman" w:eastAsia="Times New Roman"/>
+          <w:b/>
+          <w:i w:val="0"/>
+          <w:sz w:val="28"/>
         </w:rPr>
         <w:t>Лабораторная работа № 2</w:t>
       </w:r>
     </w:p>
     <w:p>
       <w:pPr>
-        <w:spacing w:after="120" w:before="0" w:line="360" w:lineRule="auto"/>
+        <w:spacing w:after="80" w:before="0" w:line="276" w:lineRule="auto"/>
         <w:jc w:val="center"/>
       </w:pPr>
       <w:r>
         <w:rPr>
           <w:rFonts w:ascii="Times New Roman" w:hAnsi="Times New Roman" w:eastAsia="Times New Roman"/>
           <w:b/>
+          <w:i w:val="0"/>
           <w:sz w:val="28"/>
         </w:rPr>
-        <w:t>по дисциплине «Web-дизайн»</w:t>
+        <w:t>на тему: «Работа с формой обработки информации»</w:t>
       </w:r>
     </w:p>
     <w:p>
       <w:pPr>
-        <w:spacing w:after="120" w:before="240" w:line="360" w:lineRule="auto"/>
+        <w:spacing w:after="80" w:before="0" w:line="276" w:lineRule="auto"/>
         <w:jc w:val="center"/>
       </w:pPr>
       <w:r>
         <w:rPr>
           <w:rFonts w:ascii="Times New Roman" w:hAnsi="Times New Roman" w:eastAsia="Times New Roman"/>
           <w:b w:val="0"/>
-          <w:sz w:val="24"/>
+          <w:i w:val="0"/>
+          <w:sz w:val="28"/>
         </w:rPr>
-        <w:t>Тема: работа с формой обработки информации</w:t>
+        <w:t>вариант №_</w:t>
       </w:r>
     </w:p>
     <w:p>
       <w:pPr>
-        <w:spacing w:after="120" w:before="0" w:line="360" w:lineRule="auto"/>
+        <w:spacing w:after="160" w:before="0" w:line="276" w:lineRule="auto"/>
         <w:jc w:val="center"/>
       </w:pPr>
       <w:r>
         <w:rPr>
           <w:rFonts w:ascii="Times New Roman" w:hAnsi="Times New Roman" w:eastAsia="Times New Roman"/>
           <w:b w:val="0"/>
-          <w:sz w:val="24"/>
+          <w:i w:val="0"/>
+          <w:sz w:val="28"/>
         </w:rPr>
-        <w:t>Сайт регистрации социальной сети «Вместе»</w:t>
       </w:r>
     </w:p>
     <w:p>
       <w:pPr>
-        <w:spacing w:after="0" w:before="0"/>
+        <w:spacing w:after="80" w:before="0" w:line="276" w:lineRule="auto"/>
+        <w:jc w:val="center"/>
       </w:pPr>
       <w:r>
         <w:rPr>
           <w:rFonts w:ascii="Times New Roman" w:hAnsi="Times New Roman" w:eastAsia="Times New Roman"/>
           <w:b w:val="0"/>
+          <w:i w:val="0"/>
           <w:sz w:val="24"/>
+        </w:rPr>
+        <w:t>09.03.02 Информационные системы и технологии</w:t>
+      </w:r>
+    </w:p>
+    <w:p>
+      <w:pPr>
+        <w:spacing w:after="80" w:before="0" w:line="276" w:lineRule="auto"/>
+        <w:jc w:val="center"/>
+      </w:pPr>
+      <w:r>
+        <w:rPr>
+          <w:rFonts w:ascii="Times New Roman" w:hAnsi="Times New Roman" w:eastAsia="Times New Roman"/>
+          <w:b w:val="0"/>
+          <w:i w:val="0"/>
+          <w:sz w:val="24"/>
+        </w:rPr>
+        <w:t>По дисциплине «Web-разработка»</w:t>
+      </w:r>
+    </w:p>
+    <w:p>
+      <w:pPr>
+        <w:spacing w:after="320" w:before="0" w:line="276" w:lineRule="auto"/>
+        <w:jc w:val="center"/>
+      </w:pPr>
+      <w:r>
+        <w:rPr>
+          <w:rFonts w:ascii="Times New Roman" w:hAnsi="Times New Roman" w:eastAsia="Times New Roman"/>
+          <w:b w:val="0"/>
+          <w:i w:val="0"/>
+          <w:sz w:val="28"/>
         </w:rPr>
       </w:r>
     </w:p>
     <w:p>
       <w:pPr>
-        <w:spacing w:after="0" w:before="0"/>
+        <w:spacing w:after="40" w:before="0" w:line="276" w:lineRule="auto"/>
+        <w:jc w:val="left"/>
       </w:pPr>
       <w:r>
         <w:rPr>
           <w:rFonts w:ascii="Times New Roman" w:hAnsi="Times New Roman" w:eastAsia="Times New Roman"/>
           <w:b w:val="0"/>
+          <w:i w:val="0"/>
           <w:sz w:val="24"/>
         </w:rPr>
+        <w:t>Студент группы    ИС2-241-ОБ               _________         А.А. Скопенков</w:t>
       </w:r>
     </w:p>
     <w:p>
       <w:pPr>
-        <w:spacing w:after="0" w:before="0"/>
+        <w:spacing w:after="200" w:before="0" w:line="276" w:lineRule="auto"/>
+        <w:jc w:val="left"/>
       </w:pPr>
       <w:r>
         <w:rPr>
           <w:rFonts w:ascii="Times New Roman" w:hAnsi="Times New Roman" w:eastAsia="Times New Roman"/>
           <w:b w:val="0"/>
-          <w:sz w:val="24"/>
+          <w:i w:val="0"/>
+          <w:sz w:val="18"/>
         </w:rPr>
+        <w:t xml:space="preserve">                                              (номер группы)                            (подпись)                 (инициалы и фамилия)</w:t>
       </w:r>
     </w:p>
     <w:p>
       <w:pPr>
-        <w:spacing w:after="0" w:before="0"/>
+        <w:spacing w:after="40" w:before="0" w:line="276" w:lineRule="auto"/>
+        <w:jc w:val="left"/>
       </w:pPr>
       <w:r>
         <w:rPr>
           <w:rFonts w:ascii="Times New Roman" w:hAnsi="Times New Roman" w:eastAsia="Times New Roman"/>
           <w:b w:val="0"/>
+          <w:i w:val="0"/>
           <w:sz w:val="24"/>
         </w:rPr>
+        <w:t>Руководитель, д.т.н.                                 _________          Д.В. Арапов</w:t>
       </w:r>
     </w:p>
     <w:p>
       <w:pPr>
-        <w:spacing w:after="0" w:before="0"/>
+        <w:spacing w:after="200" w:before="0" w:line="276" w:lineRule="auto"/>
+        <w:jc w:val="left"/>
       </w:pPr>
       <w:r>
         <w:rPr>
           <w:rFonts w:ascii="Times New Roman" w:hAnsi="Times New Roman" w:eastAsia="Times New Roman"/>
           <w:b w:val="0"/>
-          <w:sz w:val="24"/>
+          <w:i w:val="0"/>
+          <w:sz w:val="18"/>
         </w:rPr>
+        <w:t>(ученая степень, ученое звание)                                             (подпись)                  (инициалы и фамилия)</w:t>
       </w:r>
     </w:p>
     <w:p>
       <w:pPr>
-        <w:spacing w:after="0" w:before="0" w:line="360" w:lineRule="auto"/>
-        <w:jc w:val="right"/>
+        <w:spacing w:after="40" w:before="0" w:line="276" w:lineRule="auto"/>
+        <w:jc w:val="left"/>
       </w:pPr>
       <w:r>
         <w:rPr>
           <w:rFonts w:ascii="Times New Roman" w:hAnsi="Times New Roman" w:eastAsia="Times New Roman"/>
           <w:b w:val="0"/>
+          <w:i w:val="0"/>
           <w:sz w:val="24"/>
         </w:rPr>
-        <w:t>Выполнил:</w:t>
+        <w:t>Ассистент                                                    _________         С.О. Бучнев</w:t>
       </w:r>
     </w:p>
     <w:p>
       <w:pPr>
-        <w:spacing w:after="0" w:before="0" w:line="360" w:lineRule="auto"/>
-        <w:jc w:val="right"/>
+        <w:spacing w:after="480" w:before="0" w:line="276" w:lineRule="auto"/>
+        <w:jc w:val="left"/>
       </w:pPr>
       <w:r>
         <w:rPr>
           <w:rFonts w:ascii="Times New Roman" w:hAnsi="Times New Roman" w:eastAsia="Times New Roman"/>
           <w:b w:val="0"/>
-          <w:sz w:val="24"/>
+          <w:i w:val="0"/>
+          <w:sz w:val="18"/>
         </w:rPr>
-        <w:t>студент группы ИС2-241-ОБ</w:t>
+        <w:t>(ученая степень, ученое звание)                                              (подпись)                  (инициалы и фамилия)</w:t>
       </w:r>
     </w:p>
     <w:p>
       <w:pPr>
-        <w:spacing w:after="360" w:before="0" w:line="360" w:lineRule="auto"/>
-        <w:jc w:val="right"/>
+        <w:spacing w:after="80" w:before="0" w:line="276" w:lineRule="auto"/>
+        <w:jc w:val="center"/>
       </w:pPr>
       <w:r>
         <w:rPr>
           <w:rFonts w:ascii="Times New Roman" w:hAnsi="Times New Roman" w:eastAsia="Times New Roman"/>
           <w:b w:val="0"/>
+          <w:i w:val="0"/>
           <w:sz w:val="24"/>
         </w:rPr>
-        <w:t>Скопенков А.А.</w:t>
-      </w:r>
-    </w:p>
-    <w:p>
-      <w:pPr>
-        <w:spacing w:after="0" w:before="0" w:line="360" w:lineRule="auto"/>
-        <w:jc w:val="right"/>
-      </w:pPr>
-      <w:r>
-        <w:rPr>
-          <w:rFonts w:ascii="Times New Roman" w:hAnsi="Times New Roman" w:eastAsia="Times New Roman"/>
-          <w:b w:val="0"/>
-          <w:sz w:val="24"/>
-        </w:rPr>
-        <w:t>Проверил:</w:t>
-      </w:r>
-    </w:p>
-    <w:p>
-      <w:pPr>
-        <w:spacing w:after="480" w:before="0" w:line="360" w:lineRule="auto"/>
-        <w:jc w:val="right"/>
-      </w:pPr>
-      <w:r>
-        <w:rPr>
-          <w:rFonts w:ascii="Times New Roman" w:hAnsi="Times New Roman" w:eastAsia="Times New Roman"/>
-          <w:b w:val="0"/>
-          <w:sz w:val="24"/>
-        </w:rPr>
-        <w:t>преподаватель Луцко Д.П.</w:t>
-      </w:r>
-    </w:p>
-    <w:p>
-      <w:pPr>
-        <w:spacing w:after="0" w:before="0"/>
-      </w:pPr>
-      <w:r>
-        <w:rPr>
-          <w:rFonts w:ascii="Times New Roman" w:hAnsi="Times New Roman" w:eastAsia="Times New Roman"/>
-          <w:b w:val="0"/>
-          <w:sz w:val="24"/>
-        </w:rPr>
-      </w:r>
-    </w:p>
-    <w:p>
-      <w:pPr>
-        <w:spacing w:after="0" w:before="0"/>
-      </w:pPr>
-      <w:r>
-        <w:rPr>
-          <w:rFonts w:ascii="Times New Roman" w:hAnsi="Times New Roman" w:eastAsia="Times New Roman"/>
-          <w:b w:val="0"/>
-          <w:sz w:val="24"/>
-        </w:rPr>
-      </w:r>
-    </w:p>
-    <w:p>
-      <w:pPr>
-        <w:spacing w:after="0" w:before="0"/>
-      </w:pPr>
-      <w:r>
-        <w:rPr>
-          <w:rFonts w:ascii="Times New Roman" w:hAnsi="Times New Roman" w:eastAsia="Times New Roman"/>
-          <w:b w:val="0"/>
-          <w:sz w:val="24"/>
-        </w:rPr>
-      </w:r>
-    </w:p>
-    <w:p>
-      <w:pPr>
-        <w:spacing w:after="120" w:before="0" w:line="360" w:lineRule="auto"/>
-        <w:jc w:val="left"/>
-      </w:pPr>
-      <w:r>
-        <w:rPr>
-          <w:rFonts w:ascii="Times New Roman" w:hAnsi="Times New Roman" w:eastAsia="Times New Roman"/>
-          <w:b/>
-          <w:sz w:val="24"/>
-        </w:rPr>
-        <w:t>Подписи:</w:t>
-      </w:r>
-    </w:p>
-    <w:p>
-      <w:pPr>
-        <w:spacing w:after="0" w:before="0"/>
-      </w:pPr>
-      <w:r>
-        <w:rPr>
-          <w:rFonts w:ascii="Times New Roman" w:hAnsi="Times New Roman" w:eastAsia="Times New Roman"/>
-          <w:b w:val="0"/>
-          <w:sz w:val="24"/>
-        </w:rPr>
-      </w:r>
-    </w:p>
-    <w:p>
-      <w:r>
-        <w:rPr>
-          <w:rFonts w:ascii="Times New Roman" w:hAnsi="Times New Roman" w:eastAsia="Times New Roman"/>
-          <w:b w:val="0"/>
-          <w:sz w:val="24"/>
-        </w:rPr>
-        <w:t>Студент _________________ / Скопенков А.А. /</w:t>
-      </w:r>
-    </w:p>
-    <w:p>
-      <w:r>
-        <w:rPr>
-          <w:rFonts w:ascii="Times New Roman" w:hAnsi="Times New Roman" w:eastAsia="Times New Roman"/>
-          <w:b w:val="0"/>
-          <w:sz w:val="24"/>
-        </w:rPr>
-        <w:t>Преподаватель _________________ / Луцко Д.П. /</w:t>
-      </w:r>
-    </w:p>
-    <w:p>
-      <w:pPr>
-        <w:spacing w:after="0" w:before="0"/>
-      </w:pPr>
-      <w:r>
-        <w:rPr>
-          <w:rFonts w:ascii="Times New Roman" w:hAnsi="Times New Roman" w:eastAsia="Times New Roman"/>
-          <w:b w:val="0"/>
-          <w:sz w:val="24"/>
-        </w:rPr>
-      </w:r>
-    </w:p>
-    <w:p>
-      <w:pPr>
-        <w:spacing w:after="0" w:before="0"/>
-      </w:pPr>
-      <w:r>
-        <w:rPr>
-          <w:rFonts w:ascii="Times New Roman" w:hAnsi="Times New Roman" w:eastAsia="Times New Roman"/>
-          <w:b w:val="0"/>
-          <w:sz w:val="24"/>
-        </w:rPr>
-      </w:r>
-    </w:p>
-    <w:p>
-      <w:pPr>
-        <w:spacing w:after="0" w:before="0"/>
-      </w:pPr>
-      <w:r>
-        <w:rPr>
-          <w:rFonts w:ascii="Times New Roman" w:hAnsi="Times New Roman" w:eastAsia="Times New Roman"/>
-          <w:b w:val="0"/>
-          <w:sz w:val="24"/>
-        </w:rPr>
-      </w:r>
-    </w:p>
-    <w:p>
-      <w:pPr>
-        <w:spacing w:after="0" w:before="0"/>
-      </w:pPr>
-      <w:r>
-        <w:rPr>
-          <w:rFonts w:ascii="Times New Roman" w:hAnsi="Times New Roman" w:eastAsia="Times New Roman"/>
-          <w:b w:val="0"/>
-          <w:sz w:val="24"/>
-        </w:rPr>
-      </w:r>
-    </w:p>
-    <w:p>
-      <w:pPr>
-        <w:spacing w:after="0" w:before="0"/>
-      </w:pPr>
-      <w:r>
-        <w:rPr>
-          <w:rFonts w:ascii="Times New Roman" w:hAnsi="Times New Roman" w:eastAsia="Times New Roman"/>
-          <w:b w:val="0"/>
-          <w:sz w:val="24"/>
-        </w:rPr>
-      </w:r>
-    </w:p>
-    <w:p>
-      <w:pPr>
-        <w:spacing w:after="0" w:before="0"/>
-      </w:pPr>
-      <w:r>
-        <w:rPr>
-          <w:rFonts w:ascii="Times New Roman" w:hAnsi="Times New Roman" w:eastAsia="Times New Roman"/>
-          <w:b w:val="0"/>
-          <w:sz w:val="24"/>
-        </w:rPr>
-      </w:r>
-    </w:p>
-    <w:p>
-      <w:pPr>
-        <w:spacing w:after="120" w:before="0" w:line="360" w:lineRule="auto"/>
-        <w:jc w:val="center"/>
-      </w:pPr>
-      <w:r>
-        <w:rPr>
-          <w:rFonts w:ascii="Times New Roman" w:hAnsi="Times New Roman" w:eastAsia="Times New Roman"/>
-          <w:b/>
-          <w:sz w:val="24"/>
-        </w:rPr>
-        <w:t>2026 г.</w:t>
+        <w:t>Воронеж 2026</w:t>
       </w:r>
     </w:p>
     <w:p>
@@ -399,428 +350,92 @@
     </w:p>
     <w:p>
       <w:pPr>
-        <w:spacing w:after="240" w:before="240" w:line="360" w:lineRule="auto"/>
+        <w:spacing w:after="80" w:before="0" w:line="276" w:lineRule="auto"/>
         <w:jc w:val="center"/>
       </w:pPr>
       <w:r>
         <w:rPr>
           <w:rFonts w:ascii="Times New Roman" w:hAnsi="Times New Roman" w:eastAsia="Times New Roman"/>
           <w:b/>
+          <w:i w:val="0"/>
           <w:sz w:val="28"/>
         </w:rPr>
-        <w:t>1. Цель работы</w:t>
+        <w:t>ОГЛАВЛЕНИЕ</w:t>
       </w:r>
     </w:p>
     <w:p>
       <w:pPr>
-        <w:spacing w:after="120" w:before="0" w:line="360" w:lineRule="auto"/>
-        <w:ind w:firstLine="709"/>
-        <w:jc w:val="both"/>
-      </w:pPr>
-      <w:r>
-        <w:rPr>
-          <w:rFonts w:ascii="Times New Roman" w:hAnsi="Times New Roman" w:eastAsia="Times New Roman"/>
-          <w:b w:val="0"/>
-          <w:sz w:val="24"/>
-        </w:rPr>
-        <w:t>Научиться создавать HTML-формы: теги form, input, button и select; организовать отправку данных кнопками type="submit" на страницу-обработчик OK.html.</w:t>
-      </w:r>
-    </w:p>
-    <w:p>
-      <w:pPr>
-        <w:spacing w:after="240" w:before="240" w:line="360" w:lineRule="auto"/>
-        <w:jc w:val="center"/>
-      </w:pPr>
-      <w:r>
-        <w:rPr>
-          <w:rFonts w:ascii="Times New Roman" w:hAnsi="Times New Roman" w:eastAsia="Times New Roman"/>
-          <w:b/>
-          <w:sz w:val="28"/>
-        </w:rPr>
-        <w:t>2. Задание</w:t>
-      </w:r>
-    </w:p>
-    <w:p>
-      <w:pPr>
-        <w:spacing w:after="120" w:before="0" w:line="360" w:lineRule="auto"/>
-        <w:ind w:firstLine="709"/>
-        <w:jc w:val="both"/>
-      </w:pPr>
-      <w:r>
-        <w:rPr>
-          <w:rFonts w:ascii="Times New Roman" w:hAnsi="Times New Roman" w:eastAsia="Times New Roman"/>
-          <w:b w:val="0"/>
-          <w:sz w:val="24"/>
-        </w:rPr>
-        <w:t>Сделать сайт регистрации вымышленной социальной сети «Вместе». Сайт должен содержать шапку, форму входа и форму регистрации. Кнопки — type="submit", отправка на пустую страницу OK.html. Логотип создан самостоятельно.</w:t>
-      </w:r>
-    </w:p>
-    <w:p>
-      <w:pPr>
-        <w:spacing w:after="240" w:before="240" w:line="360" w:lineRule="auto"/>
-        <w:jc w:val="center"/>
-      </w:pPr>
-      <w:r>
-        <w:rPr>
-          <w:rFonts w:ascii="Times New Roman" w:hAnsi="Times New Roman" w:eastAsia="Times New Roman"/>
-          <w:b/>
-          <w:sz w:val="28"/>
-        </w:rPr>
-        <w:t>3. Описание сайта</w:t>
-      </w:r>
-    </w:p>
-    <w:p>
-      <w:pPr>
-        <w:spacing w:after="120" w:before="0" w:line="360" w:lineRule="auto"/>
-        <w:ind w:firstLine="709"/>
-        <w:jc w:val="both"/>
-      </w:pPr>
-      <w:r>
-        <w:rPr>
-          <w:rFonts w:ascii="Times New Roman" w:hAnsi="Times New Roman" w:eastAsia="Times New Roman"/>
-          <w:b w:val="0"/>
-          <w:sz w:val="24"/>
-        </w:rPr>
-        <w:t>Страница на HTML5 (lang="ru"), стили — style.css, шрифт Arial. Фиолетовая шапка с логотипом и названием «ВМЕСТЕ». Блок входа: поля «Телефон или email» и «Пароль», кнопка «Войти», ссылка «Забыли пароль?». Блок регистрации: имя, фамилия, дата рождения (день/месяц/год через select), кнопка «Зарегистрироваться». Обе формы method="get" и action="OK.html".</w:t>
-      </w:r>
-    </w:p>
-    <w:p>
-      <w:pPr>
-        <w:spacing w:after="240" w:before="240" w:line="360" w:lineRule="auto"/>
-        <w:jc w:val="center"/>
-      </w:pPr>
-      <w:r>
-        <w:rPr>
-          <w:rFonts w:ascii="Times New Roman" w:hAnsi="Times New Roman" w:eastAsia="Times New Roman"/>
-          <w:b/>
-          <w:sz w:val="28"/>
-        </w:rPr>
-        <w:t>4. Скриншоты результата</w:t>
-      </w:r>
-    </w:p>
-    <w:p>
-      <w:pPr>
-        <w:jc w:val="center"/>
-      </w:pPr>
-      <w:r>
-        <w:drawing>
-          <wp:inline xmlns:a="http://schemas.openxmlformats.org/drawingml/2006/main" xmlns:pic="http://schemas.openxmlformats.org/drawingml/2006/picture">
-            <wp:extent cx="5580000" cy="2859750"/>
-            <wp:docPr id="1" name="Picture 1"/>
-            <wp:cNvGraphicFramePr>
-              <a:graphicFrameLocks noChangeAspect="1"/>
-            </wp:cNvGraphicFramePr>
-            <a:graphic>
-              <a:graphicData uri="http://schemas.openxmlformats.org/drawingml/2006/picture">
-                <pic:pic>
-                  <pic:nvPicPr>
-                    <pic:cNvPr id="0" name="01_header_login.png"/>
-                    <pic:cNvPicPr/>
-                  </pic:nvPicPr>
-                  <pic:blipFill>
-                    <a:blip r:embed="rId9"/>
-                    <a:stretch>
-                      <a:fillRect/>
-                    </a:stretch>
-                  </pic:blipFill>
-                  <pic:spPr>
-                    <a:xfrm>
-                      <a:off x="0" y="0"/>
-                      <a:ext cx="5580000" cy="2859750"/>
-                    </a:xfrm>
-                    <a:prstGeom prst="rect"/>
-                  </pic:spPr>
-                </pic:pic>
-              </a:graphicData>
-            </a:graphic>
-          </wp:inline>
-        </w:drawing>
-      </w:r>
-    </w:p>
-    <w:p>
-      <w:pPr>
-        <w:spacing w:after="240" w:before="80" w:line="360" w:lineRule="auto"/>
-        <w:jc w:val="center"/>
-      </w:pPr>
-      <w:r>
-        <w:rPr>
-          <w:rFonts w:ascii="Times New Roman" w:hAnsi="Times New Roman" w:eastAsia="Times New Roman"/>
-          <w:b w:val="0"/>
-          <w:sz w:val="22"/>
-        </w:rPr>
-        <w:t>Рисунок 1 — Шапка и форма входа</w:t>
-      </w:r>
-    </w:p>
-    <w:p>
-      <w:pPr>
-        <w:jc w:val="center"/>
-      </w:pPr>
-      <w:r>
-        <w:drawing>
-          <wp:inline xmlns:a="http://schemas.openxmlformats.org/drawingml/2006/main" xmlns:pic="http://schemas.openxmlformats.org/drawingml/2006/picture">
-            <wp:extent cx="5580000" cy="2859750"/>
-            <wp:docPr id="2" name="Picture 2"/>
-            <wp:cNvGraphicFramePr>
-              <a:graphicFrameLocks noChangeAspect="1"/>
-            </wp:cNvGraphicFramePr>
-            <a:graphic>
-              <a:graphicData uri="http://schemas.openxmlformats.org/drawingml/2006/picture">
-                <pic:pic>
-                  <pic:nvPicPr>
-                    <pic:cNvPr id="0" name="02_register.png"/>
-                    <pic:cNvPicPr/>
-                  </pic:nvPicPr>
-                  <pic:blipFill>
-                    <a:blip r:embed="rId10"/>
-                    <a:stretch>
-                      <a:fillRect/>
-                    </a:stretch>
-                  </pic:blipFill>
-                  <pic:spPr>
-                    <a:xfrm>
-                      <a:off x="0" y="0"/>
-                      <a:ext cx="5580000" cy="2859750"/>
-                    </a:xfrm>
-                    <a:prstGeom prst="rect"/>
-                  </pic:spPr>
-                </pic:pic>
-              </a:graphicData>
-            </a:graphic>
-          </wp:inline>
-        </w:drawing>
-      </w:r>
-    </w:p>
-    <w:p>
-      <w:pPr>
-        <w:spacing w:after="240" w:before="80" w:line="360" w:lineRule="auto"/>
-        <w:jc w:val="center"/>
-      </w:pPr>
-      <w:r>
-        <w:rPr>
-          <w:rFonts w:ascii="Times New Roman" w:hAnsi="Times New Roman" w:eastAsia="Times New Roman"/>
-          <w:b w:val="0"/>
-          <w:sz w:val="22"/>
-        </w:rPr>
-        <w:t>Рисунок 2 — Форма регистрации</w:t>
-      </w:r>
-    </w:p>
-    <w:p>
-      <w:pPr>
-        <w:jc w:val="center"/>
-      </w:pPr>
-      <w:r>
-        <w:drawing>
-          <wp:inline xmlns:a="http://schemas.openxmlformats.org/drawingml/2006/main" xmlns:pic="http://schemas.openxmlformats.org/drawingml/2006/picture">
-            <wp:extent cx="5580000" cy="3290656"/>
-            <wp:docPr id="3" name="Picture 3"/>
-            <wp:cNvGraphicFramePr>
-              <a:graphicFrameLocks noChangeAspect="1"/>
-            </wp:cNvGraphicFramePr>
-            <a:graphic>
-              <a:graphicData uri="http://schemas.openxmlformats.org/drawingml/2006/picture">
-                <pic:pic>
-                  <pic:nvPicPr>
-                    <pic:cNvPr id="0" name="03_full_page.png"/>
-                    <pic:cNvPicPr/>
-                  </pic:nvPicPr>
-                  <pic:blipFill>
-                    <a:blip r:embed="rId11"/>
-                    <a:stretch>
-                      <a:fillRect/>
-                    </a:stretch>
-                  </pic:blipFill>
-                  <pic:spPr>
-                    <a:xfrm>
-                      <a:off x="0" y="0"/>
-                      <a:ext cx="5580000" cy="3290656"/>
-                    </a:xfrm>
-                    <a:prstGeom prst="rect"/>
-                  </pic:spPr>
-                </pic:pic>
-              </a:graphicData>
-            </a:graphic>
-          </wp:inline>
-        </w:drawing>
-      </w:r>
-    </w:p>
-    <w:p>
-      <w:pPr>
-        <w:spacing w:after="240" w:before="80" w:line="360" w:lineRule="auto"/>
-        <w:jc w:val="center"/>
-      </w:pPr>
-      <w:r>
-        <w:rPr>
-          <w:rFonts w:ascii="Times New Roman" w:hAnsi="Times New Roman" w:eastAsia="Times New Roman"/>
-          <w:b w:val="0"/>
-          <w:sz w:val="22"/>
-        </w:rPr>
-        <w:t>Рисунок 3 — Общий вид страницы</w:t>
-      </w:r>
-    </w:p>
-    <w:p>
-      <w:pPr>
-        <w:jc w:val="center"/>
-      </w:pPr>
-      <w:r>
-        <w:drawing>
-          <wp:inline xmlns:a="http://schemas.openxmlformats.org/drawingml/2006/main" xmlns:pic="http://schemas.openxmlformats.org/drawingml/2006/picture">
-            <wp:extent cx="5580000" cy="2859750"/>
-            <wp:docPr id="4" name="Picture 4"/>
-            <wp:cNvGraphicFramePr>
-              <a:graphicFrameLocks noChangeAspect="1"/>
-            </wp:cNvGraphicFramePr>
-            <a:graphic>
-              <a:graphicData uri="http://schemas.openxmlformats.org/drawingml/2006/picture">
-                <pic:pic>
-                  <pic:nvPicPr>
-                    <pic:cNvPr id="0" name="04_ok.png"/>
-                    <pic:cNvPicPr/>
-                  </pic:nvPicPr>
-                  <pic:blipFill>
-                    <a:blip r:embed="rId12"/>
-                    <a:stretch>
-                      <a:fillRect/>
-                    </a:stretch>
-                  </pic:blipFill>
-                  <pic:spPr>
-                    <a:xfrm>
-                      <a:off x="0" y="0"/>
-                      <a:ext cx="5580000" cy="2859750"/>
-                    </a:xfrm>
-                    <a:prstGeom prst="rect"/>
-                  </pic:spPr>
-                </pic:pic>
-              </a:graphicData>
-            </a:graphic>
-          </wp:inline>
-        </w:drawing>
-      </w:r>
-    </w:p>
-    <w:p>
-      <w:pPr>
-        <w:spacing w:after="240" w:before="80" w:line="360" w:lineRule="auto"/>
-        <w:jc w:val="center"/>
-      </w:pPr>
-      <w:r>
-        <w:rPr>
-          <w:rFonts w:ascii="Times New Roman" w:hAnsi="Times New Roman" w:eastAsia="Times New Roman"/>
-          <w:b w:val="0"/>
-          <w:sz w:val="22"/>
-        </w:rPr>
-        <w:t>Рисунок 4 — Страница OK.html после отправки</w:t>
-      </w:r>
-    </w:p>
-    <w:p>
-      <w:pPr>
-        <w:spacing w:after="240" w:before="240" w:line="360" w:lineRule="auto"/>
-        <w:jc w:val="center"/>
-      </w:pPr>
-      <w:r>
-        <w:rPr>
-          <w:rFonts w:ascii="Times New Roman" w:hAnsi="Times New Roman" w:eastAsia="Times New Roman"/>
-          <w:b/>
-          <w:sz w:val="28"/>
-        </w:rPr>
-        <w:t>5. Вывод</w:t>
-      </w:r>
-    </w:p>
-    <w:p>
-      <w:pPr>
-        <w:spacing w:after="120" w:before="0" w:line="360" w:lineRule="auto"/>
-        <w:ind w:firstLine="709"/>
-        <w:jc w:val="both"/>
-      </w:pPr>
-      <w:r>
-        <w:rPr>
-          <w:rFonts w:ascii="Times New Roman" w:hAnsi="Times New Roman" w:eastAsia="Times New Roman"/>
-          <w:b w:val="0"/>
-          <w:sz w:val="24"/>
-        </w:rPr>
-        <w:t>Создан сайт «Вместе» с шапкой, формами входа и регистрации. Использованы теги form, input, select и button type="submit" с отправкой на OK.html. Требования лабораторной работы № 2 выполнены.</w:t>
-      </w:r>
-    </w:p>
-    <w:p>
-      <w:pPr>
-        <w:spacing w:after="0" w:before="0"/>
-      </w:pPr>
-      <w:r>
-        <w:rPr>
-          <w:rFonts w:ascii="Times New Roman" w:hAnsi="Times New Roman" w:eastAsia="Times New Roman"/>
-          <w:b w:val="0"/>
-          <w:sz w:val="24"/>
-        </w:rPr>
-      </w:r>
-    </w:p>
-    <w:p>
-      <w:pPr>
-        <w:spacing w:after="0" w:before="0"/>
-      </w:pPr>
-      <w:r>
-        <w:rPr>
-          <w:rFonts w:ascii="Times New Roman" w:hAnsi="Times New Roman" w:eastAsia="Times New Roman"/>
-          <w:b w:val="0"/>
-          <w:sz w:val="24"/>
-        </w:rPr>
-      </w:r>
-    </w:p>
-    <w:p>
-      <w:pPr>
-        <w:spacing w:after="120" w:before="0" w:line="360" w:lineRule="auto"/>
-        <w:jc w:val="left"/>
-      </w:pPr>
-      <w:r>
-        <w:rPr>
-          <w:rFonts w:ascii="Times New Roman" w:hAnsi="Times New Roman" w:eastAsia="Times New Roman"/>
-          <w:b/>
-          <w:sz w:val="24"/>
-        </w:rPr>
-        <w:t>Подписи:</w:t>
-      </w:r>
-    </w:p>
-    <w:p>
-      <w:pPr>
-        <w:spacing w:after="0" w:before="0"/>
-      </w:pPr>
-      <w:r>
-        <w:rPr>
-          <w:rFonts w:ascii="Times New Roman" w:hAnsi="Times New Roman" w:eastAsia="Times New Roman"/>
-          <w:b w:val="0"/>
-          <w:sz w:val="24"/>
-        </w:rPr>
-      </w:r>
-    </w:p>
-    <w:p>
-      <w:r>
-        <w:rPr>
-          <w:rFonts w:ascii="Times New Roman" w:hAnsi="Times New Roman" w:eastAsia="Times New Roman"/>
-          <w:b w:val="0"/>
-          <w:sz w:val="24"/>
-        </w:rPr>
-        <w:t>Студент _________________ / Скопенков А.А. /</w:t>
-      </w:r>
-    </w:p>
-    <w:p>
-      <w:r>
-        <w:rPr>
-          <w:rFonts w:ascii="Times New Roman" w:hAnsi="Times New Roman" w:eastAsia="Times New Roman"/>
-          <w:b w:val="0"/>
-          <w:sz w:val="24"/>
-        </w:rPr>
-        <w:t>Преподаватель _________________ / Луцко Д.П. /</w:t>
-      </w:r>
-    </w:p>
-    <w:p>
-      <w:pPr>
-        <w:spacing w:after="120" w:before="240" w:line="360" w:lineRule="auto"/>
+        <w:spacing w:after="120" w:before="0" w:line="276" w:lineRule="auto"/>
         <w:jc w:val="left"/>
       </w:pPr>
       <w:r>
         <w:rPr>
           <w:rFonts w:ascii="Times New Roman" w:hAnsi="Times New Roman" w:eastAsia="Times New Roman"/>
           <w:b w:val="0"/>
+          <w:i w:val="0"/>
           <w:sz w:val="24"/>
         </w:rPr>
-        <w:t>Группа: ИС2-241-ОБ</w:t>
+        <w:t>ВВЕДЕНИЕ.............................................................................................................3</w:t>
+      </w:r>
+    </w:p>
+    <w:p>
+      <w:pPr>
+        <w:spacing w:after="120" w:before="0" w:line="276" w:lineRule="auto"/>
+        <w:jc w:val="left"/>
+      </w:pPr>
+      <w:r>
+        <w:rPr>
+          <w:rFonts w:ascii="Times New Roman" w:hAnsi="Times New Roman" w:eastAsia="Times New Roman"/>
+          <w:b w:val="0"/>
+          <w:i w:val="0"/>
+          <w:sz w:val="24"/>
+        </w:rPr>
+        <w:t>Лабораторная работа №2. Работа с формой обработки информации……………………………………..4</w:t>
+      </w:r>
+    </w:p>
+    <w:p>
+      <w:pPr>
+        <w:spacing w:after="120" w:before="0" w:line="276" w:lineRule="auto"/>
+        <w:jc w:val="left"/>
+      </w:pPr>
+      <w:r>
+        <w:rPr>
+          <w:rFonts w:ascii="Times New Roman" w:hAnsi="Times New Roman" w:eastAsia="Times New Roman"/>
+          <w:b w:val="0"/>
+          <w:i w:val="0"/>
+          <w:sz w:val="24"/>
+        </w:rPr>
+        <w:t>Контрольные вопросы …………………….……………………………………..8</w:t>
+      </w:r>
+    </w:p>
+    <w:p>
+      <w:pPr>
+        <w:spacing w:after="120" w:before="0" w:line="276" w:lineRule="auto"/>
+        <w:jc w:val="left"/>
+      </w:pPr>
+      <w:r>
+        <w:rPr>
+          <w:rFonts w:ascii="Times New Roman" w:hAnsi="Times New Roman" w:eastAsia="Times New Roman"/>
+          <w:b w:val="0"/>
+          <w:i w:val="0"/>
+          <w:sz w:val="24"/>
+        </w:rPr>
+        <w:t>ЗАКЛЮЧЕНИЕ….................................................................................................11</w:t>
+      </w:r>
+    </w:p>
+    <w:p>
+      <w:pPr>
+        <w:spacing w:after="120" w:before="0" w:line="276" w:lineRule="auto"/>
+        <w:jc w:val="left"/>
+      </w:pPr>
+      <w:r>
+        <w:rPr>
+          <w:rFonts w:ascii="Times New Roman" w:hAnsi="Times New Roman" w:eastAsia="Times New Roman"/>
+          <w:b w:val="0"/>
+          <w:i w:val="0"/>
+          <w:sz w:val="24"/>
+        </w:rPr>
+        <w:t>СПИСОК ИСПОЛЬЗУЕМЫХ ИСТОЧНИКОВ….............................................12</w:t>
       </w:r>
     </w:p>
     <w:p>
@@ -830,1318 +445,49 @@
     </w:p>
     <w:p>
       <w:pPr>
-        <w:spacing w:after="240" w:before="240" w:line="360" w:lineRule="auto"/>
+        <w:spacing w:after="80" w:before="0" w:line="276" w:lineRule="auto"/>
         <w:jc w:val="center"/>
       </w:pPr>
       <w:r>
         <w:rPr>
           <w:rFonts w:ascii="Times New Roman" w:hAnsi="Times New Roman" w:eastAsia="Times New Roman"/>
           <w:b/>
+          <w:i w:val="0"/>
           <w:sz w:val="28"/>
         </w:rPr>
-        <w:t>Приложение А. HTML (index.html)</w:t>
+        <w:t>ВВЕДЕНИЕ</w:t>
       </w:r>
     </w:p>
     <w:p>
       <w:pPr>
-        <w:spacing w:after="120" w:before="0" w:line="360" w:lineRule="auto"/>
-        <w:jc w:val="left"/>
+        <w:spacing w:after="120" w:before="0" w:line="276" w:lineRule="auto"/>
+        <w:ind w:firstLine="709"/>
+        <w:jc w:val="both"/>
       </w:pPr>
       <w:r>
         <w:rPr>
           <w:rFonts w:ascii="Times New Roman" w:hAnsi="Times New Roman" w:eastAsia="Times New Roman"/>
           <w:b w:val="0"/>
-          <w:sz w:val="24"/>
+          <w:i w:val="0"/>
+          <w:sz w:val="28"/>
         </w:rPr>
-        <w:t>Листинг (шрифт 9 пт):</w:t>
+        <w:t>Лабораторный практикум для обучающихся по направлению 09.03.02 – Информационные системы и технологии разработан на кафедре информационных технологий. Данный материал использован для подготовки к выполнению лабораторных работ по курсу «Web-разработка».</w:t>
       </w:r>
     </w:p>
     <w:p>
       <w:pPr>
-        <w:spacing w:after="0" w:before="0" w:line="240" w:lineRule="auto"/>
-        <w:jc w:val="left"/>
+        <w:spacing w:after="120" w:before="0" w:line="276" w:lineRule="auto"/>
+        <w:ind w:firstLine="709"/>
+        <w:jc w:val="both"/>
       </w:pPr>
       <w:r>
         <w:rPr>
-          <w:rFonts w:ascii="Courier New" w:hAnsi="Courier New" w:eastAsia="Courier New"/>
+          <w:rFonts w:ascii="Times New Roman" w:hAnsi="Times New Roman" w:eastAsia="Times New Roman"/>
           <w:b w:val="0"/>
-          <w:sz w:val="18"/>
+          <w:i w:val="0"/>
+          <w:sz w:val="28"/>
         </w:rPr>
-        <w:t>&lt;!DOCTYPE html&gt;</w:t>
-      </w:r>
-    </w:p>
-    <w:p>
-      <w:pPr>
-        <w:spacing w:after="0" w:before="0" w:line="240" w:lineRule="auto"/>
-        <w:jc w:val="left"/>
-      </w:pPr>
-      <w:r>
-        <w:rPr>
-          <w:rFonts w:ascii="Courier New" w:hAnsi="Courier New" w:eastAsia="Courier New"/>
-          <w:b w:val="0"/>
-          <w:sz w:val="18"/>
-        </w:rPr>
-        <w:t>&lt;html lang="ru"&gt;</w:t>
-      </w:r>
-    </w:p>
-    <w:p>
-      <w:pPr>
-        <w:spacing w:after="0" w:before="0" w:line="240" w:lineRule="auto"/>
-        <w:jc w:val="left"/>
-      </w:pPr>
-      <w:r>
-        <w:rPr>
-          <w:rFonts w:ascii="Courier New" w:hAnsi="Courier New" w:eastAsia="Courier New"/>
-          <w:b w:val="0"/>
-          <w:sz w:val="18"/>
-        </w:rPr>
-        <w:t>&lt;head&gt;</w:t>
-      </w:r>
-    </w:p>
-    <w:p>
-      <w:pPr>
-        <w:spacing w:after="0" w:before="0" w:line="240" w:lineRule="auto"/>
-        <w:jc w:val="left"/>
-      </w:pPr>
-      <w:r>
-        <w:rPr>
-          <w:rFonts w:ascii="Courier New" w:hAnsi="Courier New" w:eastAsia="Courier New"/>
-          <w:b w:val="0"/>
-          <w:sz w:val="18"/>
-        </w:rPr>
-        <w:t xml:space="preserve">    &lt;meta charset="UTF-8"&gt;</w:t>
-      </w:r>
-    </w:p>
-    <w:p>
-      <w:pPr>
-        <w:spacing w:after="0" w:before="0" w:line="240" w:lineRule="auto"/>
-        <w:jc w:val="left"/>
-      </w:pPr>
-      <w:r>
-        <w:rPr>
-          <w:rFonts w:ascii="Courier New" w:hAnsi="Courier New" w:eastAsia="Courier New"/>
-          <w:b w:val="0"/>
-          <w:sz w:val="18"/>
-        </w:rPr>
-        <w:t xml:space="preserve">    &lt;meta name="viewport" content="width=device-width, initial-scale=1.0"&gt;</w:t>
-      </w:r>
-    </w:p>
-    <w:p>
-      <w:pPr>
-        <w:spacing w:after="0" w:before="0" w:line="240" w:lineRule="auto"/>
-        <w:jc w:val="left"/>
-      </w:pPr>
-      <w:r>
-        <w:rPr>
-          <w:rFonts w:ascii="Courier New" w:hAnsi="Courier New" w:eastAsia="Courier New"/>
-          <w:b w:val="0"/>
-          <w:sz w:val="18"/>
-        </w:rPr>
-        <w:t xml:space="preserve">    &lt;title&gt;Вместе — регистрация&lt;/title&gt;</w:t>
-      </w:r>
-    </w:p>
-    <w:p>
-      <w:pPr>
-        <w:spacing w:after="0" w:before="0" w:line="240" w:lineRule="auto"/>
-        <w:jc w:val="left"/>
-      </w:pPr>
-      <w:r>
-        <w:rPr>
-          <w:rFonts w:ascii="Courier New" w:hAnsi="Courier New" w:eastAsia="Courier New"/>
-          <w:b w:val="0"/>
-          <w:sz w:val="18"/>
-        </w:rPr>
-        <w:t xml:space="preserve">    &lt;link rel="stylesheet" href="style.css"&gt;</w:t>
-      </w:r>
-    </w:p>
-    <w:p>
-      <w:pPr>
-        <w:spacing w:after="0" w:before="0" w:line="240" w:lineRule="auto"/>
-        <w:jc w:val="left"/>
-      </w:pPr>
-      <w:r>
-        <w:rPr>
-          <w:rFonts w:ascii="Courier New" w:hAnsi="Courier New" w:eastAsia="Courier New"/>
-          <w:b w:val="0"/>
-          <w:sz w:val="18"/>
-        </w:rPr>
-        <w:t>&lt;/head&gt;</w:t>
-      </w:r>
-    </w:p>
-    <w:p>
-      <w:pPr>
-        <w:spacing w:after="0" w:before="0" w:line="240" w:lineRule="auto"/>
-        <w:jc w:val="left"/>
-      </w:pPr>
-      <w:r>
-        <w:rPr>
-          <w:rFonts w:ascii="Courier New" w:hAnsi="Courier New" w:eastAsia="Courier New"/>
-          <w:b w:val="0"/>
-          <w:sz w:val="18"/>
-        </w:rPr>
-        <w:t>&lt;body&gt;</w:t>
-      </w:r>
-    </w:p>
-    <w:p>
-      <w:pPr>
-        <w:spacing w:after="0" w:before="0" w:line="240" w:lineRule="auto"/>
-        <w:jc w:val="left"/>
-      </w:pPr>
-      <w:r>
-        <w:rPr>
-          <w:rFonts w:ascii="Courier New" w:hAnsi="Courier New" w:eastAsia="Courier New"/>
-          <w:b w:val="0"/>
-          <w:sz w:val="18"/>
-        </w:rPr>
-        <w:t xml:space="preserve">    &lt;nav class="lab-nav"&gt;</w:t>
-      </w:r>
-    </w:p>
-    <w:p>
-      <w:pPr>
-        <w:spacing w:after="0" w:before="0" w:line="240" w:lineRule="auto"/>
-        <w:jc w:val="left"/>
-      </w:pPr>
-      <w:r>
-        <w:rPr>
-          <w:rFonts w:ascii="Courier New" w:hAnsi="Courier New" w:eastAsia="Courier New"/>
-          <w:b w:val="0"/>
-          <w:sz w:val="18"/>
-        </w:rPr>
-        <w:t xml:space="preserve">        &lt;a href="../lab1/index.html"&gt;Лаба 1&lt;/a&gt;</w:t>
-      </w:r>
-    </w:p>
-    <w:p>
-      <w:pPr>
-        <w:spacing w:after="0" w:before="0" w:line="240" w:lineRule="auto"/>
-        <w:jc w:val="left"/>
-      </w:pPr>
-      <w:r>
-        <w:rPr>
-          <w:rFonts w:ascii="Courier New" w:hAnsi="Courier New" w:eastAsia="Courier New"/>
-          <w:b w:val="0"/>
-          <w:sz w:val="18"/>
-        </w:rPr>
-        <w:t xml:space="preserve">        &lt;a href="index.html" class="active"&gt;Лаба 2&lt;/a&gt;</w:t>
-      </w:r>
-    </w:p>
-    <w:p>
-      <w:pPr>
-        <w:spacing w:after="0" w:before="0" w:line="240" w:lineRule="auto"/>
-        <w:jc w:val="left"/>
-      </w:pPr>
-      <w:r>
-        <w:rPr>
-          <w:rFonts w:ascii="Courier New" w:hAnsi="Courier New" w:eastAsia="Courier New"/>
-          <w:b w:val="0"/>
-          <w:sz w:val="18"/>
-        </w:rPr>
-        <w:t xml:space="preserve">        &lt;a href="../index.html"&gt;Все лабы&lt;/a&gt;</w:t>
-      </w:r>
-    </w:p>
-    <w:p>
-      <w:pPr>
-        <w:spacing w:after="0" w:before="0" w:line="240" w:lineRule="auto"/>
-        <w:jc w:val="left"/>
-      </w:pPr>
-      <w:r>
-        <w:rPr>
-          <w:rFonts w:ascii="Courier New" w:hAnsi="Courier New" w:eastAsia="Courier New"/>
-          <w:b w:val="0"/>
-          <w:sz w:val="18"/>
-        </w:rPr>
-        <w:t xml:space="preserve">    &lt;/nav&gt;</w:t>
-      </w:r>
-    </w:p>
-    <w:p>
-      <w:pPr>
-        <w:spacing w:after="0" w:before="0" w:line="240" w:lineRule="auto"/>
-        <w:jc w:val="left"/>
-      </w:pPr>
-      <w:r>
-        <w:rPr>
-          <w:rFonts w:ascii="Courier New" w:hAnsi="Courier New" w:eastAsia="Courier New"/>
-          <w:b w:val="0"/>
-          <w:sz w:val="18"/>
-        </w:rPr>
-        <w:t xml:space="preserve"> </w:t>
-      </w:r>
-    </w:p>
-    <w:p>
-      <w:pPr>
-        <w:spacing w:after="0" w:before="0" w:line="240" w:lineRule="auto"/>
-        <w:jc w:val="left"/>
-      </w:pPr>
-      <w:r>
-        <w:rPr>
-          <w:rFonts w:ascii="Courier New" w:hAnsi="Courier New" w:eastAsia="Courier New"/>
-          <w:b w:val="0"/>
-          <w:sz w:val="18"/>
-        </w:rPr>
-        <w:t xml:space="preserve">    &lt;header class="header"&gt;</w:t>
-      </w:r>
-    </w:p>
-    <w:p>
-      <w:pPr>
-        <w:spacing w:after="0" w:before="0" w:line="240" w:lineRule="auto"/>
-        <w:jc w:val="left"/>
-      </w:pPr>
-      <w:r>
-        <w:rPr>
-          <w:rFonts w:ascii="Courier New" w:hAnsi="Courier New" w:eastAsia="Courier New"/>
-          <w:b w:val="0"/>
-          <w:sz w:val="18"/>
-        </w:rPr>
-        <w:t xml:space="preserve">        &lt;div class="header-inner"&gt;</w:t>
-      </w:r>
-    </w:p>
-    <w:p>
-      <w:pPr>
-        <w:spacing w:after="0" w:before="0" w:line="240" w:lineRule="auto"/>
-        <w:jc w:val="left"/>
-      </w:pPr>
-      <w:r>
-        <w:rPr>
-          <w:rFonts w:ascii="Courier New" w:hAnsi="Courier New" w:eastAsia="Courier New"/>
-          <w:b w:val="0"/>
-          <w:sz w:val="18"/>
-        </w:rPr>
-        <w:t xml:space="preserve">            &lt;img src="logo.png" alt="Логотип Вместе" class="logo"&gt;</w:t>
-      </w:r>
-    </w:p>
-    <w:p>
-      <w:pPr>
-        <w:spacing w:after="0" w:before="0" w:line="240" w:lineRule="auto"/>
-        <w:jc w:val="left"/>
-      </w:pPr>
-      <w:r>
-        <w:rPr>
-          <w:rFonts w:ascii="Courier New" w:hAnsi="Courier New" w:eastAsia="Courier New"/>
-          <w:b w:val="0"/>
-          <w:sz w:val="18"/>
-        </w:rPr>
-        <w:t xml:space="preserve">            &lt;h1 class="brand"&gt;ВМЕСТЕ&lt;/h1&gt;</w:t>
-      </w:r>
-    </w:p>
-    <w:p>
-      <w:pPr>
-        <w:spacing w:after="0" w:before="0" w:line="240" w:lineRule="auto"/>
-        <w:jc w:val="left"/>
-      </w:pPr>
-      <w:r>
-        <w:rPr>
-          <w:rFonts w:ascii="Courier New" w:hAnsi="Courier New" w:eastAsia="Courier New"/>
-          <w:b w:val="0"/>
-          <w:sz w:val="18"/>
-        </w:rPr>
-        <w:t xml:space="preserve">        &lt;/div&gt;</w:t>
-      </w:r>
-    </w:p>
-    <w:p>
-      <w:pPr>
-        <w:spacing w:after="0" w:before="0" w:line="240" w:lineRule="auto"/>
-        <w:jc w:val="left"/>
-      </w:pPr>
-      <w:r>
-        <w:rPr>
-          <w:rFonts w:ascii="Courier New" w:hAnsi="Courier New" w:eastAsia="Courier New"/>
-          <w:b w:val="0"/>
-          <w:sz w:val="18"/>
-        </w:rPr>
-        <w:t xml:space="preserve">    &lt;/header&gt;</w:t>
-      </w:r>
-    </w:p>
-    <w:p>
-      <w:pPr>
-        <w:spacing w:after="0" w:before="0" w:line="240" w:lineRule="auto"/>
-        <w:jc w:val="left"/>
-      </w:pPr>
-      <w:r>
-        <w:rPr>
-          <w:rFonts w:ascii="Courier New" w:hAnsi="Courier New" w:eastAsia="Courier New"/>
-          <w:b w:val="0"/>
-          <w:sz w:val="18"/>
-        </w:rPr>
-        <w:t xml:space="preserve"> </w:t>
-      </w:r>
-    </w:p>
-    <w:p>
-      <w:pPr>
-        <w:spacing w:after="0" w:before="0" w:line="240" w:lineRule="auto"/>
-        <w:jc w:val="left"/>
-      </w:pPr>
-      <w:r>
-        <w:rPr>
-          <w:rFonts w:ascii="Courier New" w:hAnsi="Courier New" w:eastAsia="Courier New"/>
-          <w:b w:val="0"/>
-          <w:sz w:val="18"/>
-        </w:rPr>
-        <w:t xml:space="preserve">    &lt;main class="main"&gt;</w:t>
-      </w:r>
-    </w:p>
-    <w:p>
-      <w:pPr>
-        <w:spacing w:after="0" w:before="0" w:line="240" w:lineRule="auto"/>
-        <w:jc w:val="left"/>
-      </w:pPr>
-      <w:r>
-        <w:rPr>
-          <w:rFonts w:ascii="Courier New" w:hAnsi="Courier New" w:eastAsia="Courier New"/>
-          <w:b w:val="0"/>
-          <w:sz w:val="18"/>
-        </w:rPr>
-        <w:t xml:space="preserve">        &lt;section class="card"&gt;</w:t>
-      </w:r>
-    </w:p>
-    <w:p>
-      <w:pPr>
-        <w:spacing w:after="0" w:before="0" w:line="240" w:lineRule="auto"/>
-        <w:jc w:val="left"/>
-      </w:pPr>
-      <w:r>
-        <w:rPr>
-          <w:rFonts w:ascii="Courier New" w:hAnsi="Courier New" w:eastAsia="Courier New"/>
-          <w:b w:val="0"/>
-          <w:sz w:val="18"/>
-        </w:rPr>
-        <w:t xml:space="preserve">            &lt;form class="form form-login" action="OK.html" method="get"&gt;</w:t>
-      </w:r>
-    </w:p>
-    <w:p>
-      <w:pPr>
-        <w:spacing w:after="0" w:before="0" w:line="240" w:lineRule="auto"/>
-        <w:jc w:val="left"/>
-      </w:pPr>
-      <w:r>
-        <w:rPr>
-          <w:rFonts w:ascii="Courier New" w:hAnsi="Courier New" w:eastAsia="Courier New"/>
-          <w:b w:val="0"/>
-          <w:sz w:val="18"/>
-        </w:rPr>
-        <w:t xml:space="preserve">                &lt;input type="text" name="login" placeholder="Телефон или email" required&gt;</w:t>
-      </w:r>
-    </w:p>
-    <w:p>
-      <w:pPr>
-        <w:spacing w:after="0" w:before="0" w:line="240" w:lineRule="auto"/>
-        <w:jc w:val="left"/>
-      </w:pPr>
-      <w:r>
-        <w:rPr>
-          <w:rFonts w:ascii="Courier New" w:hAnsi="Courier New" w:eastAsia="Courier New"/>
-          <w:b w:val="0"/>
-          <w:sz w:val="18"/>
-        </w:rPr>
-        <w:t xml:space="preserve">                &lt;input type="password" name="password" placeholder="Пароль" required&gt;</w:t>
-      </w:r>
-    </w:p>
-    <w:p>
-      <w:pPr>
-        <w:spacing w:after="0" w:before="0" w:line="240" w:lineRule="auto"/>
-        <w:jc w:val="left"/>
-      </w:pPr>
-      <w:r>
-        <w:rPr>
-          <w:rFonts w:ascii="Courier New" w:hAnsi="Courier New" w:eastAsia="Courier New"/>
-          <w:b w:val="0"/>
-          <w:sz w:val="18"/>
-        </w:rPr>
-        <w:t xml:space="preserve">                &lt;div class="form-row"&gt;</w:t>
-      </w:r>
-    </w:p>
-    <w:p>
-      <w:pPr>
-        <w:spacing w:after="0" w:before="0" w:line="240" w:lineRule="auto"/>
-        <w:jc w:val="left"/>
-      </w:pPr>
-      <w:r>
-        <w:rPr>
-          <w:rFonts w:ascii="Courier New" w:hAnsi="Courier New" w:eastAsia="Courier New"/>
-          <w:b w:val="0"/>
-          <w:sz w:val="18"/>
-        </w:rPr>
-        <w:t xml:space="preserve">                    &lt;button type="submit" class="btn"&gt;Войти&lt;/button&gt;</w:t>
-      </w:r>
-    </w:p>
-    <w:p>
-      <w:pPr>
-        <w:spacing w:after="0" w:before="0" w:line="240" w:lineRule="auto"/>
-        <w:jc w:val="left"/>
-      </w:pPr>
-      <w:r>
-        <w:rPr>
-          <w:rFonts w:ascii="Courier New" w:hAnsi="Courier New" w:eastAsia="Courier New"/>
-          <w:b w:val="0"/>
-          <w:sz w:val="18"/>
-        </w:rPr>
-        <w:t xml:space="preserve">                    &lt;a href="OK.html" class="link"&gt;Забыли пароль?&lt;/a&gt;</w:t>
-      </w:r>
-    </w:p>
-    <w:p>
-      <w:pPr>
-        <w:spacing w:after="0" w:before="0" w:line="240" w:lineRule="auto"/>
-        <w:jc w:val="left"/>
-      </w:pPr>
-      <w:r>
-        <w:rPr>
-          <w:rFonts w:ascii="Courier New" w:hAnsi="Courier New" w:eastAsia="Courier New"/>
-          <w:b w:val="0"/>
-          <w:sz w:val="18"/>
-        </w:rPr>
-        <w:t xml:space="preserve">                &lt;/div&gt;</w:t>
-      </w:r>
-    </w:p>
-    <w:p>
-      <w:pPr>
-        <w:spacing w:after="0" w:before="0" w:line="240" w:lineRule="auto"/>
-        <w:jc w:val="left"/>
-      </w:pPr>
-      <w:r>
-        <w:rPr>
-          <w:rFonts w:ascii="Courier New" w:hAnsi="Courier New" w:eastAsia="Courier New"/>
-          <w:b w:val="0"/>
-          <w:sz w:val="18"/>
-        </w:rPr>
-        <w:t xml:space="preserve">            &lt;/form&gt;</w:t>
-      </w:r>
-    </w:p>
-    <w:p>
-      <w:pPr>
-        <w:spacing w:after="0" w:before="0" w:line="240" w:lineRule="auto"/>
-        <w:jc w:val="left"/>
-      </w:pPr>
-      <w:r>
-        <w:rPr>
-          <w:rFonts w:ascii="Courier New" w:hAnsi="Courier New" w:eastAsia="Courier New"/>
-          <w:b w:val="0"/>
-          <w:sz w:val="18"/>
-        </w:rPr>
-        <w:t xml:space="preserve">        &lt;/section&gt;</w:t>
-      </w:r>
-    </w:p>
-    <w:p>
-      <w:pPr>
-        <w:spacing w:after="0" w:before="0" w:line="240" w:lineRule="auto"/>
-        <w:jc w:val="left"/>
-      </w:pPr>
-      <w:r>
-        <w:rPr>
-          <w:rFonts w:ascii="Courier New" w:hAnsi="Courier New" w:eastAsia="Courier New"/>
-          <w:b w:val="0"/>
-          <w:sz w:val="18"/>
-        </w:rPr>
-        <w:t xml:space="preserve"> </w:t>
-      </w:r>
-    </w:p>
-    <w:p>
-      <w:pPr>
-        <w:spacing w:after="0" w:before="0" w:line="240" w:lineRule="auto"/>
-        <w:jc w:val="left"/>
-      </w:pPr>
-      <w:r>
-        <w:rPr>
-          <w:rFonts w:ascii="Courier New" w:hAnsi="Courier New" w:eastAsia="Courier New"/>
-          <w:b w:val="0"/>
-          <w:sz w:val="18"/>
-        </w:rPr>
-        <w:t xml:space="preserve">        &lt;div class="divider"&gt;&lt;/div&gt;</w:t>
-      </w:r>
-    </w:p>
-    <w:p>
-      <w:pPr>
-        <w:spacing w:after="0" w:before="0" w:line="240" w:lineRule="auto"/>
-        <w:jc w:val="left"/>
-      </w:pPr>
-      <w:r>
-        <w:rPr>
-          <w:rFonts w:ascii="Courier New" w:hAnsi="Courier New" w:eastAsia="Courier New"/>
-          <w:b w:val="0"/>
-          <w:sz w:val="18"/>
-        </w:rPr>
-        <w:t xml:space="preserve"> </w:t>
-      </w:r>
-    </w:p>
-    <w:p>
-      <w:pPr>
-        <w:spacing w:after="0" w:before="0" w:line="240" w:lineRule="auto"/>
-        <w:jc w:val="left"/>
-      </w:pPr>
-      <w:r>
-        <w:rPr>
-          <w:rFonts w:ascii="Courier New" w:hAnsi="Courier New" w:eastAsia="Courier New"/>
-          <w:b w:val="0"/>
-          <w:sz w:val="18"/>
-        </w:rPr>
-        <w:t xml:space="preserve">        &lt;section class="card"&gt;</w:t>
-      </w:r>
-    </w:p>
-    <w:p>
-      <w:pPr>
-        <w:spacing w:after="0" w:before="0" w:line="240" w:lineRule="auto"/>
-        <w:jc w:val="left"/>
-      </w:pPr>
-      <w:r>
-        <w:rPr>
-          <w:rFonts w:ascii="Courier New" w:hAnsi="Courier New" w:eastAsia="Courier New"/>
-          <w:b w:val="0"/>
-          <w:sz w:val="18"/>
-        </w:rPr>
-        <w:t xml:space="preserve">            &lt;h2 class="title"&gt;Регистрация&lt;/h2&gt;</w:t>
-      </w:r>
-    </w:p>
-    <w:p>
-      <w:pPr>
-        <w:spacing w:after="0" w:before="0" w:line="240" w:lineRule="auto"/>
-        <w:jc w:val="left"/>
-      </w:pPr>
-      <w:r>
-        <w:rPr>
-          <w:rFonts w:ascii="Courier New" w:hAnsi="Courier New" w:eastAsia="Courier New"/>
-          <w:b w:val="0"/>
-          <w:sz w:val="18"/>
-        </w:rPr>
-        <w:t xml:space="preserve">            &lt;p class="subtitle"&gt;Моментальная регистрация&lt;/p&gt;</w:t>
-      </w:r>
-    </w:p>
-    <w:p>
-      <w:pPr>
-        <w:spacing w:after="0" w:before="0" w:line="240" w:lineRule="auto"/>
-        <w:jc w:val="left"/>
-      </w:pPr>
-      <w:r>
-        <w:rPr>
-          <w:rFonts w:ascii="Courier New" w:hAnsi="Courier New" w:eastAsia="Courier New"/>
-          <w:b w:val="0"/>
-          <w:sz w:val="18"/>
-        </w:rPr>
-        <w:t xml:space="preserve">            &lt;form class="form form-register" action="OK.html" method="get"&gt;</w:t>
-      </w:r>
-    </w:p>
-    <w:p>
-      <w:pPr>
-        <w:spacing w:after="0" w:before="0" w:line="240" w:lineRule="auto"/>
-        <w:jc w:val="left"/>
-      </w:pPr>
-      <w:r>
-        <w:rPr>
-          <w:rFonts w:ascii="Courier New" w:hAnsi="Courier New" w:eastAsia="Courier New"/>
-          <w:b w:val="0"/>
-          <w:sz w:val="18"/>
-        </w:rPr>
-        <w:t xml:space="preserve">                &lt;input type="text" name="first_name" placeholder="Ваше имя" required&gt;</w:t>
-      </w:r>
-    </w:p>
-    <w:p>
-      <w:pPr>
-        <w:spacing w:after="0" w:before="0" w:line="240" w:lineRule="auto"/>
-        <w:jc w:val="left"/>
-      </w:pPr>
-      <w:r>
-        <w:rPr>
-          <w:rFonts w:ascii="Courier New" w:hAnsi="Courier New" w:eastAsia="Courier New"/>
-          <w:b w:val="0"/>
-          <w:sz w:val="18"/>
-        </w:rPr>
-        <w:t xml:space="preserve">                &lt;input type="text" name="last_name" placeholder="Ваша фамилия" required&gt;</w:t>
-      </w:r>
-    </w:p>
-    <w:p>
-      <w:pPr>
-        <w:spacing w:after="0" w:before="0" w:line="240" w:lineRule="auto"/>
-        <w:jc w:val="left"/>
-      </w:pPr>
-      <w:r>
-        <w:rPr>
-          <w:rFonts w:ascii="Courier New" w:hAnsi="Courier New" w:eastAsia="Courier New"/>
-          <w:b w:val="0"/>
-          <w:sz w:val="18"/>
-        </w:rPr>
-        <w:t xml:space="preserve">                &lt;div class="birth"&gt;</w:t>
-      </w:r>
-    </w:p>
-    <w:p>
-      <w:pPr>
-        <w:spacing w:after="0" w:before="0" w:line="240" w:lineRule="auto"/>
-        <w:jc w:val="left"/>
-      </w:pPr>
-      <w:r>
-        <w:rPr>
-          <w:rFonts w:ascii="Courier New" w:hAnsi="Courier New" w:eastAsia="Courier New"/>
-          <w:b w:val="0"/>
-          <w:sz w:val="18"/>
-        </w:rPr>
-        <w:t xml:space="preserve">                    &lt;label class="birth-label"&gt;</w:t>
-      </w:r>
-    </w:p>
-    <w:p>
-      <w:pPr>
-        <w:spacing w:after="0" w:before="0" w:line="240" w:lineRule="auto"/>
-        <w:jc w:val="left"/>
-      </w:pPr>
-      <w:r>
-        <w:rPr>
-          <w:rFonts w:ascii="Courier New" w:hAnsi="Courier New" w:eastAsia="Courier New"/>
-          <w:b w:val="0"/>
-          <w:sz w:val="18"/>
-        </w:rPr>
-        <w:t xml:space="preserve">                        Дата рождения</w:t>
-      </w:r>
-    </w:p>
-    <w:p>
-      <w:pPr>
-        <w:spacing w:after="0" w:before="0" w:line="240" w:lineRule="auto"/>
-        <w:jc w:val="left"/>
-      </w:pPr>
-      <w:r>
-        <w:rPr>
-          <w:rFonts w:ascii="Courier New" w:hAnsi="Courier New" w:eastAsia="Courier New"/>
-          <w:b w:val="0"/>
-          <w:sz w:val="18"/>
-        </w:rPr>
-        <w:t xml:space="preserve">                        &lt;span class="hint" title="Укажите дату рождения"&gt;?&lt;/span&gt;</w:t>
-      </w:r>
-    </w:p>
-    <w:p>
-      <w:pPr>
-        <w:spacing w:after="0" w:before="0" w:line="240" w:lineRule="auto"/>
-        <w:jc w:val="left"/>
-      </w:pPr>
-      <w:r>
-        <w:rPr>
-          <w:rFonts w:ascii="Courier New" w:hAnsi="Courier New" w:eastAsia="Courier New"/>
-          <w:b w:val="0"/>
-          <w:sz w:val="18"/>
-        </w:rPr>
-        <w:t xml:space="preserve">                    &lt;/label&gt;</w:t>
-      </w:r>
-    </w:p>
-    <w:p>
-      <w:pPr>
-        <w:spacing w:after="0" w:before="0" w:line="240" w:lineRule="auto"/>
-        <w:jc w:val="left"/>
-      </w:pPr>
-      <w:r>
-        <w:rPr>
-          <w:rFonts w:ascii="Courier New" w:hAnsi="Courier New" w:eastAsia="Courier New"/>
-          <w:b w:val="0"/>
-          <w:sz w:val="18"/>
-        </w:rPr>
-        <w:t xml:space="preserve">                    &lt;div class="birth-selects"&gt;</w:t>
-      </w:r>
-    </w:p>
-    <w:p>
-      <w:pPr>
-        <w:spacing w:after="0" w:before="0" w:line="240" w:lineRule="auto"/>
-        <w:jc w:val="left"/>
-      </w:pPr>
-      <w:r>
-        <w:rPr>
-          <w:rFonts w:ascii="Courier New" w:hAnsi="Courier New" w:eastAsia="Courier New"/>
-          <w:b w:val="0"/>
-          <w:sz w:val="18"/>
-        </w:rPr>
-        <w:t xml:space="preserve">                        &lt;select name="day" required&gt;</w:t>
-      </w:r>
-    </w:p>
-    <w:p>
-      <w:pPr>
-        <w:spacing w:after="0" w:before="0" w:line="240" w:lineRule="auto"/>
-        <w:jc w:val="left"/>
-      </w:pPr>
-      <w:r>
-        <w:rPr>
-          <w:rFonts w:ascii="Courier New" w:hAnsi="Courier New" w:eastAsia="Courier New"/>
-          <w:b w:val="0"/>
-          <w:sz w:val="18"/>
-        </w:rPr>
-        <w:t xml:space="preserve">                            &lt;option value=""&gt;День&lt;/option&gt;</w:t>
-      </w:r>
-    </w:p>
-    <w:p>
-      <w:pPr>
-        <w:spacing w:after="0" w:before="0" w:line="240" w:lineRule="auto"/>
-        <w:jc w:val="left"/>
-      </w:pPr>
-      <w:r>
-        <w:rPr>
-          <w:rFonts w:ascii="Courier New" w:hAnsi="Courier New" w:eastAsia="Courier New"/>
-          <w:b w:val="0"/>
-          <w:sz w:val="18"/>
-        </w:rPr>
-        <w:t xml:space="preserve">                            &lt;option&gt;1&lt;/option&gt;&lt;option&gt;2&lt;/option&gt;&lt;option&gt;3&lt;/option&gt;&lt;option&gt;4&lt;/option&gt;</w:t>
-      </w:r>
-    </w:p>
-    <w:p>
-      <w:pPr>
-        <w:spacing w:after="0" w:before="0" w:line="240" w:lineRule="auto"/>
-        <w:jc w:val="left"/>
-      </w:pPr>
-      <w:r>
-        <w:rPr>
-          <w:rFonts w:ascii="Courier New" w:hAnsi="Courier New" w:eastAsia="Courier New"/>
-          <w:b w:val="0"/>
-          <w:sz w:val="18"/>
-        </w:rPr>
-        <w:t xml:space="preserve">                            &lt;option&gt;5&lt;/option&gt;&lt;option&gt;6&lt;/option&gt;&lt;option&gt;7&lt;/option&gt;&lt;option&gt;8&lt;/option&gt;</w:t>
-      </w:r>
-    </w:p>
-    <w:p>
-      <w:pPr>
-        <w:spacing w:after="0" w:before="0" w:line="240" w:lineRule="auto"/>
-        <w:jc w:val="left"/>
-      </w:pPr>
-      <w:r>
-        <w:rPr>
-          <w:rFonts w:ascii="Courier New" w:hAnsi="Courier New" w:eastAsia="Courier New"/>
-          <w:b w:val="0"/>
-          <w:sz w:val="18"/>
-        </w:rPr>
-        <w:t xml:space="preserve">                            &lt;option&gt;9&lt;/option&gt;&lt;option&gt;10&lt;/option&gt;&lt;option&gt;11&lt;/option&gt;&lt;option&gt;12&lt;/option&gt;</w:t>
-      </w:r>
-    </w:p>
-    <w:p>
-      <w:pPr>
-        <w:spacing w:after="0" w:before="0" w:line="240" w:lineRule="auto"/>
-        <w:jc w:val="left"/>
-      </w:pPr>
-      <w:r>
-        <w:rPr>
-          <w:rFonts w:ascii="Courier New" w:hAnsi="Courier New" w:eastAsia="Courier New"/>
-          <w:b w:val="0"/>
-          <w:sz w:val="18"/>
-        </w:rPr>
-        <w:t xml:space="preserve">                            &lt;option&gt;13&lt;/option&gt;&lt;option&gt;14&lt;/option&gt;&lt;option&gt;15&lt;/option&gt;&lt;option&gt;16&lt;/option&gt;</w:t>
-      </w:r>
-    </w:p>
-    <w:p>
-      <w:pPr>
-        <w:spacing w:after="0" w:before="0" w:line="240" w:lineRule="auto"/>
-        <w:jc w:val="left"/>
-      </w:pPr>
-      <w:r>
-        <w:rPr>
-          <w:rFonts w:ascii="Courier New" w:hAnsi="Courier New" w:eastAsia="Courier New"/>
-          <w:b w:val="0"/>
-          <w:sz w:val="18"/>
-        </w:rPr>
-        <w:t xml:space="preserve">                            &lt;option&gt;17&lt;/option&gt;&lt;option&gt;18&lt;/option&gt;&lt;option&gt;19&lt;/option&gt;&lt;option&gt;20&lt;/option&gt;</w:t>
-      </w:r>
-    </w:p>
-    <w:p>
-      <w:pPr>
-        <w:spacing w:after="0" w:before="0" w:line="240" w:lineRule="auto"/>
-        <w:jc w:val="left"/>
-      </w:pPr>
-      <w:r>
-        <w:rPr>
-          <w:rFonts w:ascii="Courier New" w:hAnsi="Courier New" w:eastAsia="Courier New"/>
-          <w:b w:val="0"/>
-          <w:sz w:val="18"/>
-        </w:rPr>
-        <w:t xml:space="preserve">                            &lt;option&gt;21&lt;/option&gt;&lt;option&gt;22&lt;/option&gt;&lt;option&gt;23&lt;/option&gt;&lt;option&gt;24&lt;/option&gt;</w:t>
-      </w:r>
-    </w:p>
-    <w:p>
-      <w:pPr>
-        <w:spacing w:after="0" w:before="0" w:line="240" w:lineRule="auto"/>
-        <w:jc w:val="left"/>
-      </w:pPr>
-      <w:r>
-        <w:rPr>
-          <w:rFonts w:ascii="Courier New" w:hAnsi="Courier New" w:eastAsia="Courier New"/>
-          <w:b w:val="0"/>
-          <w:sz w:val="18"/>
-        </w:rPr>
-        <w:t xml:space="preserve">                            &lt;option&gt;25&lt;/option&gt;&lt;option&gt;26&lt;/option&gt;&lt;option&gt;27&lt;/option&gt;&lt;option&gt;28&lt;/option&gt;</w:t>
-      </w:r>
-    </w:p>
-    <w:p>
-      <w:pPr>
-        <w:spacing w:after="0" w:before="0" w:line="240" w:lineRule="auto"/>
-        <w:jc w:val="left"/>
-      </w:pPr>
-      <w:r>
-        <w:rPr>
-          <w:rFonts w:ascii="Courier New" w:hAnsi="Courier New" w:eastAsia="Courier New"/>
-          <w:b w:val="0"/>
-          <w:sz w:val="18"/>
-        </w:rPr>
-        <w:t xml:space="preserve">                            &lt;option&gt;29&lt;/option&gt;&lt;option&gt;30&lt;/option&gt;&lt;option&gt;31&lt;/option&gt;</w:t>
-      </w:r>
-    </w:p>
-    <w:p>
-      <w:pPr>
-        <w:spacing w:after="0" w:before="0" w:line="240" w:lineRule="auto"/>
-        <w:jc w:val="left"/>
-      </w:pPr>
-      <w:r>
-        <w:rPr>
-          <w:rFonts w:ascii="Courier New" w:hAnsi="Courier New" w:eastAsia="Courier New"/>
-          <w:b w:val="0"/>
-          <w:sz w:val="18"/>
-        </w:rPr>
-        <w:t xml:space="preserve">                        &lt;/select&gt;</w:t>
-      </w:r>
-    </w:p>
-    <w:p>
-      <w:pPr>
-        <w:spacing w:after="0" w:before="0" w:line="240" w:lineRule="auto"/>
-        <w:jc w:val="left"/>
-      </w:pPr>
-      <w:r>
-        <w:rPr>
-          <w:rFonts w:ascii="Courier New" w:hAnsi="Courier New" w:eastAsia="Courier New"/>
-          <w:b w:val="0"/>
-          <w:sz w:val="18"/>
-        </w:rPr>
-        <w:t xml:space="preserve">                        &lt;select name="month" required&gt;</w:t>
-      </w:r>
-    </w:p>
-    <w:p>
-      <w:pPr>
-        <w:spacing w:after="0" w:before="0" w:line="240" w:lineRule="auto"/>
-        <w:jc w:val="left"/>
-      </w:pPr>
-      <w:r>
-        <w:rPr>
-          <w:rFonts w:ascii="Courier New" w:hAnsi="Courier New" w:eastAsia="Courier New"/>
-          <w:b w:val="0"/>
-          <w:sz w:val="18"/>
-        </w:rPr>
-        <w:t xml:space="preserve">                            &lt;option value=""&gt;Месяц&lt;/option&gt;</w:t>
-      </w:r>
-    </w:p>
-    <w:p>
-      <w:pPr>
-        <w:spacing w:after="0" w:before="0" w:line="240" w:lineRule="auto"/>
-        <w:jc w:val="left"/>
-      </w:pPr>
-      <w:r>
-        <w:rPr>
-          <w:rFonts w:ascii="Courier New" w:hAnsi="Courier New" w:eastAsia="Courier New"/>
-          <w:b w:val="0"/>
-          <w:sz w:val="18"/>
-        </w:rPr>
-        <w:t xml:space="preserve">                            &lt;option value="1"&gt;Январь&lt;/option&gt;</w:t>
-      </w:r>
-    </w:p>
-    <w:p>
-      <w:pPr>
-        <w:spacing w:after="0" w:before="0" w:line="240" w:lineRule="auto"/>
-        <w:jc w:val="left"/>
-      </w:pPr>
-      <w:r>
-        <w:rPr>
-          <w:rFonts w:ascii="Courier New" w:hAnsi="Courier New" w:eastAsia="Courier New"/>
-          <w:b w:val="0"/>
-          <w:sz w:val="18"/>
-        </w:rPr>
-        <w:t xml:space="preserve">                            &lt;option value="2"&gt;Февраль&lt;/option&gt;</w:t>
-      </w:r>
-    </w:p>
-    <w:p>
-      <w:pPr>
-        <w:spacing w:after="0" w:before="0" w:line="240" w:lineRule="auto"/>
-        <w:jc w:val="left"/>
-      </w:pPr>
-      <w:r>
-        <w:rPr>
-          <w:rFonts w:ascii="Courier New" w:hAnsi="Courier New" w:eastAsia="Courier New"/>
-          <w:b w:val="0"/>
-          <w:sz w:val="18"/>
-        </w:rPr>
-        <w:t xml:space="preserve">                            &lt;option value="3"&gt;Март&lt;/option&gt;</w:t>
-      </w:r>
-    </w:p>
-    <w:p>
-      <w:pPr>
-        <w:spacing w:after="0" w:before="0" w:line="240" w:lineRule="auto"/>
-        <w:jc w:val="left"/>
-      </w:pPr>
-      <w:r>
-        <w:rPr>
-          <w:rFonts w:ascii="Courier New" w:hAnsi="Courier New" w:eastAsia="Courier New"/>
-          <w:b w:val="0"/>
-          <w:sz w:val="18"/>
-        </w:rPr>
-        <w:t xml:space="preserve">                            &lt;option value="4"&gt;Апрель&lt;/option&gt;</w:t>
-      </w:r>
-    </w:p>
-    <w:p>
-      <w:pPr>
-        <w:spacing w:after="0" w:before="0" w:line="240" w:lineRule="auto"/>
-        <w:jc w:val="left"/>
-      </w:pPr>
-      <w:r>
-        <w:rPr>
-          <w:rFonts w:ascii="Courier New" w:hAnsi="Courier New" w:eastAsia="Courier New"/>
-          <w:b w:val="0"/>
-          <w:sz w:val="18"/>
-        </w:rPr>
-        <w:t xml:space="preserve">                            &lt;option value="5"&gt;Май&lt;/option&gt;</w:t>
-      </w:r>
-    </w:p>
-    <w:p>
-      <w:pPr>
-        <w:spacing w:after="0" w:before="0" w:line="240" w:lineRule="auto"/>
-        <w:jc w:val="left"/>
-      </w:pPr>
-      <w:r>
-        <w:rPr>
-          <w:rFonts w:ascii="Courier New" w:hAnsi="Courier New" w:eastAsia="Courier New"/>
-          <w:b w:val="0"/>
-          <w:sz w:val="18"/>
-        </w:rPr>
-        <w:t xml:space="preserve">                            &lt;option value="6"&gt;Июнь&lt;/option&gt;</w:t>
-      </w:r>
-    </w:p>
-    <w:p>
-      <w:pPr>
-        <w:spacing w:after="0" w:before="0" w:line="240" w:lineRule="auto"/>
-        <w:jc w:val="left"/>
-      </w:pPr>
-      <w:r>
-        <w:rPr>
-          <w:rFonts w:ascii="Courier New" w:hAnsi="Courier New" w:eastAsia="Courier New"/>
-          <w:b w:val="0"/>
-          <w:sz w:val="18"/>
-        </w:rPr>
-        <w:t xml:space="preserve">                            &lt;option value="7"&gt;Июль&lt;/option&gt;</w:t>
-      </w:r>
-    </w:p>
-    <w:p>
-      <w:pPr>
-        <w:spacing w:after="0" w:before="0" w:line="240" w:lineRule="auto"/>
-        <w:jc w:val="left"/>
-      </w:pPr>
-      <w:r>
-        <w:rPr>
-          <w:rFonts w:ascii="Courier New" w:hAnsi="Courier New" w:eastAsia="Courier New"/>
-          <w:b w:val="0"/>
-          <w:sz w:val="18"/>
-        </w:rPr>
-        <w:t xml:space="preserve">                            &lt;option value="8"&gt;Август&lt;/option&gt;</w:t>
-      </w:r>
-    </w:p>
-    <w:p>
-      <w:pPr>
-        <w:spacing w:after="0" w:before="0" w:line="240" w:lineRule="auto"/>
-        <w:jc w:val="left"/>
-      </w:pPr>
-      <w:r>
-        <w:rPr>
-          <w:rFonts w:ascii="Courier New" w:hAnsi="Courier New" w:eastAsia="Courier New"/>
-          <w:b w:val="0"/>
-          <w:sz w:val="18"/>
-        </w:rPr>
-        <w:t xml:space="preserve">                            &lt;option value="9"&gt;Сентябрь&lt;/option&gt;</w:t>
-      </w:r>
-    </w:p>
-    <w:p>
-      <w:pPr>
-        <w:spacing w:after="0" w:before="0" w:line="240" w:lineRule="auto"/>
-        <w:jc w:val="left"/>
-      </w:pPr>
-      <w:r>
-        <w:rPr>
-          <w:rFonts w:ascii="Courier New" w:hAnsi="Courier New" w:eastAsia="Courier New"/>
-          <w:b w:val="0"/>
-          <w:sz w:val="18"/>
-        </w:rPr>
-        <w:t xml:space="preserve">                            &lt;option value="10"&gt;Октябрь&lt;/option&gt;</w:t>
-      </w:r>
-    </w:p>
-    <w:p>
-      <w:pPr>
-        <w:spacing w:after="0" w:before="0" w:line="240" w:lineRule="auto"/>
-        <w:jc w:val="left"/>
-      </w:pPr>
-      <w:r>
-        <w:rPr>
-          <w:rFonts w:ascii="Courier New" w:hAnsi="Courier New" w:eastAsia="Courier New"/>
-          <w:b w:val="0"/>
-          <w:sz w:val="18"/>
-        </w:rPr>
-        <w:t xml:space="preserve">                            &lt;option value="11"&gt;Ноябрь&lt;/option&gt;</w:t>
-      </w:r>
-    </w:p>
-    <w:p>
-      <w:pPr>
-        <w:spacing w:after="0" w:before="0" w:line="240" w:lineRule="auto"/>
-        <w:jc w:val="left"/>
-      </w:pPr>
-      <w:r>
-        <w:rPr>
-          <w:rFonts w:ascii="Courier New" w:hAnsi="Courier New" w:eastAsia="Courier New"/>
-          <w:b w:val="0"/>
-          <w:sz w:val="18"/>
-        </w:rPr>
-        <w:t xml:space="preserve">                            &lt;option value="12"&gt;Декабрь&lt;/option&gt;</w:t>
-      </w:r>
-    </w:p>
-    <w:p>
-      <w:pPr>
-        <w:spacing w:after="0" w:before="0" w:line="240" w:lineRule="auto"/>
-        <w:jc w:val="left"/>
-      </w:pPr>
-      <w:r>
-        <w:rPr>
-          <w:rFonts w:ascii="Courier New" w:hAnsi="Courier New" w:eastAsia="Courier New"/>
-          <w:b w:val="0"/>
-          <w:sz w:val="18"/>
-        </w:rPr>
-        <w:t xml:space="preserve">                        &lt;/select&gt;</w:t>
-      </w:r>
-    </w:p>
-    <w:p>
-      <w:pPr>
-        <w:spacing w:after="0" w:before="0" w:line="240" w:lineRule="auto"/>
-        <w:jc w:val="left"/>
-      </w:pPr>
-      <w:r>
-        <w:rPr>
-          <w:rFonts w:ascii="Courier New" w:hAnsi="Courier New" w:eastAsia="Courier New"/>
-          <w:b w:val="0"/>
-          <w:sz w:val="18"/>
-        </w:rPr>
-        <w:t xml:space="preserve">                        &lt;select name="year" required&gt;</w:t>
-      </w:r>
-    </w:p>
-    <w:p>
-      <w:pPr>
-        <w:spacing w:after="0" w:before="0" w:line="240" w:lineRule="auto"/>
-        <w:jc w:val="left"/>
-      </w:pPr>
-      <w:r>
-        <w:rPr>
-          <w:rFonts w:ascii="Courier New" w:hAnsi="Courier New" w:eastAsia="Courier New"/>
-          <w:b w:val="0"/>
-          <w:sz w:val="18"/>
-        </w:rPr>
-        <w:t xml:space="preserve">                            &lt;option value=""&gt;Год&lt;/option&gt;</w:t>
-      </w:r>
-    </w:p>
-    <w:p>
-      <w:pPr>
-        <w:spacing w:after="0" w:before="0" w:line="240" w:lineRule="auto"/>
-        <w:jc w:val="left"/>
-      </w:pPr>
-      <w:r>
-        <w:rPr>
-          <w:rFonts w:ascii="Courier New" w:hAnsi="Courier New" w:eastAsia="Courier New"/>
-          <w:b w:val="0"/>
-          <w:sz w:val="18"/>
-        </w:rPr>
-        <w:t xml:space="preserve">                            &lt;option&gt;2010&lt;/option&gt;&lt;option&gt;2009&lt;/option&gt;&lt;option&gt;2008&lt;/option&gt;&lt;option&gt;2007&lt;/option&gt;</w:t>
-      </w:r>
-    </w:p>
-    <w:p>
-      <w:pPr>
-        <w:spacing w:after="0" w:before="0" w:line="240" w:lineRule="auto"/>
-        <w:jc w:val="left"/>
-      </w:pPr>
-      <w:r>
-        <w:rPr>
-          <w:rFonts w:ascii="Courier New" w:hAnsi="Courier New" w:eastAsia="Courier New"/>
-          <w:b w:val="0"/>
-          <w:sz w:val="18"/>
-        </w:rPr>
-        <w:t xml:space="preserve">                            &lt;option&gt;2006&lt;/option&gt;&lt;option&gt;2005&lt;/option&gt;&lt;option&gt;2004&lt;/option&gt;&lt;option&gt;2003&lt;/option&gt;</w:t>
-      </w:r>
-    </w:p>
-    <w:p>
-      <w:pPr>
-        <w:spacing w:after="0" w:before="0" w:line="240" w:lineRule="auto"/>
-        <w:jc w:val="left"/>
-      </w:pPr>
-      <w:r>
-        <w:rPr>
-          <w:rFonts w:ascii="Courier New" w:hAnsi="Courier New" w:eastAsia="Courier New"/>
-          <w:b w:val="0"/>
-          <w:sz w:val="18"/>
-        </w:rPr>
-        <w:t xml:space="preserve">                            &lt;option&gt;2002&lt;/option&gt;&lt;option&gt;2001&lt;/option&gt;&lt;option&gt;2000&lt;/option&gt;&lt;option&gt;1999&lt;/option&gt;</w:t>
-      </w:r>
-    </w:p>
-    <w:p>
-      <w:pPr>
-        <w:spacing w:after="0" w:before="0" w:line="240" w:lineRule="auto"/>
-        <w:jc w:val="left"/>
-      </w:pPr>
-      <w:r>
-        <w:rPr>
-          <w:rFonts w:ascii="Courier New" w:hAnsi="Courier New" w:eastAsia="Courier New"/>
-          <w:b w:val="0"/>
-          <w:sz w:val="18"/>
-        </w:rPr>
-        <w:t xml:space="preserve">                            &lt;option&gt;1998&lt;/option&gt;&lt;option&gt;1997&lt;/option&gt;&lt;option&gt;1996&lt;/option&gt;&lt;option&gt;1995&lt;/option&gt;</w:t>
-      </w:r>
-    </w:p>
-    <w:p>
-      <w:pPr>
-        <w:spacing w:after="0" w:before="0" w:line="240" w:lineRule="auto"/>
-        <w:jc w:val="left"/>
-      </w:pPr>
-      <w:r>
-        <w:rPr>
-          <w:rFonts w:ascii="Courier New" w:hAnsi="Courier New" w:eastAsia="Courier New"/>
-          <w:b w:val="0"/>
-          <w:sz w:val="18"/>
-        </w:rPr>
-        <w:t xml:space="preserve">                            &lt;option&gt;1994&lt;/option&gt;&lt;option&gt;1993&lt;/option&gt;&lt;option&gt;1992&lt;/option&gt;&lt;option&gt;1991&lt;/option&gt;</w:t>
-      </w:r>
-    </w:p>
-    <w:p>
-      <w:pPr>
-        <w:spacing w:after="0" w:before="0" w:line="240" w:lineRule="auto"/>
-        <w:jc w:val="left"/>
-      </w:pPr>
-      <w:r>
-        <w:rPr>
-          <w:rFonts w:ascii="Courier New" w:hAnsi="Courier New" w:eastAsia="Courier New"/>
-          <w:b w:val="0"/>
-          <w:sz w:val="18"/>
-        </w:rPr>
-        <w:t xml:space="preserve">                            &lt;option&gt;1990&lt;/option&gt;&lt;option&gt;1989&lt;/option&gt;&lt;option&gt;1988&lt;/option&gt;&lt;option&gt;1985&lt;/option&gt;</w:t>
-      </w:r>
-    </w:p>
-    <w:p>
-      <w:pPr>
-        <w:spacing w:after="0" w:before="0" w:line="240" w:lineRule="auto"/>
-        <w:jc w:val="left"/>
-      </w:pPr>
-      <w:r>
-        <w:rPr>
-          <w:rFonts w:ascii="Courier New" w:hAnsi="Courier New" w:eastAsia="Courier New"/>
-          <w:b w:val="0"/>
-          <w:sz w:val="18"/>
-        </w:rPr>
-        <w:t xml:space="preserve">                            &lt;option&gt;1980&lt;/option&gt;&lt;option&gt;1975&lt;/option&gt;&lt;option&gt;1970&lt;/option&gt;</w:t>
-      </w:r>
-    </w:p>
-    <w:p>
-      <w:pPr>
-        <w:spacing w:after="0" w:before="0" w:line="240" w:lineRule="auto"/>
-        <w:jc w:val="left"/>
-      </w:pPr>
-      <w:r>
-        <w:rPr>
-          <w:rFonts w:ascii="Courier New" w:hAnsi="Courier New" w:eastAsia="Courier New"/>
-          <w:b w:val="0"/>
-          <w:sz w:val="18"/>
-        </w:rPr>
-        <w:t xml:space="preserve">                        &lt;/select&gt;</w:t>
-      </w:r>
-    </w:p>
-    <w:p>
-      <w:pPr>
-        <w:spacing w:after="0" w:before="0" w:line="240" w:lineRule="auto"/>
-        <w:jc w:val="left"/>
-      </w:pPr>
-      <w:r>
-        <w:rPr>
-          <w:rFonts w:ascii="Courier New" w:hAnsi="Courier New" w:eastAsia="Courier New"/>
-          <w:b w:val="0"/>
-          <w:sz w:val="18"/>
-        </w:rPr>
-        <w:t xml:space="preserve">                    &lt;/div&gt;</w:t>
-      </w:r>
-    </w:p>
-    <w:p>
-      <w:pPr>
-        <w:spacing w:after="0" w:before="0" w:line="240" w:lineRule="auto"/>
-        <w:jc w:val="left"/>
-      </w:pPr>
-      <w:r>
-        <w:rPr>
-          <w:rFonts w:ascii="Courier New" w:hAnsi="Courier New" w:eastAsia="Courier New"/>
-          <w:b w:val="0"/>
-          <w:sz w:val="18"/>
-        </w:rPr>
-        <w:t xml:space="preserve">                &lt;/div&gt;</w:t>
-      </w:r>
-    </w:p>
-    <w:p>
-      <w:pPr>
-        <w:spacing w:after="0" w:before="0" w:line="240" w:lineRule="auto"/>
-        <w:jc w:val="left"/>
-      </w:pPr>
-      <w:r>
-        <w:rPr>
-          <w:rFonts w:ascii="Courier New" w:hAnsi="Courier New" w:eastAsia="Courier New"/>
-          <w:b w:val="0"/>
-          <w:sz w:val="18"/>
-        </w:rPr>
-        <w:t xml:space="preserve">                &lt;button type="submit" class="btn btn-wide"&gt;Зарегистрироваться&lt;/button&gt;</w:t>
-      </w:r>
-    </w:p>
-    <w:p>
-      <w:pPr>
-        <w:spacing w:after="0" w:before="0" w:line="240" w:lineRule="auto"/>
-        <w:jc w:val="left"/>
-      </w:pPr>
-      <w:r>
-        <w:rPr>
-          <w:rFonts w:ascii="Courier New" w:hAnsi="Courier New" w:eastAsia="Courier New"/>
-          <w:b w:val="0"/>
-          <w:sz w:val="18"/>
-        </w:rPr>
-        <w:t xml:space="preserve">            &lt;/form&gt;</w:t>
-      </w:r>
-    </w:p>
-    <w:p>
-      <w:pPr>
-        <w:spacing w:after="0" w:before="0" w:line="240" w:lineRule="auto"/>
-        <w:jc w:val="left"/>
-      </w:pPr>
-      <w:r>
-        <w:rPr>
-          <w:rFonts w:ascii="Courier New" w:hAnsi="Courier New" w:eastAsia="Courier New"/>
-          <w:b w:val="0"/>
-          <w:sz w:val="18"/>
-        </w:rPr>
-        <w:t xml:space="preserve">        &lt;/section&gt;</w:t>
-      </w:r>
-    </w:p>
-    <w:p>
-      <w:pPr>
-        <w:spacing w:after="0" w:before="0" w:line="240" w:lineRule="auto"/>
-        <w:jc w:val="left"/>
-      </w:pPr>
-      <w:r>
-        <w:rPr>
-          <w:rFonts w:ascii="Courier New" w:hAnsi="Courier New" w:eastAsia="Courier New"/>
-          <w:b w:val="0"/>
-          <w:sz w:val="18"/>
-        </w:rPr>
-        <w:t xml:space="preserve">    &lt;/main&gt;</w:t>
-      </w:r>
-    </w:p>
-    <w:p>
-      <w:pPr>
-        <w:spacing w:after="0" w:before="0" w:line="240" w:lineRule="auto"/>
-        <w:jc w:val="left"/>
-      </w:pPr>
-      <w:r>
-        <w:rPr>
-          <w:rFonts w:ascii="Courier New" w:hAnsi="Courier New" w:eastAsia="Courier New"/>
-          <w:b w:val="0"/>
-          <w:sz w:val="18"/>
-        </w:rPr>
-        <w:t>&lt;/body&gt;</w:t>
-      </w:r>
-    </w:p>
-    <w:p>
-      <w:pPr>
-        <w:spacing w:after="0" w:before="0" w:line="240" w:lineRule="auto"/>
-        <w:jc w:val="left"/>
-      </w:pPr>
-      <w:r>
-        <w:rPr>
-          <w:rFonts w:ascii="Courier New" w:hAnsi="Courier New" w:eastAsia="Courier New"/>
-          <w:b w:val="0"/>
-          <w:sz w:val="18"/>
-        </w:rPr>
-        <w:t>&lt;/html&gt;</w:t>
+        <w:t>Большое внимание уделено созданию сайтов, применению языков разметки и стилей, а также разработке учебных веб-страниц с использованием HTML и CSS. Каждая лабораторная работа содержит теоретический материал, практическое задание и контрольные вопросы.</w:t>
       </w:r>
     </w:p>
     <w:p>
@@ -2151,1556 +497,311 @@
     </w:p>
     <w:p>
       <w:pPr>
-        <w:spacing w:after="240" w:before="240" w:line="360" w:lineRule="auto"/>
+        <w:spacing w:after="80" w:before="0" w:line="276" w:lineRule="auto"/>
         <w:jc w:val="center"/>
       </w:pPr>
       <w:r>
         <w:rPr>
           <w:rFonts w:ascii="Times New Roman" w:hAnsi="Times New Roman" w:eastAsia="Times New Roman"/>
           <w:b/>
+          <w:i w:val="0"/>
           <w:sz w:val="28"/>
         </w:rPr>
-        <w:t>Приложение Б. CSS (style.css)</w:t>
+        <w:t>Лабораторная работа №2. Работа с формой обработки информации</w:t>
       </w:r>
     </w:p>
     <w:p>
       <w:pPr>
-        <w:spacing w:after="120" w:before="0" w:line="360" w:lineRule="auto"/>
+        <w:spacing w:after="120" w:before="0" w:line="276" w:lineRule="auto"/>
+        <w:ind w:firstLine="709"/>
+        <w:jc w:val="both"/>
+      </w:pPr>
+      <w:r>
+        <w:rPr>
+          <w:rFonts w:ascii="Times New Roman" w:hAnsi="Times New Roman" w:eastAsia="Times New Roman"/>
+          <w:b w:val="0"/>
+          <w:i w:val="0"/>
+          <w:sz w:val="28"/>
+        </w:rPr>
+        <w:t>Цель: научиться создавать и оформлять HTML-формы для ввода и передачи данных (вход и регистрация), используя элементы form, input, select и метод отправки GET.</w:t>
+      </w:r>
+    </w:p>
+    <w:p>
+      <w:pPr>
+        <w:spacing w:after="80" w:before="0" w:line="276" w:lineRule="auto"/>
+        <w:jc w:val="both"/>
+      </w:pPr>
+      <w:r>
+        <w:rPr>
+          <w:rFonts w:ascii="Times New Roman" w:hAnsi="Times New Roman" w:eastAsia="Times New Roman"/>
+          <w:b w:val="0"/>
+          <w:i w:val="0"/>
+          <w:sz w:val="28"/>
+        </w:rPr>
+      </w:r>
+    </w:p>
+    <w:p>
+      <w:pPr>
+        <w:spacing w:after="120" w:before="0" w:line="276" w:lineRule="auto"/>
+        <w:jc w:val="left"/>
+      </w:pPr>
+      <w:r>
+        <w:rPr>
+          <w:rFonts w:ascii="Times New Roman" w:hAnsi="Times New Roman" w:eastAsia="Times New Roman"/>
+          <w:b/>
+          <w:i w:val="0"/>
+          <w:sz w:val="28"/>
+        </w:rPr>
+        <w:t>1. Задание</w:t>
+      </w:r>
+    </w:p>
+    <w:p>
+      <w:pPr>
+        <w:spacing w:after="120" w:before="0" w:line="276" w:lineRule="auto"/>
+        <w:ind w:firstLine="709"/>
+        <w:jc w:val="both"/>
+      </w:pPr>
+      <w:r>
+        <w:rPr>
+          <w:rFonts w:ascii="Times New Roman" w:hAnsi="Times New Roman" w:eastAsia="Times New Roman"/>
+          <w:b w:val="0"/>
+          <w:i w:val="0"/>
+          <w:sz w:val="28"/>
+        </w:rPr>
+        <w:t>Разработать страницу с формами входа и регистрации; организовать отправку данных на отдельную страницу-результат; оформить интерфейс средствами CSS.</w:t>
+      </w:r>
+    </w:p>
+    <w:p>
+      <w:pPr>
+        <w:spacing w:after="120" w:before="0" w:line="276" w:lineRule="auto"/>
+        <w:jc w:val="left"/>
+      </w:pPr>
+      <w:r>
+        <w:rPr>
+          <w:rFonts w:ascii="Times New Roman" w:hAnsi="Times New Roman" w:eastAsia="Times New Roman"/>
+          <w:b/>
+          <w:i w:val="0"/>
+          <w:sz w:val="28"/>
+        </w:rPr>
+        <w:t>2. Готовый проект сайта</w:t>
+      </w:r>
+    </w:p>
+    <w:p>
+      <w:pPr>
+        <w:spacing w:after="120" w:before="0" w:line="276" w:lineRule="auto"/>
+        <w:ind w:firstLine="709"/>
+        <w:jc w:val="both"/>
+      </w:pPr>
+      <w:r>
+        <w:rPr>
+          <w:rFonts w:ascii="Times New Roman" w:hAnsi="Times New Roman" w:eastAsia="Times New Roman"/>
+          <w:b w:val="0"/>
+          <w:i w:val="0"/>
+          <w:sz w:val="28"/>
+        </w:rPr>
+        <w:t>Учебный сайт вымышленной социальной сети «Вместе»: шапка с логотипом, форма входа (телефон/email, пароль) и форма регистрации (имя, фамилия, дата рождения через select). После отправки открывается страница OK.html.</w:t>
+      </w:r>
+    </w:p>
+    <w:p>
+      <w:pPr>
+        <w:spacing w:after="120" w:before="0" w:line="276" w:lineRule="auto"/>
+        <w:jc w:val="left"/>
+      </w:pPr>
+      <w:r>
+        <w:rPr>
+          <w:rFonts w:ascii="Times New Roman" w:hAnsi="Times New Roman" w:eastAsia="Times New Roman"/>
+          <w:b/>
+          <w:i w:val="0"/>
+          <w:sz w:val="28"/>
+        </w:rPr>
+        <w:t>3. Технологии и структура</w:t>
+      </w:r>
+    </w:p>
+    <w:p>
+      <w:pPr>
+        <w:spacing w:after="120" w:before="0" w:line="276" w:lineRule="auto"/>
+        <w:ind w:firstLine="709"/>
+        <w:jc w:val="both"/>
+      </w:pPr>
+      <w:r>
+        <w:rPr>
+          <w:rFonts w:ascii="Times New Roman" w:hAnsi="Times New Roman" w:eastAsia="Times New Roman"/>
+          <w:b w:val="0"/>
+          <w:i w:val="0"/>
+          <w:sz w:val="28"/>
+        </w:rPr>
+        <w:t>HTML5 + CSS3 без JavaScript. Теги &lt;form method="get" action="OK.html"&gt;, &lt;input&gt;, &lt;select&gt;, &lt;button type="submit"&gt;. Стили в style.css, акцент #7b2cbf, шрифт Arial.</w:t>
+      </w:r>
+    </w:p>
+    <w:p>
+      <w:pPr>
+        <w:spacing w:after="120" w:before="0" w:line="276" w:lineRule="auto"/>
+        <w:jc w:val="left"/>
+      </w:pPr>
+      <w:r>
+        <w:rPr>
+          <w:rFonts w:ascii="Times New Roman" w:hAnsi="Times New Roman" w:eastAsia="Times New Roman"/>
+          <w:b/>
+          <w:i w:val="0"/>
+          <w:sz w:val="28"/>
+        </w:rPr>
+        <w:t>4. Результаты выполнения (код сайта)</w:t>
+      </w:r>
+    </w:p>
+    <w:p>
+      <w:pPr>
+        <w:spacing w:after="120" w:before="0" w:line="276" w:lineRule="auto"/>
+        <w:ind w:firstLine="709"/>
+        <w:jc w:val="both"/>
+      </w:pPr>
+      <w:r>
+        <w:rPr>
+          <w:rFonts w:ascii="Times New Roman" w:hAnsi="Times New Roman" w:eastAsia="Times New Roman"/>
+          <w:b w:val="0"/>
+          <w:i w:val="0"/>
+          <w:sz w:val="28"/>
+        </w:rPr>
+        <w:t>Код: lab2/index.html, lab2/OK.html, lab2/style.css, lab2/logo.png.</w:t>
+      </w:r>
+    </w:p>
+    <w:p>
+      <w:pPr>
+        <w:spacing w:after="120" w:before="0" w:line="276" w:lineRule="auto"/>
+        <w:jc w:val="left"/>
+      </w:pPr>
+      <w:r>
+        <w:rPr>
+          <w:rFonts w:ascii="Times New Roman" w:hAnsi="Times New Roman" w:eastAsia="Times New Roman"/>
+          <w:b/>
+          <w:i w:val="0"/>
+          <w:sz w:val="28"/>
+        </w:rPr>
+        <w:t>5. Результат работы сайта</w:t>
+      </w:r>
+    </w:p>
+    <w:p>
+      <w:pPr>
+        <w:spacing w:after="120" w:before="0" w:line="276" w:lineRule="auto"/>
+        <w:ind w:firstLine="709"/>
+        <w:jc w:val="both"/>
+      </w:pPr>
+      <w:r>
+        <w:rPr>
+          <w:rFonts w:ascii="Times New Roman" w:hAnsi="Times New Roman" w:eastAsia="Times New Roman"/>
+          <w:b w:val="0"/>
+          <w:i w:val="0"/>
+          <w:sz w:val="28"/>
+        </w:rPr>
+        <w:t>Обе формы отправляют параметры методом GET на OK.html; поля валидируются атрибутами required где задано; страница доступна в составе репозитория (lab2/) и просматривается локально / на GitHub Pages.</w:t>
+      </w:r>
+    </w:p>
+    <w:p>
+      <w:pPr>
+        <w:spacing w:after="80" w:before="0" w:line="276" w:lineRule="auto"/>
+        <w:jc w:val="both"/>
+      </w:pPr>
+      <w:r>
+        <w:rPr>
+          <w:rFonts w:ascii="Times New Roman" w:hAnsi="Times New Roman" w:eastAsia="Times New Roman"/>
+          <w:b w:val="0"/>
+          <w:i w:val="0"/>
+          <w:sz w:val="28"/>
+        </w:rPr>
+      </w:r>
+    </w:p>
+    <w:p>
+      <w:pPr>
+        <w:spacing w:after="120" w:before="0" w:line="276" w:lineRule="auto"/>
+        <w:jc w:val="left"/>
+      </w:pPr>
+      <w:r>
+        <w:rPr>
+          <w:rFonts w:ascii="Times New Roman" w:hAnsi="Times New Roman" w:eastAsia="Times New Roman"/>
+          <w:b/>
+          <w:i w:val="0"/>
+          <w:sz w:val="28"/>
+        </w:rPr>
+        <w:t>Контрольные вопросы</w:t>
+      </w:r>
+    </w:p>
+    <w:p>
+      <w:pPr>
+        <w:spacing w:after="120" w:before="0" w:line="276" w:lineRule="auto"/>
+        <w:ind w:firstLine="425"/>
         <w:jc w:val="left"/>
       </w:pPr>
       <w:r>
         <w:rPr>
           <w:rFonts w:ascii="Times New Roman" w:hAnsi="Times New Roman" w:eastAsia="Times New Roman"/>
           <w:b w:val="0"/>
-          <w:sz w:val="24"/>
+          <w:i w:val="0"/>
+          <w:sz w:val="28"/>
         </w:rPr>
-        <w:t>Листинг (шрифт 9 пт):</w:t>
+        <w:t>1. Какие атрибуты обязательны у элемента &lt;form&gt;?</w:t>
       </w:r>
     </w:p>
     <w:p>
       <w:pPr>
-        <w:spacing w:after="0" w:before="0" w:line="240" w:lineRule="auto"/>
+        <w:spacing w:after="120" w:before="0" w:line="276" w:lineRule="auto"/>
+        <w:ind w:firstLine="425"/>
         <w:jc w:val="left"/>
       </w:pPr>
       <w:r>
         <w:rPr>
-          <w:rFonts w:ascii="Courier New" w:hAnsi="Courier New" w:eastAsia="Courier New"/>
+          <w:rFonts w:ascii="Times New Roman" w:hAnsi="Times New Roman" w:eastAsia="Times New Roman"/>
           <w:b w:val="0"/>
-          <w:sz w:val="18"/>
+          <w:i w:val="0"/>
+          <w:sz w:val="28"/>
         </w:rPr>
-        <w:t>* { margin: 0; padding: 0; box-sizing: border-box; }</w:t>
+        <w:t>2. Чем отличаются методы GET и POST при отправке формы?</w:t>
       </w:r>
     </w:p>
     <w:p>
       <w:pPr>
-        <w:spacing w:after="0" w:before="0" w:line="240" w:lineRule="auto"/>
+        <w:spacing w:after="120" w:before="0" w:line="276" w:lineRule="auto"/>
+        <w:ind w:firstLine="425"/>
         <w:jc w:val="left"/>
       </w:pPr>
       <w:r>
         <w:rPr>
-          <w:rFonts w:ascii="Courier New" w:hAnsi="Courier New" w:eastAsia="Courier New"/>
+          <w:rFonts w:ascii="Times New Roman" w:hAnsi="Times New Roman" w:eastAsia="Times New Roman"/>
           <w:b w:val="0"/>
-          <w:sz w:val="18"/>
+          <w:i w:val="0"/>
+          <w:sz w:val="28"/>
         </w:rPr>
-        <w:t xml:space="preserve"> </w:t>
+        <w:t>3. Для чего используют элементы &lt;input&gt;, &lt;select&gt; и &lt;button type="submit"&gt;?</w:t>
       </w:r>
     </w:p>
     <w:p>
       <w:pPr>
-        <w:spacing w:after="0" w:before="0" w:line="240" w:lineRule="auto"/>
+        <w:spacing w:after="120" w:before="0" w:line="276" w:lineRule="auto"/>
+        <w:ind w:firstLine="425"/>
         <w:jc w:val="left"/>
       </w:pPr>
       <w:r>
         <w:rPr>
-          <w:rFonts w:ascii="Courier New" w:hAnsi="Courier New" w:eastAsia="Courier New"/>
+          <w:rFonts w:ascii="Times New Roman" w:hAnsi="Times New Roman" w:eastAsia="Times New Roman"/>
           <w:b w:val="0"/>
-          <w:sz w:val="18"/>
+          <w:i w:val="0"/>
+          <w:sz w:val="28"/>
         </w:rPr>
-        <w:t>body {</w:t>
+        <w:t>4. Как задать страницу, на которую уйдут данные формы?</w:t>
       </w:r>
     </w:p>
     <w:p>
       <w:pPr>
-        <w:spacing w:after="0" w:before="0" w:line="240" w:lineRule="auto"/>
+        <w:spacing w:after="120" w:before="0" w:line="276" w:lineRule="auto"/>
+        <w:ind w:firstLine="425"/>
         <w:jc w:val="left"/>
       </w:pPr>
       <w:r>
         <w:rPr>
-          <w:rFonts w:ascii="Courier New" w:hAnsi="Courier New" w:eastAsia="Courier New"/>
+          <w:rFonts w:ascii="Times New Roman" w:hAnsi="Times New Roman" w:eastAsia="Times New Roman"/>
           <w:b w:val="0"/>
-          <w:sz w:val="18"/>
+          <w:i w:val="0"/>
+          <w:sz w:val="28"/>
         </w:rPr>
-        <w:t xml:space="preserve">    font-family: Arial, Helvetica, sans-serif;</w:t>
-      </w:r>
-    </w:p>
-    <w:p>
-      <w:pPr>
-        <w:spacing w:after="0" w:before="0" w:line="240" w:lineRule="auto"/>
-        <w:jc w:val="left"/>
-      </w:pPr>
-      <w:r>
-        <w:rPr>
-          <w:rFonts w:ascii="Courier New" w:hAnsi="Courier New" w:eastAsia="Courier New"/>
-          <w:b w:val="0"/>
-          <w:sz w:val="18"/>
-        </w:rPr>
-        <w:t xml:space="preserve">    background: #e8e8e8;</w:t>
-      </w:r>
-    </w:p>
-    <w:p>
-      <w:pPr>
-        <w:spacing w:after="0" w:before="0" w:line="240" w:lineRule="auto"/>
-        <w:jc w:val="left"/>
-      </w:pPr>
-      <w:r>
-        <w:rPr>
-          <w:rFonts w:ascii="Courier New" w:hAnsi="Courier New" w:eastAsia="Courier New"/>
-          <w:b w:val="0"/>
-          <w:sz w:val="18"/>
-        </w:rPr>
-        <w:t xml:space="preserve">    color: #000;</w:t>
-      </w:r>
-    </w:p>
-    <w:p>
-      <w:pPr>
-        <w:spacing w:after="0" w:before="0" w:line="240" w:lineRule="auto"/>
-        <w:jc w:val="left"/>
-      </w:pPr>
-      <w:r>
-        <w:rPr>
-          <w:rFonts w:ascii="Courier New" w:hAnsi="Courier New" w:eastAsia="Courier New"/>
-          <w:b w:val="0"/>
-          <w:sz w:val="18"/>
-        </w:rPr>
-        <w:t>}</w:t>
-      </w:r>
-    </w:p>
-    <w:p>
-      <w:pPr>
-        <w:spacing w:after="0" w:before="0" w:line="240" w:lineRule="auto"/>
-        <w:jc w:val="left"/>
-      </w:pPr>
-      <w:r>
-        <w:rPr>
-          <w:rFonts w:ascii="Courier New" w:hAnsi="Courier New" w:eastAsia="Courier New"/>
-          <w:b w:val="0"/>
-          <w:sz w:val="18"/>
-        </w:rPr>
-        <w:t xml:space="preserve"> </w:t>
-      </w:r>
-    </w:p>
-    <w:p>
-      <w:pPr>
-        <w:spacing w:after="0" w:before="0" w:line="240" w:lineRule="auto"/>
-        <w:jc w:val="left"/>
-      </w:pPr>
-      <w:r>
-        <w:rPr>
-          <w:rFonts w:ascii="Courier New" w:hAnsi="Courier New" w:eastAsia="Courier New"/>
-          <w:b w:val="0"/>
-          <w:sz w:val="18"/>
-        </w:rPr>
-        <w:t>.lab-nav {</w:t>
-      </w:r>
-    </w:p>
-    <w:p>
-      <w:pPr>
-        <w:spacing w:after="0" w:before="0" w:line="240" w:lineRule="auto"/>
-        <w:jc w:val="left"/>
-      </w:pPr>
-      <w:r>
-        <w:rPr>
-          <w:rFonts w:ascii="Courier New" w:hAnsi="Courier New" w:eastAsia="Courier New"/>
-          <w:b w:val="0"/>
-          <w:sz w:val="18"/>
-        </w:rPr>
-        <w:t xml:space="preserve">    display: flex;</w:t>
-      </w:r>
-    </w:p>
-    <w:p>
-      <w:pPr>
-        <w:spacing w:after="0" w:before="0" w:line="240" w:lineRule="auto"/>
-        <w:jc w:val="left"/>
-      </w:pPr>
-      <w:r>
-        <w:rPr>
-          <w:rFonts w:ascii="Courier New" w:hAnsi="Courier New" w:eastAsia="Courier New"/>
-          <w:b w:val="0"/>
-          <w:sz w:val="18"/>
-        </w:rPr>
-        <w:t xml:space="preserve">    gap: 12px;</w:t>
-      </w:r>
-    </w:p>
-    <w:p>
-      <w:pPr>
-        <w:spacing w:after="0" w:before="0" w:line="240" w:lineRule="auto"/>
-        <w:jc w:val="left"/>
-      </w:pPr>
-      <w:r>
-        <w:rPr>
-          <w:rFonts w:ascii="Courier New" w:hAnsi="Courier New" w:eastAsia="Courier New"/>
-          <w:b w:val="0"/>
-          <w:sz w:val="18"/>
-        </w:rPr>
-        <w:t xml:space="preserve">    justify-content: center;</w:t>
-      </w:r>
-    </w:p>
-    <w:p>
-      <w:pPr>
-        <w:spacing w:after="0" w:before="0" w:line="240" w:lineRule="auto"/>
-        <w:jc w:val="left"/>
-      </w:pPr>
-      <w:r>
-        <w:rPr>
-          <w:rFonts w:ascii="Courier New" w:hAnsi="Courier New" w:eastAsia="Courier New"/>
-          <w:b w:val="0"/>
-          <w:sz w:val="18"/>
-        </w:rPr>
-        <w:t xml:space="preserve">    padding: 10px;</w:t>
-      </w:r>
-    </w:p>
-    <w:p>
-      <w:pPr>
-        <w:spacing w:after="0" w:before="0" w:line="240" w:lineRule="auto"/>
-        <w:jc w:val="left"/>
-      </w:pPr>
-      <w:r>
-        <w:rPr>
-          <w:rFonts w:ascii="Courier New" w:hAnsi="Courier New" w:eastAsia="Courier New"/>
-          <w:b w:val="0"/>
-          <w:sz w:val="18"/>
-        </w:rPr>
-        <w:t xml:space="preserve">    background: #2d2d2d;</w:t>
-      </w:r>
-    </w:p>
-    <w:p>
-      <w:pPr>
-        <w:spacing w:after="0" w:before="0" w:line="240" w:lineRule="auto"/>
-        <w:jc w:val="left"/>
-      </w:pPr>
-      <w:r>
-        <w:rPr>
-          <w:rFonts w:ascii="Courier New" w:hAnsi="Courier New" w:eastAsia="Courier New"/>
-          <w:b w:val="0"/>
-          <w:sz w:val="18"/>
-        </w:rPr>
-        <w:t>}</w:t>
-      </w:r>
-    </w:p>
-    <w:p>
-      <w:pPr>
-        <w:spacing w:after="0" w:before="0" w:line="240" w:lineRule="auto"/>
-        <w:jc w:val="left"/>
-      </w:pPr>
-      <w:r>
-        <w:rPr>
-          <w:rFonts w:ascii="Courier New" w:hAnsi="Courier New" w:eastAsia="Courier New"/>
-          <w:b w:val="0"/>
-          <w:sz w:val="18"/>
-        </w:rPr>
-        <w:t>.lab-nav a {</w:t>
-      </w:r>
-    </w:p>
-    <w:p>
-      <w:pPr>
-        <w:spacing w:after="0" w:before="0" w:line="240" w:lineRule="auto"/>
-        <w:jc w:val="left"/>
-      </w:pPr>
-      <w:r>
-        <w:rPr>
-          <w:rFonts w:ascii="Courier New" w:hAnsi="Courier New" w:eastAsia="Courier New"/>
-          <w:b w:val="0"/>
-          <w:sz w:val="18"/>
-        </w:rPr>
-        <w:t xml:space="preserve">    color: #fff;</w:t>
-      </w:r>
-    </w:p>
-    <w:p>
-      <w:pPr>
-        <w:spacing w:after="0" w:before="0" w:line="240" w:lineRule="auto"/>
-        <w:jc w:val="left"/>
-      </w:pPr>
-      <w:r>
-        <w:rPr>
-          <w:rFonts w:ascii="Courier New" w:hAnsi="Courier New" w:eastAsia="Courier New"/>
-          <w:b w:val="0"/>
-          <w:sz w:val="18"/>
-        </w:rPr>
-        <w:t xml:space="preserve">    text-decoration: none;</w:t>
-      </w:r>
-    </w:p>
-    <w:p>
-      <w:pPr>
-        <w:spacing w:after="0" w:before="0" w:line="240" w:lineRule="auto"/>
-        <w:jc w:val="left"/>
-      </w:pPr>
-      <w:r>
-        <w:rPr>
-          <w:rFonts w:ascii="Courier New" w:hAnsi="Courier New" w:eastAsia="Courier New"/>
-          <w:b w:val="0"/>
-          <w:sz w:val="18"/>
-        </w:rPr>
-        <w:t xml:space="preserve">    font-size: 14px;</w:t>
-      </w:r>
-    </w:p>
-    <w:p>
-      <w:pPr>
-        <w:spacing w:after="0" w:before="0" w:line="240" w:lineRule="auto"/>
-        <w:jc w:val="left"/>
-      </w:pPr>
-      <w:r>
-        <w:rPr>
-          <w:rFonts w:ascii="Courier New" w:hAnsi="Courier New" w:eastAsia="Courier New"/>
-          <w:b w:val="0"/>
-          <w:sz w:val="18"/>
-        </w:rPr>
-        <w:t xml:space="preserve">    padding: 4px 10px;</w:t>
-      </w:r>
-    </w:p>
-    <w:p>
-      <w:pPr>
-        <w:spacing w:after="0" w:before="0" w:line="240" w:lineRule="auto"/>
-        <w:jc w:val="left"/>
-      </w:pPr>
-      <w:r>
-        <w:rPr>
-          <w:rFonts w:ascii="Courier New" w:hAnsi="Courier New" w:eastAsia="Courier New"/>
-          <w:b w:val="0"/>
-          <w:sz w:val="18"/>
-        </w:rPr>
-        <w:t xml:space="preserve">    border-radius: 4px;</w:t>
-      </w:r>
-    </w:p>
-    <w:p>
-      <w:pPr>
-        <w:spacing w:after="0" w:before="0" w:line="240" w:lineRule="auto"/>
-        <w:jc w:val="left"/>
-      </w:pPr>
-      <w:r>
-        <w:rPr>
-          <w:rFonts w:ascii="Courier New" w:hAnsi="Courier New" w:eastAsia="Courier New"/>
-          <w:b w:val="0"/>
-          <w:sz w:val="18"/>
-        </w:rPr>
-        <w:t>}</w:t>
-      </w:r>
-    </w:p>
-    <w:p>
-      <w:pPr>
-        <w:spacing w:after="0" w:before="0" w:line="240" w:lineRule="auto"/>
-        <w:jc w:val="left"/>
-      </w:pPr>
-      <w:r>
-        <w:rPr>
-          <w:rFonts w:ascii="Courier New" w:hAnsi="Courier New" w:eastAsia="Courier New"/>
-          <w:b w:val="0"/>
-          <w:sz w:val="18"/>
-        </w:rPr>
-        <w:t>.lab-nav a.active,</w:t>
-      </w:r>
-    </w:p>
-    <w:p>
-      <w:pPr>
-        <w:spacing w:after="0" w:before="0" w:line="240" w:lineRule="auto"/>
-        <w:jc w:val="left"/>
-      </w:pPr>
-      <w:r>
-        <w:rPr>
-          <w:rFonts w:ascii="Courier New" w:hAnsi="Courier New" w:eastAsia="Courier New"/>
-          <w:b w:val="0"/>
-          <w:sz w:val="18"/>
-        </w:rPr>
-        <w:t>.lab-nav a:hover {</w:t>
-      </w:r>
-    </w:p>
-    <w:p>
-      <w:pPr>
-        <w:spacing w:after="0" w:before="0" w:line="240" w:lineRule="auto"/>
-        <w:jc w:val="left"/>
-      </w:pPr>
-      <w:r>
-        <w:rPr>
-          <w:rFonts w:ascii="Courier New" w:hAnsi="Courier New" w:eastAsia="Courier New"/>
-          <w:b w:val="0"/>
-          <w:sz w:val="18"/>
-        </w:rPr>
-        <w:t xml:space="preserve">    background: #7b2cbf;</w:t>
-      </w:r>
-    </w:p>
-    <w:p>
-      <w:pPr>
-        <w:spacing w:after="0" w:before="0" w:line="240" w:lineRule="auto"/>
-        <w:jc w:val="left"/>
-      </w:pPr>
-      <w:r>
-        <w:rPr>
-          <w:rFonts w:ascii="Courier New" w:hAnsi="Courier New" w:eastAsia="Courier New"/>
-          <w:b w:val="0"/>
-          <w:sz w:val="18"/>
-        </w:rPr>
-        <w:t>}</w:t>
-      </w:r>
-    </w:p>
-    <w:p>
-      <w:pPr>
-        <w:spacing w:after="0" w:before="0" w:line="240" w:lineRule="auto"/>
-        <w:jc w:val="left"/>
-      </w:pPr>
-      <w:r>
-        <w:rPr>
-          <w:rFonts w:ascii="Courier New" w:hAnsi="Courier New" w:eastAsia="Courier New"/>
-          <w:b w:val="0"/>
-          <w:sz w:val="18"/>
-        </w:rPr>
-        <w:t xml:space="preserve"> </w:t>
-      </w:r>
-    </w:p>
-    <w:p>
-      <w:pPr>
-        <w:spacing w:after="0" w:before="0" w:line="240" w:lineRule="auto"/>
-        <w:jc w:val="left"/>
-      </w:pPr>
-      <w:r>
-        <w:rPr>
-          <w:rFonts w:ascii="Courier New" w:hAnsi="Courier New" w:eastAsia="Courier New"/>
-          <w:b w:val="0"/>
-          <w:sz w:val="18"/>
-        </w:rPr>
-        <w:t>.header { background: #7b2cbf; padding: 12px 24px; }</w:t>
-      </w:r>
-    </w:p>
-    <w:p>
-      <w:pPr>
-        <w:spacing w:after="0" w:before="0" w:line="240" w:lineRule="auto"/>
-        <w:jc w:val="left"/>
-      </w:pPr>
-      <w:r>
-        <w:rPr>
-          <w:rFonts w:ascii="Courier New" w:hAnsi="Courier New" w:eastAsia="Courier New"/>
-          <w:b w:val="0"/>
-          <w:sz w:val="18"/>
-        </w:rPr>
-        <w:t>.header-inner {</w:t>
-      </w:r>
-    </w:p>
-    <w:p>
-      <w:pPr>
-        <w:spacing w:after="0" w:before="0" w:line="240" w:lineRule="auto"/>
-        <w:jc w:val="left"/>
-      </w:pPr>
-      <w:r>
-        <w:rPr>
-          <w:rFonts w:ascii="Courier New" w:hAnsi="Courier New" w:eastAsia="Courier New"/>
-          <w:b w:val="0"/>
-          <w:sz w:val="18"/>
-        </w:rPr>
-        <w:t xml:space="preserve">    display: flex;</w:t>
-      </w:r>
-    </w:p>
-    <w:p>
-      <w:pPr>
-        <w:spacing w:after="0" w:before="0" w:line="240" w:lineRule="auto"/>
-        <w:jc w:val="left"/>
-      </w:pPr>
-      <w:r>
-        <w:rPr>
-          <w:rFonts w:ascii="Courier New" w:hAnsi="Courier New" w:eastAsia="Courier New"/>
-          <w:b w:val="0"/>
-          <w:sz w:val="18"/>
-        </w:rPr>
-        <w:t xml:space="preserve">    align-items: center;</w:t>
-      </w:r>
-    </w:p>
-    <w:p>
-      <w:pPr>
-        <w:spacing w:after="0" w:before="0" w:line="240" w:lineRule="auto"/>
-        <w:jc w:val="left"/>
-      </w:pPr>
-      <w:r>
-        <w:rPr>
-          <w:rFonts w:ascii="Courier New" w:hAnsi="Courier New" w:eastAsia="Courier New"/>
-          <w:b w:val="0"/>
-          <w:sz w:val="18"/>
-        </w:rPr>
-        <w:t xml:space="preserve">    gap: 14px;</w:t>
-      </w:r>
-    </w:p>
-    <w:p>
-      <w:pPr>
-        <w:spacing w:after="0" w:before="0" w:line="240" w:lineRule="auto"/>
-        <w:jc w:val="left"/>
-      </w:pPr>
-      <w:r>
-        <w:rPr>
-          <w:rFonts w:ascii="Courier New" w:hAnsi="Courier New" w:eastAsia="Courier New"/>
-          <w:b w:val="0"/>
-          <w:sz w:val="18"/>
-        </w:rPr>
-        <w:t xml:space="preserve">    max-width: 720px;</w:t>
-      </w:r>
-    </w:p>
-    <w:p>
-      <w:pPr>
-        <w:spacing w:after="0" w:before="0" w:line="240" w:lineRule="auto"/>
-        <w:jc w:val="left"/>
-      </w:pPr>
-      <w:r>
-        <w:rPr>
-          <w:rFonts w:ascii="Courier New" w:hAnsi="Courier New" w:eastAsia="Courier New"/>
-          <w:b w:val="0"/>
-          <w:sz w:val="18"/>
-        </w:rPr>
-        <w:t xml:space="preserve">    margin: 0 auto;</w:t>
-      </w:r>
-    </w:p>
-    <w:p>
-      <w:pPr>
-        <w:spacing w:after="0" w:before="0" w:line="240" w:lineRule="auto"/>
-        <w:jc w:val="left"/>
-      </w:pPr>
-      <w:r>
-        <w:rPr>
-          <w:rFonts w:ascii="Courier New" w:hAnsi="Courier New" w:eastAsia="Courier New"/>
-          <w:b w:val="0"/>
-          <w:sz w:val="18"/>
-        </w:rPr>
-        <w:t>}</w:t>
-      </w:r>
-    </w:p>
-    <w:p>
-      <w:pPr>
-        <w:spacing w:after="0" w:before="0" w:line="240" w:lineRule="auto"/>
-        <w:jc w:val="left"/>
-      </w:pPr>
-      <w:r>
-        <w:rPr>
-          <w:rFonts w:ascii="Courier New" w:hAnsi="Courier New" w:eastAsia="Courier New"/>
-          <w:b w:val="0"/>
-          <w:sz w:val="18"/>
-        </w:rPr>
-        <w:t>.logo { width: 64px; height: 64px; object-fit: contain; }</w:t>
-      </w:r>
-    </w:p>
-    <w:p>
-      <w:pPr>
-        <w:spacing w:after="0" w:before="0" w:line="240" w:lineRule="auto"/>
-        <w:jc w:val="left"/>
-      </w:pPr>
-      <w:r>
-        <w:rPr>
-          <w:rFonts w:ascii="Courier New" w:hAnsi="Courier New" w:eastAsia="Courier New"/>
-          <w:b w:val="0"/>
-          <w:sz w:val="18"/>
-        </w:rPr>
-        <w:t>.brand {</w:t>
-      </w:r>
-    </w:p>
-    <w:p>
-      <w:pPr>
-        <w:spacing w:after="0" w:before="0" w:line="240" w:lineRule="auto"/>
-        <w:jc w:val="left"/>
-      </w:pPr>
-      <w:r>
-        <w:rPr>
-          <w:rFonts w:ascii="Courier New" w:hAnsi="Courier New" w:eastAsia="Courier New"/>
-          <w:b w:val="0"/>
-          <w:sz w:val="18"/>
-        </w:rPr>
-        <w:t xml:space="preserve">    font-size: 36px;</w:t>
-      </w:r>
-    </w:p>
-    <w:p>
-      <w:pPr>
-        <w:spacing w:after="0" w:before="0" w:line="240" w:lineRule="auto"/>
-        <w:jc w:val="left"/>
-      </w:pPr>
-      <w:r>
-        <w:rPr>
-          <w:rFonts w:ascii="Courier New" w:hAnsi="Courier New" w:eastAsia="Courier New"/>
-          <w:b w:val="0"/>
-          <w:sz w:val="18"/>
-        </w:rPr>
-        <w:t xml:space="preserve">    font-weight: 800;</w:t>
-      </w:r>
-    </w:p>
-    <w:p>
-      <w:pPr>
-        <w:spacing w:after="0" w:before="0" w:line="240" w:lineRule="auto"/>
-        <w:jc w:val="left"/>
-      </w:pPr>
-      <w:r>
-        <w:rPr>
-          <w:rFonts w:ascii="Courier New" w:hAnsi="Courier New" w:eastAsia="Courier New"/>
-          <w:b w:val="0"/>
-          <w:sz w:val="18"/>
-        </w:rPr>
-        <w:t xml:space="preserve">    color: #c9184a;</w:t>
-      </w:r>
-    </w:p>
-    <w:p>
-      <w:pPr>
-        <w:spacing w:after="0" w:before="0" w:line="240" w:lineRule="auto"/>
-        <w:jc w:val="left"/>
-      </w:pPr>
-      <w:r>
-        <w:rPr>
-          <w:rFonts w:ascii="Courier New" w:hAnsi="Courier New" w:eastAsia="Courier New"/>
-          <w:b w:val="0"/>
-          <w:sz w:val="18"/>
-        </w:rPr>
-        <w:t xml:space="preserve">    letter-spacing: 1px;</w:t>
-      </w:r>
-    </w:p>
-    <w:p>
-      <w:pPr>
-        <w:spacing w:after="0" w:before="0" w:line="240" w:lineRule="auto"/>
-        <w:jc w:val="left"/>
-      </w:pPr>
-      <w:r>
-        <w:rPr>
-          <w:rFonts w:ascii="Courier New" w:hAnsi="Courier New" w:eastAsia="Courier New"/>
-          <w:b w:val="0"/>
-          <w:sz w:val="18"/>
-        </w:rPr>
-        <w:t>}</w:t>
-      </w:r>
-    </w:p>
-    <w:p>
-      <w:pPr>
-        <w:spacing w:after="0" w:before="0" w:line="240" w:lineRule="auto"/>
-        <w:jc w:val="left"/>
-      </w:pPr>
-      <w:r>
-        <w:rPr>
-          <w:rFonts w:ascii="Courier New" w:hAnsi="Courier New" w:eastAsia="Courier New"/>
-          <w:b w:val="0"/>
-          <w:sz w:val="18"/>
-        </w:rPr>
-        <w:t xml:space="preserve"> </w:t>
-      </w:r>
-    </w:p>
-    <w:p>
-      <w:pPr>
-        <w:spacing w:after="0" w:before="0" w:line="240" w:lineRule="auto"/>
-        <w:jc w:val="left"/>
-      </w:pPr>
-      <w:r>
-        <w:rPr>
-          <w:rFonts w:ascii="Courier New" w:hAnsi="Courier New" w:eastAsia="Courier New"/>
-          <w:b w:val="0"/>
-          <w:sz w:val="18"/>
-        </w:rPr>
-        <w:t>.main { max-width: 520px; margin: 0 auto; padding: 28px 16px 40px; }</w:t>
-      </w:r>
-    </w:p>
-    <w:p>
-      <w:pPr>
-        <w:spacing w:after="0" w:before="0" w:line="240" w:lineRule="auto"/>
-        <w:jc w:val="left"/>
-      </w:pPr>
-      <w:r>
-        <w:rPr>
-          <w:rFonts w:ascii="Courier New" w:hAnsi="Courier New" w:eastAsia="Courier New"/>
-          <w:b w:val="0"/>
-          <w:sz w:val="18"/>
-        </w:rPr>
-        <w:t>.card { background: #fff; padding: 28px 32px; }</w:t>
-      </w:r>
-    </w:p>
-    <w:p>
-      <w:pPr>
-        <w:spacing w:after="0" w:before="0" w:line="240" w:lineRule="auto"/>
-        <w:jc w:val="left"/>
-      </w:pPr>
-      <w:r>
-        <w:rPr>
-          <w:rFonts w:ascii="Courier New" w:hAnsi="Courier New" w:eastAsia="Courier New"/>
-          <w:b w:val="0"/>
-          <w:sz w:val="18"/>
-        </w:rPr>
-        <w:t>.form {</w:t>
-      </w:r>
-    </w:p>
-    <w:p>
-      <w:pPr>
-        <w:spacing w:after="0" w:before="0" w:line="240" w:lineRule="auto"/>
-        <w:jc w:val="left"/>
-      </w:pPr>
-      <w:r>
-        <w:rPr>
-          <w:rFonts w:ascii="Courier New" w:hAnsi="Courier New" w:eastAsia="Courier New"/>
-          <w:b w:val="0"/>
-          <w:sz w:val="18"/>
-        </w:rPr>
-        <w:t xml:space="preserve">    display: flex;</w:t>
-      </w:r>
-    </w:p>
-    <w:p>
-      <w:pPr>
-        <w:spacing w:after="0" w:before="0" w:line="240" w:lineRule="auto"/>
-        <w:jc w:val="left"/>
-      </w:pPr>
-      <w:r>
-        <w:rPr>
-          <w:rFonts w:ascii="Courier New" w:hAnsi="Courier New" w:eastAsia="Courier New"/>
-          <w:b w:val="0"/>
-          <w:sz w:val="18"/>
-        </w:rPr>
-        <w:t xml:space="preserve">    flex-direction: column;</w:t>
-      </w:r>
-    </w:p>
-    <w:p>
-      <w:pPr>
-        <w:spacing w:after="0" w:before="0" w:line="240" w:lineRule="auto"/>
-        <w:jc w:val="left"/>
-      </w:pPr>
-      <w:r>
-        <w:rPr>
-          <w:rFonts w:ascii="Courier New" w:hAnsi="Courier New" w:eastAsia="Courier New"/>
-          <w:b w:val="0"/>
-          <w:sz w:val="18"/>
-        </w:rPr>
-        <w:t xml:space="preserve">    gap: 12px;</w:t>
-      </w:r>
-    </w:p>
-    <w:p>
-      <w:pPr>
-        <w:spacing w:after="0" w:before="0" w:line="240" w:lineRule="auto"/>
-        <w:jc w:val="left"/>
-      </w:pPr>
-      <w:r>
-        <w:rPr>
-          <w:rFonts w:ascii="Courier New" w:hAnsi="Courier New" w:eastAsia="Courier New"/>
-          <w:b w:val="0"/>
-          <w:sz w:val="18"/>
-        </w:rPr>
-        <w:t xml:space="preserve">    max-width: 320px;</w:t>
-      </w:r>
-    </w:p>
-    <w:p>
-      <w:pPr>
-        <w:spacing w:after="0" w:before="0" w:line="240" w:lineRule="auto"/>
-        <w:jc w:val="left"/>
-      </w:pPr>
-      <w:r>
-        <w:rPr>
-          <w:rFonts w:ascii="Courier New" w:hAnsi="Courier New" w:eastAsia="Courier New"/>
-          <w:b w:val="0"/>
-          <w:sz w:val="18"/>
-        </w:rPr>
-        <w:t xml:space="preserve">    margin: 0 auto;</w:t>
-      </w:r>
-    </w:p>
-    <w:p>
-      <w:pPr>
-        <w:spacing w:after="0" w:before="0" w:line="240" w:lineRule="auto"/>
-        <w:jc w:val="left"/>
-      </w:pPr>
-      <w:r>
-        <w:rPr>
-          <w:rFonts w:ascii="Courier New" w:hAnsi="Courier New" w:eastAsia="Courier New"/>
-          <w:b w:val="0"/>
-          <w:sz w:val="18"/>
-        </w:rPr>
-        <w:t>}</w:t>
-      </w:r>
-    </w:p>
-    <w:p>
-      <w:pPr>
-        <w:spacing w:after="0" w:before="0" w:line="240" w:lineRule="auto"/>
-        <w:jc w:val="left"/>
-      </w:pPr>
-      <w:r>
-        <w:rPr>
-          <w:rFonts w:ascii="Courier New" w:hAnsi="Courier New" w:eastAsia="Courier New"/>
-          <w:b w:val="0"/>
-          <w:sz w:val="18"/>
-        </w:rPr>
-        <w:t>.form input,</w:t>
-      </w:r>
-    </w:p>
-    <w:p>
-      <w:pPr>
-        <w:spacing w:after="0" w:before="0" w:line="240" w:lineRule="auto"/>
-        <w:jc w:val="left"/>
-      </w:pPr>
-      <w:r>
-        <w:rPr>
-          <w:rFonts w:ascii="Courier New" w:hAnsi="Courier New" w:eastAsia="Courier New"/>
-          <w:b w:val="0"/>
-          <w:sz w:val="18"/>
-        </w:rPr>
-        <w:t>.form select {</w:t>
-      </w:r>
-    </w:p>
-    <w:p>
-      <w:pPr>
-        <w:spacing w:after="0" w:before="0" w:line="240" w:lineRule="auto"/>
-        <w:jc w:val="left"/>
-      </w:pPr>
-      <w:r>
-        <w:rPr>
-          <w:rFonts w:ascii="Courier New" w:hAnsi="Courier New" w:eastAsia="Courier New"/>
-          <w:b w:val="0"/>
-          <w:sz w:val="18"/>
-        </w:rPr>
-        <w:t xml:space="preserve">    width: 100%;</w:t>
-      </w:r>
-    </w:p>
-    <w:p>
-      <w:pPr>
-        <w:spacing w:after="0" w:before="0" w:line="240" w:lineRule="auto"/>
-        <w:jc w:val="left"/>
-      </w:pPr>
-      <w:r>
-        <w:rPr>
-          <w:rFonts w:ascii="Courier New" w:hAnsi="Courier New" w:eastAsia="Courier New"/>
-          <w:b w:val="0"/>
-          <w:sz w:val="18"/>
-        </w:rPr>
-        <w:t xml:space="preserve">    height: 36px;</w:t>
-      </w:r>
-    </w:p>
-    <w:p>
-      <w:pPr>
-        <w:spacing w:after="0" w:before="0" w:line="240" w:lineRule="auto"/>
-        <w:jc w:val="left"/>
-      </w:pPr>
-      <w:r>
-        <w:rPr>
-          <w:rFonts w:ascii="Courier New" w:hAnsi="Courier New" w:eastAsia="Courier New"/>
-          <w:b w:val="0"/>
-          <w:sz w:val="18"/>
-        </w:rPr>
-        <w:t xml:space="preserve">    padding: 0 10px;</w:t>
-      </w:r>
-    </w:p>
-    <w:p>
-      <w:pPr>
-        <w:spacing w:after="0" w:before="0" w:line="240" w:lineRule="auto"/>
-        <w:jc w:val="left"/>
-      </w:pPr>
-      <w:r>
-        <w:rPr>
-          <w:rFonts w:ascii="Courier New" w:hAnsi="Courier New" w:eastAsia="Courier New"/>
-          <w:b w:val="0"/>
-          <w:sz w:val="18"/>
-        </w:rPr>
-        <w:t xml:space="preserve">    border: 1px solid #cfcfcf;</w:t>
-      </w:r>
-    </w:p>
-    <w:p>
-      <w:pPr>
-        <w:spacing w:after="0" w:before="0" w:line="240" w:lineRule="auto"/>
-        <w:jc w:val="left"/>
-      </w:pPr>
-      <w:r>
-        <w:rPr>
-          <w:rFonts w:ascii="Courier New" w:hAnsi="Courier New" w:eastAsia="Courier New"/>
-          <w:b w:val="0"/>
-          <w:sz w:val="18"/>
-        </w:rPr>
-        <w:t xml:space="preserve">    border-radius: 2px;</w:t>
-      </w:r>
-    </w:p>
-    <w:p>
-      <w:pPr>
-        <w:spacing w:after="0" w:before="0" w:line="240" w:lineRule="auto"/>
-        <w:jc w:val="left"/>
-      </w:pPr>
-      <w:r>
-        <w:rPr>
-          <w:rFonts w:ascii="Courier New" w:hAnsi="Courier New" w:eastAsia="Courier New"/>
-          <w:b w:val="0"/>
-          <w:sz w:val="18"/>
-        </w:rPr>
-        <w:t xml:space="preserve">    font-size: 14px;</w:t>
-      </w:r>
-    </w:p>
-    <w:p>
-      <w:pPr>
-        <w:spacing w:after="0" w:before="0" w:line="240" w:lineRule="auto"/>
-        <w:jc w:val="left"/>
-      </w:pPr>
-      <w:r>
-        <w:rPr>
-          <w:rFonts w:ascii="Courier New" w:hAnsi="Courier New" w:eastAsia="Courier New"/>
-          <w:b w:val="0"/>
-          <w:sz w:val="18"/>
-        </w:rPr>
-        <w:t xml:space="preserve">    background: #fff;</w:t>
-      </w:r>
-    </w:p>
-    <w:p>
-      <w:pPr>
-        <w:spacing w:after="0" w:before="0" w:line="240" w:lineRule="auto"/>
-        <w:jc w:val="left"/>
-      </w:pPr>
-      <w:r>
-        <w:rPr>
-          <w:rFonts w:ascii="Courier New" w:hAnsi="Courier New" w:eastAsia="Courier New"/>
-          <w:b w:val="0"/>
-          <w:sz w:val="18"/>
-        </w:rPr>
-        <w:t>}</w:t>
-      </w:r>
-    </w:p>
-    <w:p>
-      <w:pPr>
-        <w:spacing w:after="0" w:before="0" w:line="240" w:lineRule="auto"/>
-        <w:jc w:val="left"/>
-      </w:pPr>
-      <w:r>
-        <w:rPr>
-          <w:rFonts w:ascii="Courier New" w:hAnsi="Courier New" w:eastAsia="Courier New"/>
-          <w:b w:val="0"/>
-          <w:sz w:val="18"/>
-        </w:rPr>
-        <w:t>.form-row {</w:t>
-      </w:r>
-    </w:p>
-    <w:p>
-      <w:pPr>
-        <w:spacing w:after="0" w:before="0" w:line="240" w:lineRule="auto"/>
-        <w:jc w:val="left"/>
-      </w:pPr>
-      <w:r>
-        <w:rPr>
-          <w:rFonts w:ascii="Courier New" w:hAnsi="Courier New" w:eastAsia="Courier New"/>
-          <w:b w:val="0"/>
-          <w:sz w:val="18"/>
-        </w:rPr>
-        <w:t xml:space="preserve">    display: flex;</w:t>
-      </w:r>
-    </w:p>
-    <w:p>
-      <w:pPr>
-        <w:spacing w:after="0" w:before="0" w:line="240" w:lineRule="auto"/>
-        <w:jc w:val="left"/>
-      </w:pPr>
-      <w:r>
-        <w:rPr>
-          <w:rFonts w:ascii="Courier New" w:hAnsi="Courier New" w:eastAsia="Courier New"/>
-          <w:b w:val="0"/>
-          <w:sz w:val="18"/>
-        </w:rPr>
-        <w:t xml:space="preserve">    align-items: center;</w:t>
-      </w:r>
-    </w:p>
-    <w:p>
-      <w:pPr>
-        <w:spacing w:after="0" w:before="0" w:line="240" w:lineRule="auto"/>
-        <w:jc w:val="left"/>
-      </w:pPr>
-      <w:r>
-        <w:rPr>
-          <w:rFonts w:ascii="Courier New" w:hAnsi="Courier New" w:eastAsia="Courier New"/>
-          <w:b w:val="0"/>
-          <w:sz w:val="18"/>
-        </w:rPr>
-        <w:t xml:space="preserve">    gap: 16px;</w:t>
-      </w:r>
-    </w:p>
-    <w:p>
-      <w:pPr>
-        <w:spacing w:after="0" w:before="0" w:line="240" w:lineRule="auto"/>
-        <w:jc w:val="left"/>
-      </w:pPr>
-      <w:r>
-        <w:rPr>
-          <w:rFonts w:ascii="Courier New" w:hAnsi="Courier New" w:eastAsia="Courier New"/>
-          <w:b w:val="0"/>
-          <w:sz w:val="18"/>
-        </w:rPr>
-        <w:t xml:space="preserve">    margin-top: 4px;</w:t>
-      </w:r>
-    </w:p>
-    <w:p>
-      <w:pPr>
-        <w:spacing w:after="0" w:before="0" w:line="240" w:lineRule="auto"/>
-        <w:jc w:val="left"/>
-      </w:pPr>
-      <w:r>
-        <w:rPr>
-          <w:rFonts w:ascii="Courier New" w:hAnsi="Courier New" w:eastAsia="Courier New"/>
-          <w:b w:val="0"/>
-          <w:sz w:val="18"/>
-        </w:rPr>
-        <w:t>}</w:t>
-      </w:r>
-    </w:p>
-    <w:p>
-      <w:pPr>
-        <w:spacing w:after="0" w:before="0" w:line="240" w:lineRule="auto"/>
-        <w:jc w:val="left"/>
-      </w:pPr>
-      <w:r>
-        <w:rPr>
-          <w:rFonts w:ascii="Courier New" w:hAnsi="Courier New" w:eastAsia="Courier New"/>
-          <w:b w:val="0"/>
-          <w:sz w:val="18"/>
-        </w:rPr>
-        <w:t>.btn {</w:t>
-      </w:r>
-    </w:p>
-    <w:p>
-      <w:pPr>
-        <w:spacing w:after="0" w:before="0" w:line="240" w:lineRule="auto"/>
-        <w:jc w:val="left"/>
-      </w:pPr>
-      <w:r>
-        <w:rPr>
-          <w:rFonts w:ascii="Courier New" w:hAnsi="Courier New" w:eastAsia="Courier New"/>
-          <w:b w:val="0"/>
-          <w:sz w:val="18"/>
-        </w:rPr>
-        <w:t xml:space="preserve">    background: #7b2cbf;</w:t>
-      </w:r>
-    </w:p>
-    <w:p>
-      <w:pPr>
-        <w:spacing w:after="0" w:before="0" w:line="240" w:lineRule="auto"/>
-        <w:jc w:val="left"/>
-      </w:pPr>
-      <w:r>
-        <w:rPr>
-          <w:rFonts w:ascii="Courier New" w:hAnsi="Courier New" w:eastAsia="Courier New"/>
-          <w:b w:val="0"/>
-          <w:sz w:val="18"/>
-        </w:rPr>
-        <w:t xml:space="preserve">    color: #fff;</w:t>
-      </w:r>
-    </w:p>
-    <w:p>
-      <w:pPr>
-        <w:spacing w:after="0" w:before="0" w:line="240" w:lineRule="auto"/>
-        <w:jc w:val="left"/>
-      </w:pPr>
-      <w:r>
-        <w:rPr>
-          <w:rFonts w:ascii="Courier New" w:hAnsi="Courier New" w:eastAsia="Courier New"/>
-          <w:b w:val="0"/>
-          <w:sz w:val="18"/>
-        </w:rPr>
-        <w:t xml:space="preserve">    border: none;</w:t>
-      </w:r>
-    </w:p>
-    <w:p>
-      <w:pPr>
-        <w:spacing w:after="0" w:before="0" w:line="240" w:lineRule="auto"/>
-        <w:jc w:val="left"/>
-      </w:pPr>
-      <w:r>
-        <w:rPr>
-          <w:rFonts w:ascii="Courier New" w:hAnsi="Courier New" w:eastAsia="Courier New"/>
-          <w:b w:val="0"/>
-          <w:sz w:val="18"/>
-        </w:rPr>
-        <w:t xml:space="preserve">    padding: 8px 22px;</w:t>
-      </w:r>
-    </w:p>
-    <w:p>
-      <w:pPr>
-        <w:spacing w:after="0" w:before="0" w:line="240" w:lineRule="auto"/>
-        <w:jc w:val="left"/>
-      </w:pPr>
-      <w:r>
-        <w:rPr>
-          <w:rFonts w:ascii="Courier New" w:hAnsi="Courier New" w:eastAsia="Courier New"/>
-          <w:b w:val="0"/>
-          <w:sz w:val="18"/>
-        </w:rPr>
-        <w:t xml:space="preserve">    font-size: 15px;</w:t>
-      </w:r>
-    </w:p>
-    <w:p>
-      <w:pPr>
-        <w:spacing w:after="0" w:before="0" w:line="240" w:lineRule="auto"/>
-        <w:jc w:val="left"/>
-      </w:pPr>
-      <w:r>
-        <w:rPr>
-          <w:rFonts w:ascii="Courier New" w:hAnsi="Courier New" w:eastAsia="Courier New"/>
-          <w:b w:val="0"/>
-          <w:sz w:val="18"/>
-        </w:rPr>
-        <w:t xml:space="preserve">    cursor: pointer;</w:t>
-      </w:r>
-    </w:p>
-    <w:p>
-      <w:pPr>
-        <w:spacing w:after="0" w:before="0" w:line="240" w:lineRule="auto"/>
-        <w:jc w:val="left"/>
-      </w:pPr>
-      <w:r>
-        <w:rPr>
-          <w:rFonts w:ascii="Courier New" w:hAnsi="Courier New" w:eastAsia="Courier New"/>
-          <w:b w:val="0"/>
-          <w:sz w:val="18"/>
-        </w:rPr>
-        <w:t xml:space="preserve">    border-radius: 2px;</w:t>
-      </w:r>
-    </w:p>
-    <w:p>
-      <w:pPr>
-        <w:spacing w:after="0" w:before="0" w:line="240" w:lineRule="auto"/>
-        <w:jc w:val="left"/>
-      </w:pPr>
-      <w:r>
-        <w:rPr>
-          <w:rFonts w:ascii="Courier New" w:hAnsi="Courier New" w:eastAsia="Courier New"/>
-          <w:b w:val="0"/>
-          <w:sz w:val="18"/>
-        </w:rPr>
-        <w:t>}</w:t>
-      </w:r>
-    </w:p>
-    <w:p>
-      <w:pPr>
-        <w:spacing w:after="0" w:before="0" w:line="240" w:lineRule="auto"/>
-        <w:jc w:val="left"/>
-      </w:pPr>
-      <w:r>
-        <w:rPr>
-          <w:rFonts w:ascii="Courier New" w:hAnsi="Courier New" w:eastAsia="Courier New"/>
-          <w:b w:val="0"/>
-          <w:sz w:val="18"/>
-        </w:rPr>
-        <w:t>.btn:hover { background: #6a24a8; }</w:t>
-      </w:r>
-    </w:p>
-    <w:p>
-      <w:pPr>
-        <w:spacing w:after="0" w:before="0" w:line="240" w:lineRule="auto"/>
-        <w:jc w:val="left"/>
-      </w:pPr>
-      <w:r>
-        <w:rPr>
-          <w:rFonts w:ascii="Courier New" w:hAnsi="Courier New" w:eastAsia="Courier New"/>
-          <w:b w:val="0"/>
-          <w:sz w:val="18"/>
-        </w:rPr>
-        <w:t>.btn-wide { width: 100%; padding: 10px 16px; margin-top: 8px; }</w:t>
-      </w:r>
-    </w:p>
-    <w:p>
-      <w:pPr>
-        <w:spacing w:after="0" w:before="0" w:line="240" w:lineRule="auto"/>
-        <w:jc w:val="left"/>
-      </w:pPr>
-      <w:r>
-        <w:rPr>
-          <w:rFonts w:ascii="Courier New" w:hAnsi="Courier New" w:eastAsia="Courier New"/>
-          <w:b w:val="0"/>
-          <w:sz w:val="18"/>
-        </w:rPr>
-        <w:t>.link { color: #2a6fdb; text-decoration: none; font-size: 14px; }</w:t>
-      </w:r>
-    </w:p>
-    <w:p>
-      <w:pPr>
-        <w:spacing w:after="0" w:before="0" w:line="240" w:lineRule="auto"/>
-        <w:jc w:val="left"/>
-      </w:pPr>
-      <w:r>
-        <w:rPr>
-          <w:rFonts w:ascii="Courier New" w:hAnsi="Courier New" w:eastAsia="Courier New"/>
-          <w:b w:val="0"/>
-          <w:sz w:val="18"/>
-        </w:rPr>
-        <w:t>.link:hover { text-decoration: underline; }</w:t>
-      </w:r>
-    </w:p>
-    <w:p>
-      <w:pPr>
-        <w:spacing w:after="0" w:before="0" w:line="240" w:lineRule="auto"/>
-        <w:jc w:val="left"/>
-      </w:pPr>
-      <w:r>
-        <w:rPr>
-          <w:rFonts w:ascii="Courier New" w:hAnsi="Courier New" w:eastAsia="Courier New"/>
-          <w:b w:val="0"/>
-          <w:sz w:val="18"/>
-        </w:rPr>
-        <w:t>.divider { height: 18px; background: #d9d9d9; }</w:t>
-      </w:r>
-    </w:p>
-    <w:p>
-      <w:pPr>
-        <w:spacing w:after="0" w:before="0" w:line="240" w:lineRule="auto"/>
-        <w:jc w:val="left"/>
-      </w:pPr>
-      <w:r>
-        <w:rPr>
-          <w:rFonts w:ascii="Courier New" w:hAnsi="Courier New" w:eastAsia="Courier New"/>
-          <w:b w:val="0"/>
-          <w:sz w:val="18"/>
-        </w:rPr>
-        <w:t>.title { text-align: center; font-size: 28px; margin-bottom: 6px; }</w:t>
-      </w:r>
-    </w:p>
-    <w:p>
-      <w:pPr>
-        <w:spacing w:after="0" w:before="0" w:line="240" w:lineRule="auto"/>
-        <w:jc w:val="left"/>
-      </w:pPr>
-      <w:r>
-        <w:rPr>
-          <w:rFonts w:ascii="Courier New" w:hAnsi="Courier New" w:eastAsia="Courier New"/>
-          <w:b w:val="0"/>
-          <w:sz w:val="18"/>
-        </w:rPr>
-        <w:t>.subtitle { text-align: center; color: #888; font-size: 14px; margin-bottom: 18px; }</w:t>
-      </w:r>
-    </w:p>
-    <w:p>
-      <w:pPr>
-        <w:spacing w:after="0" w:before="0" w:line="240" w:lineRule="auto"/>
-        <w:jc w:val="left"/>
-      </w:pPr>
-      <w:r>
-        <w:rPr>
-          <w:rFonts w:ascii="Courier New" w:hAnsi="Courier New" w:eastAsia="Courier New"/>
-          <w:b w:val="0"/>
-          <w:sz w:val="18"/>
-        </w:rPr>
-        <w:t>.birth-label {</w:t>
-      </w:r>
-    </w:p>
-    <w:p>
-      <w:pPr>
-        <w:spacing w:after="0" w:before="0" w:line="240" w:lineRule="auto"/>
-        <w:jc w:val="left"/>
-      </w:pPr>
-      <w:r>
-        <w:rPr>
-          <w:rFonts w:ascii="Courier New" w:hAnsi="Courier New" w:eastAsia="Courier New"/>
-          <w:b w:val="0"/>
-          <w:sz w:val="18"/>
-        </w:rPr>
-        <w:t xml:space="preserve">    display: flex;</w:t>
-      </w:r>
-    </w:p>
-    <w:p>
-      <w:pPr>
-        <w:spacing w:after="0" w:before="0" w:line="240" w:lineRule="auto"/>
-        <w:jc w:val="left"/>
-      </w:pPr>
-      <w:r>
-        <w:rPr>
-          <w:rFonts w:ascii="Courier New" w:hAnsi="Courier New" w:eastAsia="Courier New"/>
-          <w:b w:val="0"/>
-          <w:sz w:val="18"/>
-        </w:rPr>
-        <w:t xml:space="preserve">    align-items: center;</w:t>
-      </w:r>
-    </w:p>
-    <w:p>
-      <w:pPr>
-        <w:spacing w:after="0" w:before="0" w:line="240" w:lineRule="auto"/>
-        <w:jc w:val="left"/>
-      </w:pPr>
-      <w:r>
-        <w:rPr>
-          <w:rFonts w:ascii="Courier New" w:hAnsi="Courier New" w:eastAsia="Courier New"/>
-          <w:b w:val="0"/>
-          <w:sz w:val="18"/>
-        </w:rPr>
-        <w:t xml:space="preserve">    gap: 6px;</w:t>
-      </w:r>
-    </w:p>
-    <w:p>
-      <w:pPr>
-        <w:spacing w:after="0" w:before="0" w:line="240" w:lineRule="auto"/>
-        <w:jc w:val="left"/>
-      </w:pPr>
-      <w:r>
-        <w:rPr>
-          <w:rFonts w:ascii="Courier New" w:hAnsi="Courier New" w:eastAsia="Courier New"/>
-          <w:b w:val="0"/>
-          <w:sz w:val="18"/>
-        </w:rPr>
-        <w:t xml:space="preserve">    color: #777;</w:t>
-      </w:r>
-    </w:p>
-    <w:p>
-      <w:pPr>
-        <w:spacing w:after="0" w:before="0" w:line="240" w:lineRule="auto"/>
-        <w:jc w:val="left"/>
-      </w:pPr>
-      <w:r>
-        <w:rPr>
-          <w:rFonts w:ascii="Courier New" w:hAnsi="Courier New" w:eastAsia="Courier New"/>
-          <w:b w:val="0"/>
-          <w:sz w:val="18"/>
-        </w:rPr>
-        <w:t xml:space="preserve">    font-size: 13px;</w:t>
-      </w:r>
-    </w:p>
-    <w:p>
-      <w:pPr>
-        <w:spacing w:after="0" w:before="0" w:line="240" w:lineRule="auto"/>
-        <w:jc w:val="left"/>
-      </w:pPr>
-      <w:r>
-        <w:rPr>
-          <w:rFonts w:ascii="Courier New" w:hAnsi="Courier New" w:eastAsia="Courier New"/>
-          <w:b w:val="0"/>
-          <w:sz w:val="18"/>
-        </w:rPr>
-        <w:t xml:space="preserve">    margin-bottom: 6px;</w:t>
-      </w:r>
-    </w:p>
-    <w:p>
-      <w:pPr>
-        <w:spacing w:after="0" w:before="0" w:line="240" w:lineRule="auto"/>
-        <w:jc w:val="left"/>
-      </w:pPr>
-      <w:r>
-        <w:rPr>
-          <w:rFonts w:ascii="Courier New" w:hAnsi="Courier New" w:eastAsia="Courier New"/>
-          <w:b w:val="0"/>
-          <w:sz w:val="18"/>
-        </w:rPr>
-        <w:t>}</w:t>
-      </w:r>
-    </w:p>
-    <w:p>
-      <w:pPr>
-        <w:spacing w:after="0" w:before="0" w:line="240" w:lineRule="auto"/>
-        <w:jc w:val="left"/>
-      </w:pPr>
-      <w:r>
-        <w:rPr>
-          <w:rFonts w:ascii="Courier New" w:hAnsi="Courier New" w:eastAsia="Courier New"/>
-          <w:b w:val="0"/>
-          <w:sz w:val="18"/>
-        </w:rPr>
-        <w:t>.hint {</w:t>
-      </w:r>
-    </w:p>
-    <w:p>
-      <w:pPr>
-        <w:spacing w:after="0" w:before="0" w:line="240" w:lineRule="auto"/>
-        <w:jc w:val="left"/>
-      </w:pPr>
-      <w:r>
-        <w:rPr>
-          <w:rFonts w:ascii="Courier New" w:hAnsi="Courier New" w:eastAsia="Courier New"/>
-          <w:b w:val="0"/>
-          <w:sz w:val="18"/>
-        </w:rPr>
-        <w:t xml:space="preserve">    display: inline-flex;</w:t>
-      </w:r>
-    </w:p>
-    <w:p>
-      <w:pPr>
-        <w:spacing w:after="0" w:before="0" w:line="240" w:lineRule="auto"/>
-        <w:jc w:val="left"/>
-      </w:pPr>
-      <w:r>
-        <w:rPr>
-          <w:rFonts w:ascii="Courier New" w:hAnsi="Courier New" w:eastAsia="Courier New"/>
-          <w:b w:val="0"/>
-          <w:sz w:val="18"/>
-        </w:rPr>
-        <w:t xml:space="preserve">    align-items: center;</w:t>
-      </w:r>
-    </w:p>
-    <w:p>
-      <w:pPr>
-        <w:spacing w:after="0" w:before="0" w:line="240" w:lineRule="auto"/>
-        <w:jc w:val="left"/>
-      </w:pPr>
-      <w:r>
-        <w:rPr>
-          <w:rFonts w:ascii="Courier New" w:hAnsi="Courier New" w:eastAsia="Courier New"/>
-          <w:b w:val="0"/>
-          <w:sz w:val="18"/>
-        </w:rPr>
-        <w:t xml:space="preserve">    justify-content: center;</w:t>
-      </w:r>
-    </w:p>
-    <w:p>
-      <w:pPr>
-        <w:spacing w:after="0" w:before="0" w:line="240" w:lineRule="auto"/>
-        <w:jc w:val="left"/>
-      </w:pPr>
-      <w:r>
-        <w:rPr>
-          <w:rFonts w:ascii="Courier New" w:hAnsi="Courier New" w:eastAsia="Courier New"/>
-          <w:b w:val="0"/>
-          <w:sz w:val="18"/>
-        </w:rPr>
-        <w:t xml:space="preserve">    width: 16px;</w:t>
-      </w:r>
-    </w:p>
-    <w:p>
-      <w:pPr>
-        <w:spacing w:after="0" w:before="0" w:line="240" w:lineRule="auto"/>
-        <w:jc w:val="left"/>
-      </w:pPr>
-      <w:r>
-        <w:rPr>
-          <w:rFonts w:ascii="Courier New" w:hAnsi="Courier New" w:eastAsia="Courier New"/>
-          <w:b w:val="0"/>
-          <w:sz w:val="18"/>
-        </w:rPr>
-        <w:t xml:space="preserve">    height: 16px;</w:t>
-      </w:r>
-    </w:p>
-    <w:p>
-      <w:pPr>
-        <w:spacing w:after="0" w:before="0" w:line="240" w:lineRule="auto"/>
-        <w:jc w:val="left"/>
-      </w:pPr>
-      <w:r>
-        <w:rPr>
-          <w:rFonts w:ascii="Courier New" w:hAnsi="Courier New" w:eastAsia="Courier New"/>
-          <w:b w:val="0"/>
-          <w:sz w:val="18"/>
-        </w:rPr>
-        <w:t xml:space="preserve">    border: 1px solid #999;</w:t>
-      </w:r>
-    </w:p>
-    <w:p>
-      <w:pPr>
-        <w:spacing w:after="0" w:before="0" w:line="240" w:lineRule="auto"/>
-        <w:jc w:val="left"/>
-      </w:pPr>
-      <w:r>
-        <w:rPr>
-          <w:rFonts w:ascii="Courier New" w:hAnsi="Courier New" w:eastAsia="Courier New"/>
-          <w:b w:val="0"/>
-          <w:sz w:val="18"/>
-        </w:rPr>
-        <w:t xml:space="preserve">    border-radius: 50%;</w:t>
-      </w:r>
-    </w:p>
-    <w:p>
-      <w:pPr>
-        <w:spacing w:after="0" w:before="0" w:line="240" w:lineRule="auto"/>
-        <w:jc w:val="left"/>
-      </w:pPr>
-      <w:r>
-        <w:rPr>
-          <w:rFonts w:ascii="Courier New" w:hAnsi="Courier New" w:eastAsia="Courier New"/>
-          <w:b w:val="0"/>
-          <w:sz w:val="18"/>
-        </w:rPr>
-        <w:t xml:space="preserve">    font-size: 11px;</w:t>
-      </w:r>
-    </w:p>
-    <w:p>
-      <w:pPr>
-        <w:spacing w:after="0" w:before="0" w:line="240" w:lineRule="auto"/>
-        <w:jc w:val="left"/>
-      </w:pPr>
-      <w:r>
-        <w:rPr>
-          <w:rFonts w:ascii="Courier New" w:hAnsi="Courier New" w:eastAsia="Courier New"/>
-          <w:b w:val="0"/>
-          <w:sz w:val="18"/>
-        </w:rPr>
-        <w:t xml:space="preserve">    color: #777;</w:t>
-      </w:r>
-    </w:p>
-    <w:p>
-      <w:pPr>
-        <w:spacing w:after="0" w:before="0" w:line="240" w:lineRule="auto"/>
-        <w:jc w:val="left"/>
-      </w:pPr>
-      <w:r>
-        <w:rPr>
-          <w:rFonts w:ascii="Courier New" w:hAnsi="Courier New" w:eastAsia="Courier New"/>
-          <w:b w:val="0"/>
-          <w:sz w:val="18"/>
-        </w:rPr>
-        <w:t xml:space="preserve">    cursor: help;</w:t>
-      </w:r>
-    </w:p>
-    <w:p>
-      <w:pPr>
-        <w:spacing w:after="0" w:before="0" w:line="240" w:lineRule="auto"/>
-        <w:jc w:val="left"/>
-      </w:pPr>
-      <w:r>
-        <w:rPr>
-          <w:rFonts w:ascii="Courier New" w:hAnsi="Courier New" w:eastAsia="Courier New"/>
-          <w:b w:val="0"/>
-          <w:sz w:val="18"/>
-        </w:rPr>
-        <w:t>}</w:t>
-      </w:r>
-    </w:p>
-    <w:p>
-      <w:pPr>
-        <w:spacing w:after="0" w:before="0" w:line="240" w:lineRule="auto"/>
-        <w:jc w:val="left"/>
-      </w:pPr>
-      <w:r>
-        <w:rPr>
-          <w:rFonts w:ascii="Courier New" w:hAnsi="Courier New" w:eastAsia="Courier New"/>
-          <w:b w:val="0"/>
-          <w:sz w:val="18"/>
-        </w:rPr>
-        <w:t>.birth-selects {</w:t>
-      </w:r>
-    </w:p>
-    <w:p>
-      <w:pPr>
-        <w:spacing w:after="0" w:before="0" w:line="240" w:lineRule="auto"/>
-        <w:jc w:val="left"/>
-      </w:pPr>
-      <w:r>
-        <w:rPr>
-          <w:rFonts w:ascii="Courier New" w:hAnsi="Courier New" w:eastAsia="Courier New"/>
-          <w:b w:val="0"/>
-          <w:sz w:val="18"/>
-        </w:rPr>
-        <w:t xml:space="preserve">    display: grid;</w:t>
-      </w:r>
-    </w:p>
-    <w:p>
-      <w:pPr>
-        <w:spacing w:after="0" w:before="0" w:line="240" w:lineRule="auto"/>
-        <w:jc w:val="left"/>
-      </w:pPr>
-      <w:r>
-        <w:rPr>
-          <w:rFonts w:ascii="Courier New" w:hAnsi="Courier New" w:eastAsia="Courier New"/>
-          <w:b w:val="0"/>
-          <w:sz w:val="18"/>
-        </w:rPr>
-        <w:t xml:space="preserve">    grid-template-columns: 1fr 1.2fr 1fr;</w:t>
-      </w:r>
-    </w:p>
-    <w:p>
-      <w:pPr>
-        <w:spacing w:after="0" w:before="0" w:line="240" w:lineRule="auto"/>
-        <w:jc w:val="left"/>
-      </w:pPr>
-      <w:r>
-        <w:rPr>
-          <w:rFonts w:ascii="Courier New" w:hAnsi="Courier New" w:eastAsia="Courier New"/>
-          <w:b w:val="0"/>
-          <w:sz w:val="18"/>
-        </w:rPr>
-        <w:t xml:space="preserve">    gap: 8px;</w:t>
-      </w:r>
-    </w:p>
-    <w:p>
-      <w:pPr>
-        <w:spacing w:after="0" w:before="0" w:line="240" w:lineRule="auto"/>
-        <w:jc w:val="left"/>
-      </w:pPr>
-      <w:r>
-        <w:rPr>
-          <w:rFonts w:ascii="Courier New" w:hAnsi="Courier New" w:eastAsia="Courier New"/>
-          <w:b w:val="0"/>
-          <w:sz w:val="18"/>
-        </w:rPr>
-        <w:t>}</w:t>
+        <w:t>5. Какие типы полей input удобны для пароля и электронной почты?</w:t>
       </w:r>
     </w:p>
     <w:p>
@@ -3710,170 +811,85 @@
     </w:p>
     <w:p>
       <w:pPr>
-        <w:spacing w:after="240" w:before="240" w:line="360" w:lineRule="auto"/>
+        <w:spacing w:after="80" w:before="0" w:line="276" w:lineRule="auto"/>
         <w:jc w:val="center"/>
       </w:pPr>
       <w:r>
         <w:rPr>
           <w:rFonts w:ascii="Times New Roman" w:hAnsi="Times New Roman" w:eastAsia="Times New Roman"/>
           <w:b/>
+          <w:i w:val="0"/>
           <w:sz w:val="28"/>
         </w:rPr>
-        <w:t>Приложение В. OK.html</w:t>
+        <w:t>ЗАКЛЮЧЕНИЕ</w:t>
       </w:r>
     </w:p>
     <w:p>
       <w:pPr>
-        <w:spacing w:after="0" w:before="0" w:line="240" w:lineRule="auto"/>
+        <w:spacing w:after="120" w:before="0" w:line="276" w:lineRule="auto"/>
+        <w:ind w:firstLine="709"/>
+        <w:jc w:val="both"/>
+      </w:pPr>
+      <w:r>
+        <w:rPr>
+          <w:rFonts w:ascii="Times New Roman" w:hAnsi="Times New Roman" w:eastAsia="Times New Roman"/>
+          <w:b w:val="0"/>
+          <w:i w:val="0"/>
+          <w:sz w:val="28"/>
+        </w:rPr>
+        <w:t>В ходе лабораторной работы № 2 создан учебный интерфейс соцсети «Вместе» с формами входа и регистрации и страницей подтверждения. Освоены базовые элементы HTML-форм и их оформление. Цель работы достигнута.</w:t>
+      </w:r>
+    </w:p>
+    <w:p>
+      <w:r>
+        <w:br w:type="page"/>
+      </w:r>
+    </w:p>
+    <w:p>
+      <w:pPr>
+        <w:spacing w:after="80" w:before="0" w:line="276" w:lineRule="auto"/>
+        <w:jc w:val="center"/>
+      </w:pPr>
+      <w:r>
+        <w:rPr>
+          <w:rFonts w:ascii="Times New Roman" w:hAnsi="Times New Roman" w:eastAsia="Times New Roman"/>
+          <w:b/>
+          <w:i w:val="0"/>
+          <w:sz w:val="28"/>
+        </w:rPr>
+        <w:t>СПИСОК ИСПОЛЬЗУЕМЫХ ИСТОЧНИКОВ</w:t>
+      </w:r>
+    </w:p>
+    <w:p>
+      <w:pPr>
+        <w:spacing w:after="120" w:before="0" w:line="276" w:lineRule="auto"/>
+        <w:ind w:firstLine="0"/>
         <w:jc w:val="left"/>
       </w:pPr>
       <w:r>
         <w:rPr>
-          <w:rFonts w:ascii="Courier New" w:hAnsi="Courier New" w:eastAsia="Courier New"/>
+          <w:rFonts w:ascii="Times New Roman" w:hAnsi="Times New Roman" w:eastAsia="Times New Roman"/>
           <w:b w:val="0"/>
-          <w:sz w:val="18"/>
+          <w:i w:val="0"/>
+          <w:sz w:val="28"/>
         </w:rPr>
-        <w:t>&lt;!DOCTYPE html&gt;</w:t>
+        <w:t>1. Web-разработка [Электронный ресурс]: лабораторный практикум / А.А. Андрюшин, А.С. Ягодкин; М-во науки и высшего образования РФ, ФГБОУ ВО «ВГЛТУ им. Г.Ф. Морозова». – Воронеж, 2024. – 133 с.</w:t>
       </w:r>
     </w:p>
     <w:p>
       <w:pPr>
-        <w:spacing w:after="0" w:before="0" w:line="240" w:lineRule="auto"/>
+        <w:spacing w:after="120" w:before="0" w:line="276" w:lineRule="auto"/>
+        <w:ind w:firstLine="0"/>
         <w:jc w:val="left"/>
       </w:pPr>
       <w:r>
         <w:rPr>
-          <w:rFonts w:ascii="Courier New" w:hAnsi="Courier New" w:eastAsia="Courier New"/>
+          <w:rFonts w:ascii="Times New Roman" w:hAnsi="Times New Roman" w:eastAsia="Times New Roman"/>
           <w:b w:val="0"/>
-          <w:sz w:val="18"/>
+          <w:i w:val="0"/>
+          <w:sz w:val="28"/>
         </w:rPr>
-        <w:t>&lt;html lang="ru"&gt;</w:t>
-      </w:r>
-    </w:p>
-    <w:p>
-      <w:pPr>
-        <w:spacing w:after="0" w:before="0" w:line="240" w:lineRule="auto"/>
-        <w:jc w:val="left"/>
-      </w:pPr>
-      <w:r>
-        <w:rPr>
-          <w:rFonts w:ascii="Courier New" w:hAnsi="Courier New" w:eastAsia="Courier New"/>
-          <w:b w:val="0"/>
-          <w:sz w:val="18"/>
-        </w:rPr>
-        <w:t>&lt;head&gt;</w:t>
-      </w:r>
-    </w:p>
-    <w:p>
-      <w:pPr>
-        <w:spacing w:after="0" w:before="0" w:line="240" w:lineRule="auto"/>
-        <w:jc w:val="left"/>
-      </w:pPr>
-      <w:r>
-        <w:rPr>
-          <w:rFonts w:ascii="Courier New" w:hAnsi="Courier New" w:eastAsia="Courier New"/>
-          <w:b w:val="0"/>
-          <w:sz w:val="18"/>
-        </w:rPr>
-        <w:t xml:space="preserve">    &lt;meta charset="UTF-8"&gt;</w:t>
-      </w:r>
-    </w:p>
-    <w:p>
-      <w:pPr>
-        <w:spacing w:after="0" w:before="0" w:line="240" w:lineRule="auto"/>
-        <w:jc w:val="left"/>
-      </w:pPr>
-      <w:r>
-        <w:rPr>
-          <w:rFonts w:ascii="Courier New" w:hAnsi="Courier New" w:eastAsia="Courier New"/>
-          <w:b w:val="0"/>
-          <w:sz w:val="18"/>
-        </w:rPr>
-        <w:t xml:space="preserve">    &lt;title&gt;OK&lt;/title&gt;</w:t>
-      </w:r>
-    </w:p>
-    <w:p>
-      <w:pPr>
-        <w:spacing w:after="0" w:before="0" w:line="240" w:lineRule="auto"/>
-        <w:jc w:val="left"/>
-      </w:pPr>
-      <w:r>
-        <w:rPr>
-          <w:rFonts w:ascii="Courier New" w:hAnsi="Courier New" w:eastAsia="Courier New"/>
-          <w:b w:val="0"/>
-          <w:sz w:val="18"/>
-        </w:rPr>
-        <w:t>&lt;/head&gt;</w:t>
-      </w:r>
-    </w:p>
-    <w:p>
-      <w:pPr>
-        <w:spacing w:after="0" w:before="0" w:line="240" w:lineRule="auto"/>
-        <w:jc w:val="left"/>
-      </w:pPr>
-      <w:r>
-        <w:rPr>
-          <w:rFonts w:ascii="Courier New" w:hAnsi="Courier New" w:eastAsia="Courier New"/>
-          <w:b w:val="0"/>
-          <w:sz w:val="18"/>
-        </w:rPr>
-        <w:t>&lt;body&gt;</w:t>
-      </w:r>
-    </w:p>
-    <w:p>
-      <w:pPr>
-        <w:spacing w:after="0" w:before="0" w:line="240" w:lineRule="auto"/>
-        <w:jc w:val="left"/>
-      </w:pPr>
-      <w:r>
-        <w:rPr>
-          <w:rFonts w:ascii="Courier New" w:hAnsi="Courier New" w:eastAsia="Courier New"/>
-          <w:b w:val="0"/>
-          <w:sz w:val="18"/>
-        </w:rPr>
-        <w:t xml:space="preserve">    &lt;p&gt;OK&lt;/p&gt;</w:t>
-      </w:r>
-    </w:p>
-    <w:p>
-      <w:pPr>
-        <w:spacing w:after="0" w:before="0" w:line="240" w:lineRule="auto"/>
-        <w:jc w:val="left"/>
-      </w:pPr>
-      <w:r>
-        <w:rPr>
-          <w:rFonts w:ascii="Courier New" w:hAnsi="Courier New" w:eastAsia="Courier New"/>
-          <w:b w:val="0"/>
-          <w:sz w:val="18"/>
-        </w:rPr>
-        <w:t xml:space="preserve">    &lt;p&gt;&lt;a href="index.html"&gt;Назад к форме&lt;/a&gt;&lt;/p&gt;</w:t>
-      </w:r>
-    </w:p>
-    <w:p>
-      <w:pPr>
-        <w:spacing w:after="0" w:before="0" w:line="240" w:lineRule="auto"/>
-        <w:jc w:val="left"/>
-      </w:pPr>
-      <w:r>
-        <w:rPr>
-          <w:rFonts w:ascii="Courier New" w:hAnsi="Courier New" w:eastAsia="Courier New"/>
-          <w:b w:val="0"/>
-          <w:sz w:val="18"/>
-        </w:rPr>
-        <w:t>&lt;/body&gt;</w:t>
-      </w:r>
-    </w:p>
-    <w:p>
-      <w:pPr>
-        <w:spacing w:after="0" w:before="0" w:line="240" w:lineRule="auto"/>
-        <w:jc w:val="left"/>
-      </w:pPr>
-      <w:r>
-        <w:rPr>
-          <w:rFonts w:ascii="Courier New" w:hAnsi="Courier New" w:eastAsia="Courier New"/>
-          <w:b w:val="0"/>
-          <w:sz w:val="18"/>
-        </w:rPr>
-        <w:t>&lt;/html&gt;</w:t>
+        <w:t>2. Репозиторий учебных работ: https://github.com/FURFanTom1331FUR/Web-Design</w:t>
       </w:r>
     </w:p>
     <w:sectPr>
@@ -4249,6 +1265,10 @@
     <w:name w:val="Normal"/>
     <w:qFormat/>
     <w:rsid w:val="00FC693F"/>
+    <w:rPr>
+      <w:rFonts w:ascii="Times New Roman" w:hAnsi="Times New Roman"/>
+      <w:sz w:val="28"/>
+    </w:rPr>
   </w:style>
   <w:style w:type="paragraph" w:styleId="Header">
     <w:name w:val="header"/>

--- a/lab2/Otchet_Lab2_Web-Dizayn.docx
+++ b/lab2/Otchet_Lab2_Web-Dizayn.docx
@@ -4,7 +4,7 @@
   <w:body>
     <w:p>
       <w:pPr>
-        <w:spacing w:after="80" w:before="0" w:line="276" w:lineRule="auto"/>
+        <w:spacing w:after="40" w:line="276" w:lineRule="auto"/>
         <w:jc w:val="center"/>
       </w:pPr>
       <w:r>
@@ -19,7 +19,7 @@
     </w:p>
     <w:p>
       <w:pPr>
-        <w:spacing w:after="80" w:before="0" w:line="276" w:lineRule="auto"/>
+        <w:spacing w:after="40" w:line="276" w:lineRule="auto"/>
         <w:jc w:val="center"/>
       </w:pPr>
       <w:r>
@@ -34,7 +34,7 @@
     </w:p>
     <w:p>
       <w:pPr>
-        <w:spacing w:after="80" w:before="0" w:line="276" w:lineRule="auto"/>
+        <w:spacing w:after="40" w:line="276" w:lineRule="auto"/>
         <w:jc w:val="center"/>
       </w:pPr>
       <w:r>
@@ -49,7 +49,7 @@
     </w:p>
     <w:p>
       <w:pPr>
-        <w:spacing w:after="80" w:before="0" w:line="276" w:lineRule="auto"/>
+        <w:spacing w:after="40" w:line="276" w:lineRule="auto"/>
         <w:jc w:val="center"/>
       </w:pPr>
       <w:r>
@@ -64,7 +64,7 @@
     </w:p>
     <w:p>
       <w:pPr>
-        <w:spacing w:after="80" w:before="0" w:line="276" w:lineRule="auto"/>
+        <w:spacing w:after="40" w:line="276" w:lineRule="auto"/>
         <w:jc w:val="center"/>
       </w:pPr>
       <w:r>
@@ -79,7 +79,7 @@
     </w:p>
     <w:p>
       <w:pPr>
-        <w:spacing w:after="80" w:before="0" w:line="276" w:lineRule="auto"/>
+        <w:spacing w:after="40" w:line="276" w:lineRule="auto"/>
         <w:jc w:val="center"/>
       </w:pPr>
       <w:r>
@@ -94,7 +94,7 @@
     </w:p>
     <w:p>
       <w:pPr>
-        <w:spacing w:after="240" w:before="0" w:line="276" w:lineRule="auto"/>
+        <w:spacing w:after="200" w:line="276" w:lineRule="auto"/>
         <w:jc w:val="center"/>
       </w:pPr>
       <w:r>
@@ -108,7 +108,7 @@
     </w:p>
     <w:p>
       <w:pPr>
-        <w:spacing w:after="80" w:before="0" w:line="276" w:lineRule="auto"/>
+        <w:spacing w:after="120" w:line="276" w:lineRule="auto"/>
         <w:jc w:val="center"/>
       </w:pPr>
       <w:r>
@@ -123,7 +123,7 @@
     </w:p>
     <w:p>
       <w:pPr>
-        <w:spacing w:after="120" w:before="0" w:line="276" w:lineRule="auto"/>
+        <w:spacing w:after="120" w:line="276" w:lineRule="auto"/>
         <w:jc w:val="center"/>
       </w:pPr>
       <w:r>
@@ -137,7 +137,7 @@
     </w:p>
     <w:p>
       <w:pPr>
-        <w:spacing w:after="80" w:before="0" w:line="276" w:lineRule="auto"/>
+        <w:spacing w:after="120" w:line="276" w:lineRule="auto"/>
         <w:jc w:val="center"/>
       </w:pPr>
       <w:r>
@@ -152,7 +152,7 @@
     </w:p>
     <w:p>
       <w:pPr>
-        <w:spacing w:after="80" w:before="0" w:line="276" w:lineRule="auto"/>
+        <w:spacing w:after="120" w:line="276" w:lineRule="auto"/>
         <w:jc w:val="center"/>
       </w:pPr>
       <w:r>
@@ -167,7 +167,7 @@
     </w:p>
     <w:p>
       <w:pPr>
-        <w:spacing w:after="80" w:before="0" w:line="276" w:lineRule="auto"/>
+        <w:spacing w:after="120" w:line="276" w:lineRule="auto"/>
         <w:jc w:val="center"/>
       </w:pPr>
       <w:r>
@@ -182,7 +182,7 @@
     </w:p>
     <w:p>
       <w:pPr>
-        <w:spacing w:after="160" w:before="0" w:line="276" w:lineRule="auto"/>
+        <w:spacing w:after="120" w:line="276" w:lineRule="auto"/>
         <w:jc w:val="center"/>
       </w:pPr>
       <w:r>
@@ -196,7 +196,7 @@
     </w:p>
     <w:p>
       <w:pPr>
-        <w:spacing w:after="80" w:before="0" w:line="276" w:lineRule="auto"/>
+        <w:spacing w:after="120" w:line="276" w:lineRule="auto"/>
         <w:jc w:val="center"/>
       </w:pPr>
       <w:r>
@@ -211,7 +211,7 @@
     </w:p>
     <w:p>
       <w:pPr>
-        <w:spacing w:after="80" w:before="0" w:line="276" w:lineRule="auto"/>
+        <w:spacing w:after="120" w:line="276" w:lineRule="auto"/>
         <w:jc w:val="center"/>
       </w:pPr>
       <w:r>
@@ -226,7 +226,7 @@
     </w:p>
     <w:p>
       <w:pPr>
-        <w:spacing w:after="320" w:before="0" w:line="276" w:lineRule="auto"/>
+        <w:spacing w:after="280" w:line="276" w:lineRule="auto"/>
         <w:jc w:val="center"/>
       </w:pPr>
       <w:r>
@@ -240,7 +240,7 @@
     </w:p>
     <w:p>
       <w:pPr>
-        <w:spacing w:after="40" w:before="0" w:line="276" w:lineRule="auto"/>
+        <w:spacing w:after="120" w:line="276" w:lineRule="auto"/>
         <w:jc w:val="left"/>
       </w:pPr>
       <w:r>
@@ -255,7 +255,7 @@
     </w:p>
     <w:p>
       <w:pPr>
-        <w:spacing w:after="200" w:before="0" w:line="276" w:lineRule="auto"/>
+        <w:spacing w:after="120" w:line="276" w:lineRule="auto"/>
         <w:jc w:val="left"/>
       </w:pPr>
       <w:r>
@@ -270,7 +270,7 @@
     </w:p>
     <w:p>
       <w:pPr>
-        <w:spacing w:after="40" w:before="0" w:line="276" w:lineRule="auto"/>
+        <w:spacing w:after="120" w:line="276" w:lineRule="auto"/>
         <w:jc w:val="left"/>
       </w:pPr>
       <w:r>
@@ -285,7 +285,7 @@
     </w:p>
     <w:p>
       <w:pPr>
-        <w:spacing w:after="200" w:before="0" w:line="276" w:lineRule="auto"/>
+        <w:spacing w:after="120" w:line="276" w:lineRule="auto"/>
         <w:jc w:val="left"/>
       </w:pPr>
       <w:r>
@@ -300,7 +300,7 @@
     </w:p>
     <w:p>
       <w:pPr>
-        <w:spacing w:after="40" w:before="0" w:line="276" w:lineRule="auto"/>
+        <w:spacing w:after="120" w:line="276" w:lineRule="auto"/>
         <w:jc w:val="left"/>
       </w:pPr>
       <w:r>
@@ -315,7 +315,7 @@
     </w:p>
     <w:p>
       <w:pPr>
-        <w:spacing w:after="480" w:before="0" w:line="276" w:lineRule="auto"/>
+        <w:spacing w:after="120" w:line="276" w:lineRule="auto"/>
         <w:jc w:val="left"/>
       </w:pPr>
       <w:r>
@@ -330,7 +330,21 @@
     </w:p>
     <w:p>
       <w:pPr>
-        <w:spacing w:after="80" w:before="0" w:line="276" w:lineRule="auto"/>
+        <w:spacing w:after="360" w:line="276" w:lineRule="auto"/>
+        <w:jc w:val="center"/>
+      </w:pPr>
+      <w:r>
+        <w:rPr>
+          <w:rFonts w:ascii="Times New Roman" w:hAnsi="Times New Roman" w:eastAsia="Times New Roman"/>
+          <w:b w:val="0"/>
+          <w:i w:val="0"/>
+          <w:sz w:val="28"/>
+        </w:rPr>
+      </w:r>
+    </w:p>
+    <w:p>
+      <w:pPr>
+        <w:spacing w:after="120" w:line="276" w:lineRule="auto"/>
         <w:jc w:val="center"/>
       </w:pPr>
       <w:r>
@@ -350,7 +364,7 @@
     </w:p>
     <w:p>
       <w:pPr>
-        <w:spacing w:after="80" w:before="0" w:line="276" w:lineRule="auto"/>
+        <w:spacing w:after="120" w:line="276" w:lineRule="auto"/>
         <w:jc w:val="center"/>
       </w:pPr>
       <w:r>
@@ -365,7 +379,7 @@
     </w:p>
     <w:p>
       <w:pPr>
-        <w:spacing w:after="120" w:before="0" w:line="276" w:lineRule="auto"/>
+        <w:spacing w:after="120" w:line="276" w:lineRule="auto"/>
         <w:jc w:val="left"/>
       </w:pPr>
       <w:r>
@@ -380,7 +394,7 @@
     </w:p>
     <w:p>
       <w:pPr>
-        <w:spacing w:after="120" w:before="0" w:line="276" w:lineRule="auto"/>
+        <w:spacing w:after="120" w:line="276" w:lineRule="auto"/>
         <w:jc w:val="left"/>
       </w:pPr>
       <w:r>
@@ -395,7 +409,7 @@
     </w:p>
     <w:p>
       <w:pPr>
-        <w:spacing w:after="120" w:before="0" w:line="276" w:lineRule="auto"/>
+        <w:spacing w:after="120" w:line="276" w:lineRule="auto"/>
         <w:jc w:val="left"/>
       </w:pPr>
       <w:r>
@@ -405,12 +419,12 @@
           <w:i w:val="0"/>
           <w:sz w:val="24"/>
         </w:rPr>
-        <w:t>Контрольные вопросы …………………….……………………………………..8</w:t>
+        <w:t>Результаты работы сайта (скриншоты) …………………………………………..6</w:t>
       </w:r>
     </w:p>
     <w:p>
       <w:pPr>
-        <w:spacing w:after="120" w:before="0" w:line="276" w:lineRule="auto"/>
+        <w:spacing w:after="120" w:line="276" w:lineRule="auto"/>
         <w:jc w:val="left"/>
       </w:pPr>
       <w:r>
@@ -420,12 +434,12 @@
           <w:i w:val="0"/>
           <w:sz w:val="24"/>
         </w:rPr>
-        <w:t>ЗАКЛЮЧЕНИЕ….................................................................................................11</w:t>
+        <w:t>Контрольные вопросы …………………….……………………………………..9</w:t>
       </w:r>
     </w:p>
     <w:p>
       <w:pPr>
-        <w:spacing w:after="120" w:before="0" w:line="276" w:lineRule="auto"/>
+        <w:spacing w:after="120" w:line="276" w:lineRule="auto"/>
         <w:jc w:val="left"/>
       </w:pPr>
       <w:r>
@@ -435,7 +449,22 @@
           <w:i w:val="0"/>
           <w:sz w:val="24"/>
         </w:rPr>
-        <w:t>СПИСОК ИСПОЛЬЗУЕМЫХ ИСТОЧНИКОВ….............................................12</w:t>
+        <w:t>ЗАКЛЮЧЕНИЕ….................................................................................................10</w:t>
+      </w:r>
+    </w:p>
+    <w:p>
+      <w:pPr>
+        <w:spacing w:after="120" w:line="276" w:lineRule="auto"/>
+        <w:jc w:val="left"/>
+      </w:pPr>
+      <w:r>
+        <w:rPr>
+          <w:rFonts w:ascii="Times New Roman" w:hAnsi="Times New Roman" w:eastAsia="Times New Roman"/>
+          <w:b w:val="0"/>
+          <w:i w:val="0"/>
+          <w:sz w:val="24"/>
+        </w:rPr>
+        <w:t>СПИСОК ИСПОЛЬЗУЕМЫХ ИСТОЧНИКОВ….............................................11</w:t>
       </w:r>
     </w:p>
     <w:p>
@@ -445,7 +474,7 @@
     </w:p>
     <w:p>
       <w:pPr>
-        <w:spacing w:after="80" w:before="0" w:line="276" w:lineRule="auto"/>
+        <w:spacing w:after="120" w:line="276" w:lineRule="auto"/>
         <w:jc w:val="center"/>
       </w:pPr>
       <w:r>
@@ -460,7 +489,7 @@
     </w:p>
     <w:p>
       <w:pPr>
-        <w:spacing w:after="120" w:before="0" w:line="276" w:lineRule="auto"/>
+        <w:spacing w:after="120" w:line="276" w:lineRule="auto"/>
         <w:ind w:firstLine="709"/>
         <w:jc w:val="both"/>
       </w:pPr>
@@ -471,12 +500,12 @@
           <w:i w:val="0"/>
           <w:sz w:val="28"/>
         </w:rPr>
-        <w:t>Лабораторный практикум для обучающихся по направлению 09.03.02 – Информационные системы и технологии разработан на кафедре информационных технологий. Данный материал использован для подготовки к выполнению лабораторных работ по курсу «Web-разработка».</w:t>
+        <w:t>Лабораторный практикум для обучающихся по направлению 09.03.02 – Информационные системы и технологии разработан на кафедре информационных технологий. Материал использован для подготовки к лабораторным работам по курсу «Web-разработка».</w:t>
       </w:r>
     </w:p>
     <w:p>
       <w:pPr>
-        <w:spacing w:after="120" w:before="0" w:line="276" w:lineRule="auto"/>
+        <w:spacing w:after="120" w:line="276" w:lineRule="auto"/>
         <w:ind w:firstLine="709"/>
         <w:jc w:val="both"/>
       </w:pPr>
@@ -487,7 +516,7 @@
           <w:i w:val="0"/>
           <w:sz w:val="28"/>
         </w:rPr>
-        <w:t>Большое внимание уделено созданию сайтов, применению языков разметки и стилей, а также разработке учебных веб-страниц с использованием HTML и CSS. Каждая лабораторная работа содержит теоретический материал, практическое задание и контрольные вопросы.</w:t>
+        <w:t>В работе рассматриваются создание учебных сайтов, применение HTML и CSS, а также оформление интерфейсов. Каждая лабораторная содержит задание, описание проекта, результаты (включая скриншоты) и контрольные вопросы.</w:t>
       </w:r>
     </w:p>
     <w:p>
@@ -497,7 +526,7 @@
     </w:p>
     <w:p>
       <w:pPr>
-        <w:spacing w:after="80" w:before="0" w:line="276" w:lineRule="auto"/>
+        <w:spacing w:after="120" w:line="276" w:lineRule="auto"/>
         <w:jc w:val="center"/>
       </w:pPr>
       <w:r>
@@ -512,7 +541,7 @@
     </w:p>
     <w:p>
       <w:pPr>
-        <w:spacing w:after="120" w:before="0" w:line="276" w:lineRule="auto"/>
+        <w:spacing w:after="120" w:line="276" w:lineRule="auto"/>
         <w:ind w:firstLine="709"/>
         <w:jc w:val="both"/>
       </w:pPr>
@@ -523,26 +552,12 @@
           <w:i w:val="0"/>
           <w:sz w:val="28"/>
         </w:rPr>
-        <w:t>Цель: научиться создавать и оформлять HTML-формы для ввода и передачи данных (вход и регистрация), используя элементы form, input, select и метод отправки GET.</w:t>
+        <w:t>Цель: научиться создавать HTML-формы входа и регистрации и отправлять данные методом GET.</w:t>
       </w:r>
     </w:p>
     <w:p>
       <w:pPr>
-        <w:spacing w:after="80" w:before="0" w:line="276" w:lineRule="auto"/>
-        <w:jc w:val="both"/>
-      </w:pPr>
-      <w:r>
-        <w:rPr>
-          <w:rFonts w:ascii="Times New Roman" w:hAnsi="Times New Roman" w:eastAsia="Times New Roman"/>
-          <w:b w:val="0"/>
-          <w:i w:val="0"/>
-          <w:sz w:val="28"/>
-        </w:rPr>
-      </w:r>
-    </w:p>
-    <w:p>
-      <w:pPr>
-        <w:spacing w:after="120" w:before="0" w:line="276" w:lineRule="auto"/>
+        <w:spacing w:after="120" w:line="276" w:lineRule="auto"/>
         <w:jc w:val="left"/>
       </w:pPr>
       <w:r>
@@ -557,7 +572,7 @@
     </w:p>
     <w:p>
       <w:pPr>
-        <w:spacing w:after="120" w:before="0" w:line="276" w:lineRule="auto"/>
+        <w:spacing w:after="120" w:line="276" w:lineRule="auto"/>
         <w:ind w:firstLine="709"/>
         <w:jc w:val="both"/>
       </w:pPr>
@@ -568,12 +583,12 @@
           <w:i w:val="0"/>
           <w:sz w:val="28"/>
         </w:rPr>
-        <w:t>Разработать страницу с формами входа и регистрации; организовать отправку данных на отдельную страницу-результат; оформить интерфейс средствами CSS.</w:t>
+        <w:t>Сверстать страницу с формами входа и регистрации и страницей результата.</w:t>
       </w:r>
     </w:p>
     <w:p>
       <w:pPr>
-        <w:spacing w:after="120" w:before="0" w:line="276" w:lineRule="auto"/>
+        <w:spacing w:after="120" w:line="276" w:lineRule="auto"/>
         <w:jc w:val="left"/>
       </w:pPr>
       <w:r>
@@ -588,7 +603,7 @@
     </w:p>
     <w:p>
       <w:pPr>
-        <w:spacing w:after="120" w:before="0" w:line="276" w:lineRule="auto"/>
+        <w:spacing w:after="120" w:line="276" w:lineRule="auto"/>
         <w:ind w:firstLine="709"/>
         <w:jc w:val="both"/>
       </w:pPr>
@@ -599,12 +614,12 @@
           <w:i w:val="0"/>
           <w:sz w:val="28"/>
         </w:rPr>
-        <w:t>Учебный сайт вымышленной социальной сети «Вместе»: шапка с логотипом, форма входа (телефон/email, пароль) и форма регистрации (имя, фамилия, дата рождения через select). После отправки открывается страница OK.html.</w:t>
+        <w:t>Соцсеть «Вместе»: шапка, вход, регистрация, OK.html после отправки.</w:t>
       </w:r>
     </w:p>
     <w:p>
       <w:pPr>
-        <w:spacing w:after="120" w:before="0" w:line="276" w:lineRule="auto"/>
+        <w:spacing w:after="120" w:line="276" w:lineRule="auto"/>
         <w:jc w:val="left"/>
       </w:pPr>
       <w:r>
@@ -619,7 +634,7 @@
     </w:p>
     <w:p>
       <w:pPr>
-        <w:spacing w:after="120" w:before="0" w:line="276" w:lineRule="auto"/>
+        <w:spacing w:after="120" w:line="276" w:lineRule="auto"/>
         <w:ind w:firstLine="709"/>
         <w:jc w:val="both"/>
       </w:pPr>
@@ -630,12 +645,12 @@
           <w:i w:val="0"/>
           <w:sz w:val="28"/>
         </w:rPr>
-        <w:t>HTML5 + CSS3 без JavaScript. Теги &lt;form method="get" action="OK.html"&gt;, &lt;input&gt;, &lt;select&gt;, &lt;button type="submit"&gt;. Стили в style.css, акцент #7b2cbf, шрифт Arial.</w:t>
+        <w:t>HTML5 + CSS3. form/input/select/button, style.css, акцент #7b2cbf.</w:t>
       </w:r>
     </w:p>
     <w:p>
       <w:pPr>
-        <w:spacing w:after="120" w:before="0" w:line="276" w:lineRule="auto"/>
+        <w:spacing w:after="120" w:line="276" w:lineRule="auto"/>
         <w:jc w:val="left"/>
       </w:pPr>
       <w:r>
@@ -650,7 +665,7 @@
     </w:p>
     <w:p>
       <w:pPr>
-        <w:spacing w:after="120" w:before="0" w:line="276" w:lineRule="auto"/>
+        <w:spacing w:after="120" w:line="276" w:lineRule="auto"/>
         <w:ind w:firstLine="709"/>
         <w:jc w:val="both"/>
       </w:pPr>
@@ -661,12 +676,12 @@
           <w:i w:val="0"/>
           <w:sz w:val="28"/>
         </w:rPr>
-        <w:t>Код: lab2/index.html, lab2/OK.html, lab2/style.css, lab2/logo.png.</w:t>
+        <w:t>Файлы: lab2/index.html, OK.html, style.css, logo.png.</w:t>
       </w:r>
     </w:p>
     <w:p>
       <w:pPr>
-        <w:spacing w:after="120" w:before="0" w:line="276" w:lineRule="auto"/>
+        <w:spacing w:after="120" w:line="276" w:lineRule="auto"/>
         <w:jc w:val="left"/>
       </w:pPr>
       <w:r>
@@ -681,7 +696,7 @@
     </w:p>
     <w:p>
       <w:pPr>
-        <w:spacing w:after="120" w:before="0" w:line="276" w:lineRule="auto"/>
+        <w:spacing w:after="120" w:line="276" w:lineRule="auto"/>
         <w:ind w:firstLine="709"/>
         <w:jc w:val="both"/>
       </w:pPr>
@@ -692,12 +707,86 @@
           <w:i w:val="0"/>
           <w:sz w:val="28"/>
         </w:rPr>
-        <w:t>Обе формы отправляют параметры методом GET на OK.html; поля валидируются атрибутами required где задано; страница доступна в составе репозитория (lab2/) и просматривается локально / на GitHub Pages.</w:t>
+        <w:t>Формы отправляют GET на OK.html. Код в lab2/.</w:t>
+      </w:r>
+    </w:p>
+    <w:p>
+      <w:r>
+        <w:br w:type="page"/>
       </w:r>
     </w:p>
     <w:p>
       <w:pPr>
-        <w:spacing w:after="80" w:before="0" w:line="276" w:lineRule="auto"/>
+        <w:spacing w:after="120" w:line="276" w:lineRule="auto"/>
+        <w:jc w:val="center"/>
+      </w:pPr>
+      <w:r>
+        <w:rPr>
+          <w:rFonts w:ascii="Times New Roman" w:hAnsi="Times New Roman" w:eastAsia="Times New Roman"/>
+          <w:b/>
+          <w:i w:val="0"/>
+          <w:sz w:val="28"/>
+        </w:rPr>
+        <w:t>Результаты работы сайта (скриншоты)</w:t>
+      </w:r>
+    </w:p>
+    <w:p>
+      <w:pPr>
+        <w:spacing w:after="80" w:line="276" w:lineRule="auto"/>
+        <w:jc w:val="center"/>
+      </w:pPr>
+      <w:r>
+        <w:rPr>
+          <w:rFonts w:ascii="Times New Roman" w:hAnsi="Times New Roman" w:eastAsia="Times New Roman"/>
+          <w:b w:val="0"/>
+          <w:i/>
+          <w:sz w:val="24"/>
+        </w:rPr>
+        <w:t>Шапка и вход</w:t>
+      </w:r>
+    </w:p>
+    <w:p>
+      <w:pPr>
+        <w:jc w:val="center"/>
+      </w:pPr>
+      <w:r>
+        <w:drawing>
+          <wp:inline xmlns:a="http://schemas.openxmlformats.org/drawingml/2006/main" xmlns:pic="http://schemas.openxmlformats.org/drawingml/2006/picture">
+            <wp:extent cx="5212080" cy="2671191"/>
+            <wp:docPr id="1" name="Picture 1"/>
+            <wp:cNvGraphicFramePr>
+              <a:graphicFrameLocks noChangeAspect="1"/>
+            </wp:cNvGraphicFramePr>
+            <a:graphic>
+              <a:graphicData uri="http://schemas.openxmlformats.org/drawingml/2006/picture">
+                <pic:pic>
+                  <pic:nvPicPr>
+                    <pic:cNvPr id="0" name="01_header_login.png"/>
+                    <pic:cNvPicPr/>
+                  </pic:nvPicPr>
+                  <pic:blipFill>
+                    <a:blip r:embed="rId9"/>
+                    <a:stretch>
+                      <a:fillRect/>
+                    </a:stretch>
+                  </pic:blipFill>
+                  <pic:spPr>
+                    <a:xfrm>
+                      <a:off x="0" y="0"/>
+                      <a:ext cx="5212080" cy="2671191"/>
+                    </a:xfrm>
+                    <a:prstGeom prst="rect"/>
+                  </pic:spPr>
+                </pic:pic>
+              </a:graphicData>
+            </a:graphic>
+          </wp:inline>
+        </w:drawing>
+      </w:r>
+    </w:p>
+    <w:p>
+      <w:pPr>
+        <w:spacing w:after="160" w:line="276" w:lineRule="auto"/>
         <w:jc w:val="both"/>
       </w:pPr>
       <w:r>
@@ -711,7 +800,211 @@
     </w:p>
     <w:p>
       <w:pPr>
-        <w:spacing w:after="120" w:before="0" w:line="276" w:lineRule="auto"/>
+        <w:spacing w:after="80" w:line="276" w:lineRule="auto"/>
+        <w:jc w:val="center"/>
+      </w:pPr>
+      <w:r>
+        <w:rPr>
+          <w:rFonts w:ascii="Times New Roman" w:hAnsi="Times New Roman" w:eastAsia="Times New Roman"/>
+          <w:b w:val="0"/>
+          <w:i/>
+          <w:sz w:val="24"/>
+        </w:rPr>
+        <w:t>Регистрация</w:t>
+      </w:r>
+    </w:p>
+    <w:p>
+      <w:pPr>
+        <w:jc w:val="center"/>
+      </w:pPr>
+      <w:r>
+        <w:drawing>
+          <wp:inline xmlns:a="http://schemas.openxmlformats.org/drawingml/2006/main" xmlns:pic="http://schemas.openxmlformats.org/drawingml/2006/picture">
+            <wp:extent cx="5212080" cy="2671191"/>
+            <wp:docPr id="2" name="Picture 2"/>
+            <wp:cNvGraphicFramePr>
+              <a:graphicFrameLocks noChangeAspect="1"/>
+            </wp:cNvGraphicFramePr>
+            <a:graphic>
+              <a:graphicData uri="http://schemas.openxmlformats.org/drawingml/2006/picture">
+                <pic:pic>
+                  <pic:nvPicPr>
+                    <pic:cNvPr id="0" name="02_register.png"/>
+                    <pic:cNvPicPr/>
+                  </pic:nvPicPr>
+                  <pic:blipFill>
+                    <a:blip r:embed="rId10"/>
+                    <a:stretch>
+                      <a:fillRect/>
+                    </a:stretch>
+                  </pic:blipFill>
+                  <pic:spPr>
+                    <a:xfrm>
+                      <a:off x="0" y="0"/>
+                      <a:ext cx="5212080" cy="2671191"/>
+                    </a:xfrm>
+                    <a:prstGeom prst="rect"/>
+                  </pic:spPr>
+                </pic:pic>
+              </a:graphicData>
+            </a:graphic>
+          </wp:inline>
+        </w:drawing>
+      </w:r>
+    </w:p>
+    <w:p>
+      <w:pPr>
+        <w:spacing w:after="160" w:line="276" w:lineRule="auto"/>
+        <w:jc w:val="both"/>
+      </w:pPr>
+      <w:r>
+        <w:rPr>
+          <w:rFonts w:ascii="Times New Roman" w:hAnsi="Times New Roman" w:eastAsia="Times New Roman"/>
+          <w:b w:val="0"/>
+          <w:i w:val="0"/>
+          <w:sz w:val="28"/>
+        </w:rPr>
+      </w:r>
+    </w:p>
+    <w:p>
+      <w:pPr>
+        <w:spacing w:after="80" w:line="276" w:lineRule="auto"/>
+        <w:jc w:val="center"/>
+      </w:pPr>
+      <w:r>
+        <w:rPr>
+          <w:rFonts w:ascii="Times New Roman" w:hAnsi="Times New Roman" w:eastAsia="Times New Roman"/>
+          <w:b w:val="0"/>
+          <w:i/>
+          <w:sz w:val="24"/>
+        </w:rPr>
+        <w:t>Общий вид</w:t>
+      </w:r>
+    </w:p>
+    <w:p>
+      <w:pPr>
+        <w:jc w:val="center"/>
+      </w:pPr>
+      <w:r>
+        <w:drawing>
+          <wp:inline xmlns:a="http://schemas.openxmlformats.org/drawingml/2006/main" xmlns:pic="http://schemas.openxmlformats.org/drawingml/2006/picture">
+            <wp:extent cx="5212080" cy="3073685"/>
+            <wp:docPr id="3" name="Picture 3"/>
+            <wp:cNvGraphicFramePr>
+              <a:graphicFrameLocks noChangeAspect="1"/>
+            </wp:cNvGraphicFramePr>
+            <a:graphic>
+              <a:graphicData uri="http://schemas.openxmlformats.org/drawingml/2006/picture">
+                <pic:pic>
+                  <pic:nvPicPr>
+                    <pic:cNvPr id="0" name="03_full_page.png"/>
+                    <pic:cNvPicPr/>
+                  </pic:nvPicPr>
+                  <pic:blipFill>
+                    <a:blip r:embed="rId11"/>
+                    <a:stretch>
+                      <a:fillRect/>
+                    </a:stretch>
+                  </pic:blipFill>
+                  <pic:spPr>
+                    <a:xfrm>
+                      <a:off x="0" y="0"/>
+                      <a:ext cx="5212080" cy="3073685"/>
+                    </a:xfrm>
+                    <a:prstGeom prst="rect"/>
+                  </pic:spPr>
+                </pic:pic>
+              </a:graphicData>
+            </a:graphic>
+          </wp:inline>
+        </w:drawing>
+      </w:r>
+    </w:p>
+    <w:p>
+      <w:pPr>
+        <w:spacing w:after="160" w:line="276" w:lineRule="auto"/>
+        <w:jc w:val="both"/>
+      </w:pPr>
+      <w:r>
+        <w:rPr>
+          <w:rFonts w:ascii="Times New Roman" w:hAnsi="Times New Roman" w:eastAsia="Times New Roman"/>
+          <w:b w:val="0"/>
+          <w:i w:val="0"/>
+          <w:sz w:val="28"/>
+        </w:rPr>
+      </w:r>
+    </w:p>
+    <w:p>
+      <w:pPr>
+        <w:spacing w:after="80" w:line="276" w:lineRule="auto"/>
+        <w:jc w:val="center"/>
+      </w:pPr>
+      <w:r>
+        <w:rPr>
+          <w:rFonts w:ascii="Times New Roman" w:hAnsi="Times New Roman" w:eastAsia="Times New Roman"/>
+          <w:b w:val="0"/>
+          <w:i/>
+          <w:sz w:val="24"/>
+        </w:rPr>
+        <w:t>Страница OK</w:t>
+      </w:r>
+    </w:p>
+    <w:p>
+      <w:pPr>
+        <w:jc w:val="center"/>
+      </w:pPr>
+      <w:r>
+        <w:drawing>
+          <wp:inline xmlns:a="http://schemas.openxmlformats.org/drawingml/2006/main" xmlns:pic="http://schemas.openxmlformats.org/drawingml/2006/picture">
+            <wp:extent cx="5212080" cy="2671191"/>
+            <wp:docPr id="4" name="Picture 4"/>
+            <wp:cNvGraphicFramePr>
+              <a:graphicFrameLocks noChangeAspect="1"/>
+            </wp:cNvGraphicFramePr>
+            <a:graphic>
+              <a:graphicData uri="http://schemas.openxmlformats.org/drawingml/2006/picture">
+                <pic:pic>
+                  <pic:nvPicPr>
+                    <pic:cNvPr id="0" name="04_ok.png"/>
+                    <pic:cNvPicPr/>
+                  </pic:nvPicPr>
+                  <pic:blipFill>
+                    <a:blip r:embed="rId12"/>
+                    <a:stretch>
+                      <a:fillRect/>
+                    </a:stretch>
+                  </pic:blipFill>
+                  <pic:spPr>
+                    <a:xfrm>
+                      <a:off x="0" y="0"/>
+                      <a:ext cx="5212080" cy="2671191"/>
+                    </a:xfrm>
+                    <a:prstGeom prst="rect"/>
+                  </pic:spPr>
+                </pic:pic>
+              </a:graphicData>
+            </a:graphic>
+          </wp:inline>
+        </w:drawing>
+      </w:r>
+    </w:p>
+    <w:p>
+      <w:pPr>
+        <w:spacing w:after="160" w:line="276" w:lineRule="auto"/>
+        <w:jc w:val="both"/>
+      </w:pPr>
+      <w:r>
+        <w:rPr>
+          <w:rFonts w:ascii="Times New Roman" w:hAnsi="Times New Roman" w:eastAsia="Times New Roman"/>
+          <w:b w:val="0"/>
+          <w:i w:val="0"/>
+          <w:sz w:val="28"/>
+        </w:rPr>
+      </w:r>
+    </w:p>
+    <w:p>
+      <w:pPr>
+        <w:spacing w:after="120" w:line="276" w:lineRule="auto"/>
         <w:jc w:val="left"/>
       </w:pPr>
       <w:r>
@@ -726,7 +1019,7 @@
     </w:p>
     <w:p>
       <w:pPr>
-        <w:spacing w:after="120" w:before="0" w:line="276" w:lineRule="auto"/>
+        <w:spacing w:after="120" w:line="276" w:lineRule="auto"/>
         <w:ind w:firstLine="425"/>
         <w:jc w:val="left"/>
       </w:pPr>
@@ -737,12 +1030,12 @@
           <w:i w:val="0"/>
           <w:sz w:val="28"/>
         </w:rPr>
-        <w:t>1. Какие атрибуты обязательны у элемента &lt;form&gt;?</w:t>
+        <w:t>1. Какие атрибуты у &lt;form&gt;?</w:t>
       </w:r>
     </w:p>
     <w:p>
       <w:pPr>
-        <w:spacing w:after="120" w:before="0" w:line="276" w:lineRule="auto"/>
+        <w:spacing w:after="120" w:line="276" w:lineRule="auto"/>
         <w:ind w:firstLine="425"/>
         <w:jc w:val="left"/>
       </w:pPr>
@@ -753,12 +1046,12 @@
           <w:i w:val="0"/>
           <w:sz w:val="28"/>
         </w:rPr>
-        <w:t>2. Чем отличаются методы GET и POST при отправке формы?</w:t>
+        <w:t>2. Чем GET отличается от POST?</w:t>
       </w:r>
     </w:p>
     <w:p>
       <w:pPr>
-        <w:spacing w:after="120" w:before="0" w:line="276" w:lineRule="auto"/>
+        <w:spacing w:after="120" w:line="276" w:lineRule="auto"/>
         <w:ind w:firstLine="425"/>
         <w:jc w:val="left"/>
       </w:pPr>
@@ -769,12 +1062,12 @@
           <w:i w:val="0"/>
           <w:sz w:val="28"/>
         </w:rPr>
-        <w:t>3. Для чего используют элементы &lt;input&gt;, &lt;select&gt; и &lt;button type="submit"&gt;?</w:t>
+        <w:t>3. Зачем input/select/button?</w:t>
       </w:r>
     </w:p>
     <w:p>
       <w:pPr>
-        <w:spacing w:after="120" w:before="0" w:line="276" w:lineRule="auto"/>
+        <w:spacing w:after="120" w:line="276" w:lineRule="auto"/>
         <w:ind w:firstLine="425"/>
         <w:jc w:val="left"/>
       </w:pPr>
@@ -785,12 +1078,12 @@
           <w:i w:val="0"/>
           <w:sz w:val="28"/>
         </w:rPr>
-        <w:t>4. Как задать страницу, на которую уйдут данные формы?</w:t>
+        <w:t>4. Как задать action формы?</w:t>
       </w:r>
     </w:p>
     <w:p>
       <w:pPr>
-        <w:spacing w:after="120" w:before="0" w:line="276" w:lineRule="auto"/>
+        <w:spacing w:after="120" w:line="276" w:lineRule="auto"/>
         <w:ind w:firstLine="425"/>
         <w:jc w:val="left"/>
       </w:pPr>
@@ -801,7 +1094,7 @@
           <w:i w:val="0"/>
           <w:sz w:val="28"/>
         </w:rPr>
-        <w:t>5. Какие типы полей input удобны для пароля и электронной почты?</w:t>
+        <w:t>5. Какой type у пароля и email?</w:t>
       </w:r>
     </w:p>
     <w:p>
@@ -811,7 +1104,7 @@
     </w:p>
     <w:p>
       <w:pPr>
-        <w:spacing w:after="80" w:before="0" w:line="276" w:lineRule="auto"/>
+        <w:spacing w:after="120" w:line="276" w:lineRule="auto"/>
         <w:jc w:val="center"/>
       </w:pPr>
       <w:r>
@@ -826,7 +1119,7 @@
     </w:p>
     <w:p>
       <w:pPr>
-        <w:spacing w:after="120" w:before="0" w:line="276" w:lineRule="auto"/>
+        <w:spacing w:after="120" w:line="276" w:lineRule="auto"/>
         <w:ind w:firstLine="709"/>
         <w:jc w:val="both"/>
       </w:pPr>
@@ -837,7 +1130,7 @@
           <w:i w:val="0"/>
           <w:sz w:val="28"/>
         </w:rPr>
-        <w:t>В ходе лабораторной работы № 2 создан учебный интерфейс соцсети «Вместе» с формами входа и регистрации и страницей подтверждения. Освоены базовые элементы HTML-форм и их оформление. Цель работы достигнута.</w:t>
+        <w:t>Создан учебный интерфейс соцсети «Вместе» с формами. Цель достигнута.</w:t>
       </w:r>
     </w:p>
     <w:p>
@@ -847,7 +1140,7 @@
     </w:p>
     <w:p>
       <w:pPr>
-        <w:spacing w:after="80" w:before="0" w:line="276" w:lineRule="auto"/>
+        <w:spacing w:after="120" w:line="276" w:lineRule="auto"/>
         <w:jc w:val="center"/>
       </w:pPr>
       <w:r>
@@ -862,8 +1155,7 @@
     </w:p>
     <w:p>
       <w:pPr>
-        <w:spacing w:after="120" w:before="0" w:line="276" w:lineRule="auto"/>
-        <w:ind w:firstLine="0"/>
+        <w:spacing w:after="120" w:line="276" w:lineRule="auto"/>
         <w:jc w:val="left"/>
       </w:pPr>
       <w:r>
@@ -878,8 +1170,7 @@
     </w:p>
     <w:p>
       <w:pPr>
-        <w:spacing w:after="120" w:before="0" w:line="276" w:lineRule="auto"/>
-        <w:ind w:firstLine="0"/>
+        <w:spacing w:after="120" w:line="276" w:lineRule="auto"/>
         <w:jc w:val="left"/>
       </w:pPr>
       <w:r>
@@ -889,7 +1180,7 @@
           <w:i w:val="0"/>
           <w:sz w:val="28"/>
         </w:rPr>
-        <w:t>2. Репозиторий учебных работ: https://github.com/FURFanTom1331FUR/Web-Design</w:t>
+        <w:t>2. Репозиторий: https://github.com/FURFanTom1331FUR/Web-Design</w:t>
       </w:r>
     </w:p>
     <w:sectPr>
@@ -1265,10 +1556,6 @@
     <w:name w:val="Normal"/>
     <w:qFormat/>
     <w:rsid w:val="00FC693F"/>
-    <w:rPr>
-      <w:rFonts w:ascii="Times New Roman" w:hAnsi="Times New Roman"/>
-      <w:sz w:val="28"/>
-    </w:rPr>
   </w:style>
   <w:style w:type="paragraph" w:styleId="Header">
     <w:name w:val="header"/>

--- a/lab2/Otchet_Lab2_Web-Dizayn.docx
+++ b/lab2/Otchet_Lab2_Web-Dizayn.docx
@@ -419,7 +419,22 @@
           <w:i w:val="0"/>
           <w:sz w:val="24"/>
         </w:rPr>
-        <w:t>Результаты работы сайта (скриншоты) …………………………………………..6</w:t>
+        <w:t>Листинги исходного кода ………………………………………………………..5</w:t>
+      </w:r>
+    </w:p>
+    <w:p>
+      <w:pPr>
+        <w:spacing w:after="120" w:line="276" w:lineRule="auto"/>
+        <w:jc w:val="left"/>
+      </w:pPr>
+      <w:r>
+        <w:rPr>
+          <w:rFonts w:ascii="Times New Roman" w:hAnsi="Times New Roman" w:eastAsia="Times New Roman"/>
+          <w:b w:val="0"/>
+          <w:i w:val="0"/>
+          <w:sz w:val="24"/>
+        </w:rPr>
+        <w:t>Результаты работы сайта (скриншоты) …………………………………………..7</w:t>
       </w:r>
     </w:p>
     <w:p>
@@ -516,7 +531,7 @@
           <w:i w:val="0"/>
           <w:sz w:val="28"/>
         </w:rPr>
-        <w:t>В работе рассматриваются создание учебных сайтов, применение HTML и CSS, а также оформление интерфейсов. Каждая лабораторная содержит задание, описание проекта, результаты (включая скриншоты) и контрольные вопросы.</w:t>
+        <w:t>В работе рассматриваются создание учебных сайтов, применение HTML и CSS, а также оформление интерфейсов. Каждая лабораторная содержит задание, описание проекта, листинги исходного кода, результаты (включая скриншоты) и контрольные вопросы.</w:t>
       </w:r>
     </w:p>
     <w:p>
@@ -676,7 +691,7 @@
           <w:i w:val="0"/>
           <w:sz w:val="28"/>
         </w:rPr>
-        <w:t>Файлы: lab2/index.html, OK.html, style.css, logo.png.</w:t>
+        <w:t>Ниже приведены полные листинги основных исходных файлов лабораторной работы (каталог labs_code/lab2/).</w:t>
       </w:r>
     </w:p>
     <w:p>
@@ -708,6 +723,3293 @@
           <w:sz w:val="28"/>
         </w:rPr>
         <w:t>Формы отправляют GET на OK.html. Код в lab2/.</w:t>
+      </w:r>
+    </w:p>
+    <w:p>
+      <w:r>
+        <w:br w:type="page"/>
+      </w:r>
+    </w:p>
+    <w:p>
+      <w:pPr>
+        <w:spacing w:after="120" w:line="276" w:lineRule="auto"/>
+        <w:jc w:val="center"/>
+      </w:pPr>
+      <w:r>
+        <w:rPr>
+          <w:rFonts w:ascii="Times New Roman" w:hAnsi="Times New Roman" w:eastAsia="Times New Roman"/>
+          <w:b/>
+          <w:i w:val="0"/>
+          <w:sz w:val="28"/>
+        </w:rPr>
+        <w:t>Листинги исходного кода</w:t>
+      </w:r>
+    </w:p>
+    <w:p>
+      <w:pPr>
+        <w:spacing w:after="80" w:line="276" w:lineRule="auto"/>
+        <w:jc w:val="left"/>
+      </w:pPr>
+      <w:r>
+        <w:rPr>
+          <w:rFonts w:ascii="Times New Roman" w:hAnsi="Times New Roman" w:eastAsia="Times New Roman"/>
+          <w:b/>
+          <w:i w:val="0"/>
+          <w:sz w:val="24"/>
+        </w:rPr>
+        <w:t>Листинг: lab2/index.html</w:t>
+      </w:r>
+    </w:p>
+    <w:p>
+      <w:pPr>
+        <w:spacing w:before="0" w:after="0" w:line="240" w:lineRule="auto"/>
+        <w:jc w:val="left"/>
+      </w:pPr>
+      <w:r>
+        <w:rPr>
+          <w:rFonts w:ascii="Consolas" w:hAnsi="Consolas" w:eastAsia="Consolas"/>
+          <w:b w:val="0"/>
+          <w:i w:val="0"/>
+          <w:sz w:val="16"/>
+        </w:rPr>
+        <w:t>&lt;!DOCTYPE html&gt;</w:t>
+      </w:r>
+    </w:p>
+    <w:p>
+      <w:pPr>
+        <w:spacing w:before="0" w:after="0" w:line="240" w:lineRule="auto"/>
+        <w:jc w:val="left"/>
+      </w:pPr>
+      <w:r>
+        <w:rPr>
+          <w:rFonts w:ascii="Consolas" w:hAnsi="Consolas" w:eastAsia="Consolas"/>
+          <w:b w:val="0"/>
+          <w:i w:val="0"/>
+          <w:sz w:val="16"/>
+        </w:rPr>
+        <w:t>&lt;html lang="ru"&gt;</w:t>
+      </w:r>
+    </w:p>
+    <w:p>
+      <w:pPr>
+        <w:spacing w:before="0" w:after="0" w:line="240" w:lineRule="auto"/>
+        <w:jc w:val="left"/>
+      </w:pPr>
+      <w:r>
+        <w:rPr>
+          <w:rFonts w:ascii="Consolas" w:hAnsi="Consolas" w:eastAsia="Consolas"/>
+          <w:b w:val="0"/>
+          <w:i w:val="0"/>
+          <w:sz w:val="16"/>
+        </w:rPr>
+        <w:t>&lt;head&gt;</w:t>
+      </w:r>
+    </w:p>
+    <w:p>
+      <w:pPr>
+        <w:spacing w:before="0" w:after="0" w:line="240" w:lineRule="auto"/>
+        <w:jc w:val="left"/>
+      </w:pPr>
+      <w:r>
+        <w:rPr>
+          <w:rFonts w:ascii="Consolas" w:hAnsi="Consolas" w:eastAsia="Consolas"/>
+          <w:b w:val="0"/>
+          <w:i w:val="0"/>
+          <w:sz w:val="16"/>
+        </w:rPr>
+        <w:t xml:space="preserve">    &lt;meta charset="UTF-8"&gt;</w:t>
+      </w:r>
+    </w:p>
+    <w:p>
+      <w:pPr>
+        <w:spacing w:before="0" w:after="0" w:line="240" w:lineRule="auto"/>
+        <w:jc w:val="left"/>
+      </w:pPr>
+      <w:r>
+        <w:rPr>
+          <w:rFonts w:ascii="Consolas" w:hAnsi="Consolas" w:eastAsia="Consolas"/>
+          <w:b w:val="0"/>
+          <w:i w:val="0"/>
+          <w:sz w:val="16"/>
+        </w:rPr>
+        <w:t xml:space="preserve">    &lt;meta name="viewport" content="width=device-width, initial-scale=1.0"&gt;</w:t>
+      </w:r>
+    </w:p>
+    <w:p>
+      <w:pPr>
+        <w:spacing w:before="0" w:after="0" w:line="240" w:lineRule="auto"/>
+        <w:jc w:val="left"/>
+      </w:pPr>
+      <w:r>
+        <w:rPr>
+          <w:rFonts w:ascii="Consolas" w:hAnsi="Consolas" w:eastAsia="Consolas"/>
+          <w:b w:val="0"/>
+          <w:i w:val="0"/>
+          <w:sz w:val="16"/>
+        </w:rPr>
+        <w:t xml:space="preserve">    &lt;title&gt;Вместе — регистрация&lt;/title&gt;</w:t>
+      </w:r>
+    </w:p>
+    <w:p>
+      <w:pPr>
+        <w:spacing w:before="0" w:after="0" w:line="240" w:lineRule="auto"/>
+        <w:jc w:val="left"/>
+      </w:pPr>
+      <w:r>
+        <w:rPr>
+          <w:rFonts w:ascii="Consolas" w:hAnsi="Consolas" w:eastAsia="Consolas"/>
+          <w:b w:val="0"/>
+          <w:i w:val="0"/>
+          <w:sz w:val="16"/>
+        </w:rPr>
+        <w:t xml:space="preserve">    &lt;link rel="stylesheet" href="style.css"&gt;</w:t>
+      </w:r>
+    </w:p>
+    <w:p>
+      <w:pPr>
+        <w:spacing w:before="0" w:after="0" w:line="240" w:lineRule="auto"/>
+        <w:jc w:val="left"/>
+      </w:pPr>
+      <w:r>
+        <w:rPr>
+          <w:rFonts w:ascii="Consolas" w:hAnsi="Consolas" w:eastAsia="Consolas"/>
+          <w:b w:val="0"/>
+          <w:i w:val="0"/>
+          <w:sz w:val="16"/>
+        </w:rPr>
+        <w:t>&lt;/head&gt;</w:t>
+      </w:r>
+    </w:p>
+    <w:p>
+      <w:pPr>
+        <w:spacing w:before="0" w:after="0" w:line="240" w:lineRule="auto"/>
+        <w:jc w:val="left"/>
+      </w:pPr>
+      <w:r>
+        <w:rPr>
+          <w:rFonts w:ascii="Consolas" w:hAnsi="Consolas" w:eastAsia="Consolas"/>
+          <w:b w:val="0"/>
+          <w:i w:val="0"/>
+          <w:sz w:val="16"/>
+        </w:rPr>
+        <w:t>&lt;body&gt;</w:t>
+      </w:r>
+    </w:p>
+    <w:p>
+      <w:pPr>
+        <w:spacing w:before="0" w:after="0" w:line="240" w:lineRule="auto"/>
+        <w:jc w:val="left"/>
+      </w:pPr>
+      <w:r>
+        <w:rPr>
+          <w:rFonts w:ascii="Consolas" w:hAnsi="Consolas" w:eastAsia="Consolas"/>
+          <w:b w:val="0"/>
+          <w:i w:val="0"/>
+          <w:sz w:val="16"/>
+        </w:rPr>
+        <w:t xml:space="preserve">    &lt;nav class="lab-nav"&gt;</w:t>
+      </w:r>
+    </w:p>
+    <w:p>
+      <w:pPr>
+        <w:spacing w:before="0" w:after="0" w:line="240" w:lineRule="auto"/>
+        <w:jc w:val="left"/>
+      </w:pPr>
+      <w:r>
+        <w:rPr>
+          <w:rFonts w:ascii="Consolas" w:hAnsi="Consolas" w:eastAsia="Consolas"/>
+          <w:b w:val="0"/>
+          <w:i w:val="0"/>
+          <w:sz w:val="16"/>
+        </w:rPr>
+        <w:t xml:space="preserve">        &lt;a href="../lab1/index.html"&gt;Лаба 1&lt;/a&gt;</w:t>
+      </w:r>
+    </w:p>
+    <w:p>
+      <w:pPr>
+        <w:spacing w:before="0" w:after="0" w:line="240" w:lineRule="auto"/>
+        <w:jc w:val="left"/>
+      </w:pPr>
+      <w:r>
+        <w:rPr>
+          <w:rFonts w:ascii="Consolas" w:hAnsi="Consolas" w:eastAsia="Consolas"/>
+          <w:b w:val="0"/>
+          <w:i w:val="0"/>
+          <w:sz w:val="16"/>
+        </w:rPr>
+        <w:t xml:space="preserve">        &lt;a href="index.html" class="active"&gt;Лаба 2&lt;/a&gt;</w:t>
+      </w:r>
+    </w:p>
+    <w:p>
+      <w:pPr>
+        <w:spacing w:before="0" w:after="0" w:line="240" w:lineRule="auto"/>
+        <w:jc w:val="left"/>
+      </w:pPr>
+      <w:r>
+        <w:rPr>
+          <w:rFonts w:ascii="Consolas" w:hAnsi="Consolas" w:eastAsia="Consolas"/>
+          <w:b w:val="0"/>
+          <w:i w:val="0"/>
+          <w:sz w:val="16"/>
+        </w:rPr>
+        <w:t xml:space="preserve">        &lt;a href="../index.html"&gt;Все лабы&lt;/a&gt;</w:t>
+      </w:r>
+    </w:p>
+    <w:p>
+      <w:pPr>
+        <w:spacing w:before="0" w:after="0" w:line="240" w:lineRule="auto"/>
+        <w:jc w:val="left"/>
+      </w:pPr>
+      <w:r>
+        <w:rPr>
+          <w:rFonts w:ascii="Consolas" w:hAnsi="Consolas" w:eastAsia="Consolas"/>
+          <w:b w:val="0"/>
+          <w:i w:val="0"/>
+          <w:sz w:val="16"/>
+        </w:rPr>
+        <w:t xml:space="preserve">    &lt;/nav&gt;</w:t>
+      </w:r>
+    </w:p>
+    <w:p>
+      <w:pPr>
+        <w:spacing w:before="0" w:after="0" w:line="240" w:lineRule="auto"/>
+        <w:jc w:val="left"/>
+      </w:pPr>
+      <w:r>
+        <w:rPr>
+          <w:rFonts w:ascii="Consolas" w:hAnsi="Consolas" w:eastAsia="Consolas"/>
+          <w:b w:val="0"/>
+          <w:i w:val="0"/>
+          <w:sz w:val="16"/>
+        </w:rPr>
+        <w:t xml:space="preserve"> </w:t>
+      </w:r>
+    </w:p>
+    <w:p>
+      <w:pPr>
+        <w:spacing w:before="0" w:after="0" w:line="240" w:lineRule="auto"/>
+        <w:jc w:val="left"/>
+      </w:pPr>
+      <w:r>
+        <w:rPr>
+          <w:rFonts w:ascii="Consolas" w:hAnsi="Consolas" w:eastAsia="Consolas"/>
+          <w:b w:val="0"/>
+          <w:i w:val="0"/>
+          <w:sz w:val="16"/>
+        </w:rPr>
+        <w:t xml:space="preserve">    &lt;header class="header"&gt;</w:t>
+      </w:r>
+    </w:p>
+    <w:p>
+      <w:pPr>
+        <w:spacing w:before="0" w:after="0" w:line="240" w:lineRule="auto"/>
+        <w:jc w:val="left"/>
+      </w:pPr>
+      <w:r>
+        <w:rPr>
+          <w:rFonts w:ascii="Consolas" w:hAnsi="Consolas" w:eastAsia="Consolas"/>
+          <w:b w:val="0"/>
+          <w:i w:val="0"/>
+          <w:sz w:val="16"/>
+        </w:rPr>
+        <w:t xml:space="preserve">        &lt;div class="header-inner"&gt;</w:t>
+      </w:r>
+    </w:p>
+    <w:p>
+      <w:pPr>
+        <w:spacing w:before="0" w:after="0" w:line="240" w:lineRule="auto"/>
+        <w:jc w:val="left"/>
+      </w:pPr>
+      <w:r>
+        <w:rPr>
+          <w:rFonts w:ascii="Consolas" w:hAnsi="Consolas" w:eastAsia="Consolas"/>
+          <w:b w:val="0"/>
+          <w:i w:val="0"/>
+          <w:sz w:val="16"/>
+        </w:rPr>
+        <w:t xml:space="preserve">            &lt;img src="logo.png" alt="Логотип Вместе" class="logo"&gt;</w:t>
+      </w:r>
+    </w:p>
+    <w:p>
+      <w:pPr>
+        <w:spacing w:before="0" w:after="0" w:line="240" w:lineRule="auto"/>
+        <w:jc w:val="left"/>
+      </w:pPr>
+      <w:r>
+        <w:rPr>
+          <w:rFonts w:ascii="Consolas" w:hAnsi="Consolas" w:eastAsia="Consolas"/>
+          <w:b w:val="0"/>
+          <w:i w:val="0"/>
+          <w:sz w:val="16"/>
+        </w:rPr>
+        <w:t xml:space="preserve">            &lt;h1 class="brand"&gt;ВМЕСТЕ&lt;/h1&gt;</w:t>
+      </w:r>
+    </w:p>
+    <w:p>
+      <w:pPr>
+        <w:spacing w:before="0" w:after="0" w:line="240" w:lineRule="auto"/>
+        <w:jc w:val="left"/>
+      </w:pPr>
+      <w:r>
+        <w:rPr>
+          <w:rFonts w:ascii="Consolas" w:hAnsi="Consolas" w:eastAsia="Consolas"/>
+          <w:b w:val="0"/>
+          <w:i w:val="0"/>
+          <w:sz w:val="16"/>
+        </w:rPr>
+        <w:t xml:space="preserve">        &lt;/div&gt;</w:t>
+      </w:r>
+    </w:p>
+    <w:p>
+      <w:pPr>
+        <w:spacing w:before="0" w:after="0" w:line="240" w:lineRule="auto"/>
+        <w:jc w:val="left"/>
+      </w:pPr>
+      <w:r>
+        <w:rPr>
+          <w:rFonts w:ascii="Consolas" w:hAnsi="Consolas" w:eastAsia="Consolas"/>
+          <w:b w:val="0"/>
+          <w:i w:val="0"/>
+          <w:sz w:val="16"/>
+        </w:rPr>
+        <w:t xml:space="preserve">    &lt;/header&gt;</w:t>
+      </w:r>
+    </w:p>
+    <w:p>
+      <w:pPr>
+        <w:spacing w:before="0" w:after="0" w:line="240" w:lineRule="auto"/>
+        <w:jc w:val="left"/>
+      </w:pPr>
+      <w:r>
+        <w:rPr>
+          <w:rFonts w:ascii="Consolas" w:hAnsi="Consolas" w:eastAsia="Consolas"/>
+          <w:b w:val="0"/>
+          <w:i w:val="0"/>
+          <w:sz w:val="16"/>
+        </w:rPr>
+        <w:t xml:space="preserve"> </w:t>
+      </w:r>
+    </w:p>
+    <w:p>
+      <w:pPr>
+        <w:spacing w:before="0" w:after="0" w:line="240" w:lineRule="auto"/>
+        <w:jc w:val="left"/>
+      </w:pPr>
+      <w:r>
+        <w:rPr>
+          <w:rFonts w:ascii="Consolas" w:hAnsi="Consolas" w:eastAsia="Consolas"/>
+          <w:b w:val="0"/>
+          <w:i w:val="0"/>
+          <w:sz w:val="16"/>
+        </w:rPr>
+        <w:t xml:space="preserve">    &lt;main class="main"&gt;</w:t>
+      </w:r>
+    </w:p>
+    <w:p>
+      <w:pPr>
+        <w:spacing w:before="0" w:after="0" w:line="240" w:lineRule="auto"/>
+        <w:jc w:val="left"/>
+      </w:pPr>
+      <w:r>
+        <w:rPr>
+          <w:rFonts w:ascii="Consolas" w:hAnsi="Consolas" w:eastAsia="Consolas"/>
+          <w:b w:val="0"/>
+          <w:i w:val="0"/>
+          <w:sz w:val="16"/>
+        </w:rPr>
+        <w:t xml:space="preserve">        &lt;section class="card"&gt;</w:t>
+      </w:r>
+    </w:p>
+    <w:p>
+      <w:pPr>
+        <w:spacing w:before="0" w:after="0" w:line="240" w:lineRule="auto"/>
+        <w:jc w:val="left"/>
+      </w:pPr>
+      <w:r>
+        <w:rPr>
+          <w:rFonts w:ascii="Consolas" w:hAnsi="Consolas" w:eastAsia="Consolas"/>
+          <w:b w:val="0"/>
+          <w:i w:val="0"/>
+          <w:sz w:val="16"/>
+        </w:rPr>
+        <w:t xml:space="preserve">            &lt;form class="form form-login" action="OK.html" method="get"&gt;</w:t>
+      </w:r>
+    </w:p>
+    <w:p>
+      <w:pPr>
+        <w:spacing w:before="0" w:after="0" w:line="240" w:lineRule="auto"/>
+        <w:jc w:val="left"/>
+      </w:pPr>
+      <w:r>
+        <w:rPr>
+          <w:rFonts w:ascii="Consolas" w:hAnsi="Consolas" w:eastAsia="Consolas"/>
+          <w:b w:val="0"/>
+          <w:i w:val="0"/>
+          <w:sz w:val="16"/>
+        </w:rPr>
+        <w:t xml:space="preserve">                &lt;input type="text" name="login" placeholder="Телефон или email" required&gt;</w:t>
+      </w:r>
+    </w:p>
+    <w:p>
+      <w:pPr>
+        <w:spacing w:before="0" w:after="0" w:line="240" w:lineRule="auto"/>
+        <w:jc w:val="left"/>
+      </w:pPr>
+      <w:r>
+        <w:rPr>
+          <w:rFonts w:ascii="Consolas" w:hAnsi="Consolas" w:eastAsia="Consolas"/>
+          <w:b w:val="0"/>
+          <w:i w:val="0"/>
+          <w:sz w:val="16"/>
+        </w:rPr>
+        <w:t xml:space="preserve">                &lt;input type="password" name="password" placeholder="Пароль" required&gt;</w:t>
+      </w:r>
+    </w:p>
+    <w:p>
+      <w:pPr>
+        <w:spacing w:before="0" w:after="0" w:line="240" w:lineRule="auto"/>
+        <w:jc w:val="left"/>
+      </w:pPr>
+      <w:r>
+        <w:rPr>
+          <w:rFonts w:ascii="Consolas" w:hAnsi="Consolas" w:eastAsia="Consolas"/>
+          <w:b w:val="0"/>
+          <w:i w:val="0"/>
+          <w:sz w:val="16"/>
+        </w:rPr>
+        <w:t xml:space="preserve">                &lt;div class="form-row"&gt;</w:t>
+      </w:r>
+    </w:p>
+    <w:p>
+      <w:pPr>
+        <w:spacing w:before="0" w:after="0" w:line="240" w:lineRule="auto"/>
+        <w:jc w:val="left"/>
+      </w:pPr>
+      <w:r>
+        <w:rPr>
+          <w:rFonts w:ascii="Consolas" w:hAnsi="Consolas" w:eastAsia="Consolas"/>
+          <w:b w:val="0"/>
+          <w:i w:val="0"/>
+          <w:sz w:val="16"/>
+        </w:rPr>
+        <w:t xml:space="preserve">                    &lt;button type="submit" class="btn"&gt;Войти&lt;/button&gt;</w:t>
+      </w:r>
+    </w:p>
+    <w:p>
+      <w:pPr>
+        <w:spacing w:before="0" w:after="0" w:line="240" w:lineRule="auto"/>
+        <w:jc w:val="left"/>
+      </w:pPr>
+      <w:r>
+        <w:rPr>
+          <w:rFonts w:ascii="Consolas" w:hAnsi="Consolas" w:eastAsia="Consolas"/>
+          <w:b w:val="0"/>
+          <w:i w:val="0"/>
+          <w:sz w:val="16"/>
+        </w:rPr>
+        <w:t xml:space="preserve">                    &lt;a href="OK.html" class="link"&gt;Забыли пароль?&lt;/a&gt;</w:t>
+      </w:r>
+    </w:p>
+    <w:p>
+      <w:pPr>
+        <w:spacing w:before="0" w:after="0" w:line="240" w:lineRule="auto"/>
+        <w:jc w:val="left"/>
+      </w:pPr>
+      <w:r>
+        <w:rPr>
+          <w:rFonts w:ascii="Consolas" w:hAnsi="Consolas" w:eastAsia="Consolas"/>
+          <w:b w:val="0"/>
+          <w:i w:val="0"/>
+          <w:sz w:val="16"/>
+        </w:rPr>
+        <w:t xml:space="preserve">                &lt;/div&gt;</w:t>
+      </w:r>
+    </w:p>
+    <w:p>
+      <w:pPr>
+        <w:spacing w:before="0" w:after="0" w:line="240" w:lineRule="auto"/>
+        <w:jc w:val="left"/>
+      </w:pPr>
+      <w:r>
+        <w:rPr>
+          <w:rFonts w:ascii="Consolas" w:hAnsi="Consolas" w:eastAsia="Consolas"/>
+          <w:b w:val="0"/>
+          <w:i w:val="0"/>
+          <w:sz w:val="16"/>
+        </w:rPr>
+        <w:t xml:space="preserve">            &lt;/form&gt;</w:t>
+      </w:r>
+    </w:p>
+    <w:p>
+      <w:pPr>
+        <w:spacing w:before="0" w:after="0" w:line="240" w:lineRule="auto"/>
+        <w:jc w:val="left"/>
+      </w:pPr>
+      <w:r>
+        <w:rPr>
+          <w:rFonts w:ascii="Consolas" w:hAnsi="Consolas" w:eastAsia="Consolas"/>
+          <w:b w:val="0"/>
+          <w:i w:val="0"/>
+          <w:sz w:val="16"/>
+        </w:rPr>
+        <w:t xml:space="preserve">        &lt;/section&gt;</w:t>
+      </w:r>
+    </w:p>
+    <w:p>
+      <w:pPr>
+        <w:spacing w:before="0" w:after="0" w:line="240" w:lineRule="auto"/>
+        <w:jc w:val="left"/>
+      </w:pPr>
+      <w:r>
+        <w:rPr>
+          <w:rFonts w:ascii="Consolas" w:hAnsi="Consolas" w:eastAsia="Consolas"/>
+          <w:b w:val="0"/>
+          <w:i w:val="0"/>
+          <w:sz w:val="16"/>
+        </w:rPr>
+        <w:t xml:space="preserve"> </w:t>
+      </w:r>
+    </w:p>
+    <w:p>
+      <w:pPr>
+        <w:spacing w:before="0" w:after="0" w:line="240" w:lineRule="auto"/>
+        <w:jc w:val="left"/>
+      </w:pPr>
+      <w:r>
+        <w:rPr>
+          <w:rFonts w:ascii="Consolas" w:hAnsi="Consolas" w:eastAsia="Consolas"/>
+          <w:b w:val="0"/>
+          <w:i w:val="0"/>
+          <w:sz w:val="16"/>
+        </w:rPr>
+        <w:t xml:space="preserve">        &lt;div class="divider"&gt;&lt;/div&gt;</w:t>
+      </w:r>
+    </w:p>
+    <w:p>
+      <w:pPr>
+        <w:spacing w:before="0" w:after="0" w:line="240" w:lineRule="auto"/>
+        <w:jc w:val="left"/>
+      </w:pPr>
+      <w:r>
+        <w:rPr>
+          <w:rFonts w:ascii="Consolas" w:hAnsi="Consolas" w:eastAsia="Consolas"/>
+          <w:b w:val="0"/>
+          <w:i w:val="0"/>
+          <w:sz w:val="16"/>
+        </w:rPr>
+        <w:t xml:space="preserve"> </w:t>
+      </w:r>
+    </w:p>
+    <w:p>
+      <w:pPr>
+        <w:spacing w:before="0" w:after="0" w:line="240" w:lineRule="auto"/>
+        <w:jc w:val="left"/>
+      </w:pPr>
+      <w:r>
+        <w:rPr>
+          <w:rFonts w:ascii="Consolas" w:hAnsi="Consolas" w:eastAsia="Consolas"/>
+          <w:b w:val="0"/>
+          <w:i w:val="0"/>
+          <w:sz w:val="16"/>
+        </w:rPr>
+        <w:t xml:space="preserve">        &lt;section class="card"&gt;</w:t>
+      </w:r>
+    </w:p>
+    <w:p>
+      <w:pPr>
+        <w:spacing w:before="0" w:after="0" w:line="240" w:lineRule="auto"/>
+        <w:jc w:val="left"/>
+      </w:pPr>
+      <w:r>
+        <w:rPr>
+          <w:rFonts w:ascii="Consolas" w:hAnsi="Consolas" w:eastAsia="Consolas"/>
+          <w:b w:val="0"/>
+          <w:i w:val="0"/>
+          <w:sz w:val="16"/>
+        </w:rPr>
+        <w:t xml:space="preserve">            &lt;h2 class="title"&gt;Регистрация&lt;/h2&gt;</w:t>
+      </w:r>
+    </w:p>
+    <w:p>
+      <w:pPr>
+        <w:spacing w:before="0" w:after="0" w:line="240" w:lineRule="auto"/>
+        <w:jc w:val="left"/>
+      </w:pPr>
+      <w:r>
+        <w:rPr>
+          <w:rFonts w:ascii="Consolas" w:hAnsi="Consolas" w:eastAsia="Consolas"/>
+          <w:b w:val="0"/>
+          <w:i w:val="0"/>
+          <w:sz w:val="16"/>
+        </w:rPr>
+        <w:t xml:space="preserve">            &lt;p class="subtitle"&gt;Моментальная регистрация&lt;/p&gt;</w:t>
+      </w:r>
+    </w:p>
+    <w:p>
+      <w:pPr>
+        <w:spacing w:before="0" w:after="0" w:line="240" w:lineRule="auto"/>
+        <w:jc w:val="left"/>
+      </w:pPr>
+      <w:r>
+        <w:rPr>
+          <w:rFonts w:ascii="Consolas" w:hAnsi="Consolas" w:eastAsia="Consolas"/>
+          <w:b w:val="0"/>
+          <w:i w:val="0"/>
+          <w:sz w:val="16"/>
+        </w:rPr>
+        <w:t xml:space="preserve">            &lt;form class="form form-register" action="OK.html" method="get"&gt;</w:t>
+      </w:r>
+    </w:p>
+    <w:p>
+      <w:pPr>
+        <w:spacing w:before="0" w:after="0" w:line="240" w:lineRule="auto"/>
+        <w:jc w:val="left"/>
+      </w:pPr>
+      <w:r>
+        <w:rPr>
+          <w:rFonts w:ascii="Consolas" w:hAnsi="Consolas" w:eastAsia="Consolas"/>
+          <w:b w:val="0"/>
+          <w:i w:val="0"/>
+          <w:sz w:val="16"/>
+        </w:rPr>
+        <w:t xml:space="preserve">                &lt;input type="text" name="first_name" placeholder="Ваше имя" required&gt;</w:t>
+      </w:r>
+    </w:p>
+    <w:p>
+      <w:pPr>
+        <w:spacing w:before="0" w:after="0" w:line="240" w:lineRule="auto"/>
+        <w:jc w:val="left"/>
+      </w:pPr>
+      <w:r>
+        <w:rPr>
+          <w:rFonts w:ascii="Consolas" w:hAnsi="Consolas" w:eastAsia="Consolas"/>
+          <w:b w:val="0"/>
+          <w:i w:val="0"/>
+          <w:sz w:val="16"/>
+        </w:rPr>
+        <w:t xml:space="preserve">                &lt;input type="text" name="last_name" placeholder="Ваша фамилия" required&gt;</w:t>
+      </w:r>
+    </w:p>
+    <w:p>
+      <w:pPr>
+        <w:spacing w:before="0" w:after="0" w:line="240" w:lineRule="auto"/>
+        <w:jc w:val="left"/>
+      </w:pPr>
+      <w:r>
+        <w:rPr>
+          <w:rFonts w:ascii="Consolas" w:hAnsi="Consolas" w:eastAsia="Consolas"/>
+          <w:b w:val="0"/>
+          <w:i w:val="0"/>
+          <w:sz w:val="16"/>
+        </w:rPr>
+        <w:t xml:space="preserve">                &lt;div class="birth"&gt;</w:t>
+      </w:r>
+    </w:p>
+    <w:p>
+      <w:pPr>
+        <w:spacing w:before="0" w:after="0" w:line="240" w:lineRule="auto"/>
+        <w:jc w:val="left"/>
+      </w:pPr>
+      <w:r>
+        <w:rPr>
+          <w:rFonts w:ascii="Consolas" w:hAnsi="Consolas" w:eastAsia="Consolas"/>
+          <w:b w:val="0"/>
+          <w:i w:val="0"/>
+          <w:sz w:val="16"/>
+        </w:rPr>
+        <w:t xml:space="preserve">                    &lt;label class="birth-label"&gt;</w:t>
+      </w:r>
+    </w:p>
+    <w:p>
+      <w:pPr>
+        <w:spacing w:before="0" w:after="0" w:line="240" w:lineRule="auto"/>
+        <w:jc w:val="left"/>
+      </w:pPr>
+      <w:r>
+        <w:rPr>
+          <w:rFonts w:ascii="Consolas" w:hAnsi="Consolas" w:eastAsia="Consolas"/>
+          <w:b w:val="0"/>
+          <w:i w:val="0"/>
+          <w:sz w:val="16"/>
+        </w:rPr>
+        <w:t xml:space="preserve">                        Дата рождения</w:t>
+      </w:r>
+    </w:p>
+    <w:p>
+      <w:pPr>
+        <w:spacing w:before="0" w:after="0" w:line="240" w:lineRule="auto"/>
+        <w:jc w:val="left"/>
+      </w:pPr>
+      <w:r>
+        <w:rPr>
+          <w:rFonts w:ascii="Consolas" w:hAnsi="Consolas" w:eastAsia="Consolas"/>
+          <w:b w:val="0"/>
+          <w:i w:val="0"/>
+          <w:sz w:val="16"/>
+        </w:rPr>
+        <w:t xml:space="preserve">                        &lt;span class="hint" title="Укажите дату рождения"&gt;?&lt;/span&gt;</w:t>
+      </w:r>
+    </w:p>
+    <w:p>
+      <w:pPr>
+        <w:spacing w:before="0" w:after="0" w:line="240" w:lineRule="auto"/>
+        <w:jc w:val="left"/>
+      </w:pPr>
+      <w:r>
+        <w:rPr>
+          <w:rFonts w:ascii="Consolas" w:hAnsi="Consolas" w:eastAsia="Consolas"/>
+          <w:b w:val="0"/>
+          <w:i w:val="0"/>
+          <w:sz w:val="16"/>
+        </w:rPr>
+        <w:t xml:space="preserve">                    &lt;/label&gt;</w:t>
+      </w:r>
+    </w:p>
+    <w:p>
+      <w:pPr>
+        <w:spacing w:before="0" w:after="0" w:line="240" w:lineRule="auto"/>
+        <w:jc w:val="left"/>
+      </w:pPr>
+      <w:r>
+        <w:rPr>
+          <w:rFonts w:ascii="Consolas" w:hAnsi="Consolas" w:eastAsia="Consolas"/>
+          <w:b w:val="0"/>
+          <w:i w:val="0"/>
+          <w:sz w:val="16"/>
+        </w:rPr>
+        <w:t xml:space="preserve">                    &lt;div class="birth-selects"&gt;</w:t>
+      </w:r>
+    </w:p>
+    <w:p>
+      <w:pPr>
+        <w:spacing w:before="0" w:after="0" w:line="240" w:lineRule="auto"/>
+        <w:jc w:val="left"/>
+      </w:pPr>
+      <w:r>
+        <w:rPr>
+          <w:rFonts w:ascii="Consolas" w:hAnsi="Consolas" w:eastAsia="Consolas"/>
+          <w:b w:val="0"/>
+          <w:i w:val="0"/>
+          <w:sz w:val="16"/>
+        </w:rPr>
+        <w:t xml:space="preserve">                        &lt;select name="day" required&gt;</w:t>
+      </w:r>
+    </w:p>
+    <w:p>
+      <w:pPr>
+        <w:spacing w:before="0" w:after="0" w:line="240" w:lineRule="auto"/>
+        <w:jc w:val="left"/>
+      </w:pPr>
+      <w:r>
+        <w:rPr>
+          <w:rFonts w:ascii="Consolas" w:hAnsi="Consolas" w:eastAsia="Consolas"/>
+          <w:b w:val="0"/>
+          <w:i w:val="0"/>
+          <w:sz w:val="16"/>
+        </w:rPr>
+        <w:t xml:space="preserve">                            &lt;option value=""&gt;День&lt;/option&gt;</w:t>
+      </w:r>
+    </w:p>
+    <w:p>
+      <w:pPr>
+        <w:spacing w:before="0" w:after="0" w:line="240" w:lineRule="auto"/>
+        <w:jc w:val="left"/>
+      </w:pPr>
+      <w:r>
+        <w:rPr>
+          <w:rFonts w:ascii="Consolas" w:hAnsi="Consolas" w:eastAsia="Consolas"/>
+          <w:b w:val="0"/>
+          <w:i w:val="0"/>
+          <w:sz w:val="16"/>
+        </w:rPr>
+        <w:t xml:space="preserve">                            &lt;option&gt;1&lt;/option&gt;&lt;option&gt;2&lt;/option&gt;&lt;option&gt;3&lt;/option&gt;&lt;option&gt;4&lt;/option&gt;</w:t>
+      </w:r>
+    </w:p>
+    <w:p>
+      <w:pPr>
+        <w:spacing w:before="0" w:after="0" w:line="240" w:lineRule="auto"/>
+        <w:jc w:val="left"/>
+      </w:pPr>
+      <w:r>
+        <w:rPr>
+          <w:rFonts w:ascii="Consolas" w:hAnsi="Consolas" w:eastAsia="Consolas"/>
+          <w:b w:val="0"/>
+          <w:i w:val="0"/>
+          <w:sz w:val="16"/>
+        </w:rPr>
+        <w:t xml:space="preserve">                            &lt;option&gt;5&lt;/option&gt;&lt;option&gt;6&lt;/option&gt;&lt;option&gt;7&lt;/option&gt;&lt;option&gt;8&lt;/option&gt;</w:t>
+      </w:r>
+    </w:p>
+    <w:p>
+      <w:pPr>
+        <w:spacing w:before="0" w:after="0" w:line="240" w:lineRule="auto"/>
+        <w:jc w:val="left"/>
+      </w:pPr>
+      <w:r>
+        <w:rPr>
+          <w:rFonts w:ascii="Consolas" w:hAnsi="Consolas" w:eastAsia="Consolas"/>
+          <w:b w:val="0"/>
+          <w:i w:val="0"/>
+          <w:sz w:val="16"/>
+        </w:rPr>
+        <w:t xml:space="preserve">                            &lt;option&gt;9&lt;/option&gt;&lt;option&gt;10&lt;/option&gt;&lt;option&gt;11&lt;/option&gt;&lt;option&gt;12&lt;/option&gt;</w:t>
+      </w:r>
+    </w:p>
+    <w:p>
+      <w:pPr>
+        <w:spacing w:before="0" w:after="0" w:line="240" w:lineRule="auto"/>
+        <w:jc w:val="left"/>
+      </w:pPr>
+      <w:r>
+        <w:rPr>
+          <w:rFonts w:ascii="Consolas" w:hAnsi="Consolas" w:eastAsia="Consolas"/>
+          <w:b w:val="0"/>
+          <w:i w:val="0"/>
+          <w:sz w:val="16"/>
+        </w:rPr>
+        <w:t xml:space="preserve">                            &lt;option&gt;13&lt;/option&gt;&lt;option&gt;14&lt;/option&gt;&lt;option&gt;15&lt;/option&gt;&lt;option&gt;16&lt;/option&gt;</w:t>
+      </w:r>
+    </w:p>
+    <w:p>
+      <w:pPr>
+        <w:spacing w:before="0" w:after="0" w:line="240" w:lineRule="auto"/>
+        <w:jc w:val="left"/>
+      </w:pPr>
+      <w:r>
+        <w:rPr>
+          <w:rFonts w:ascii="Consolas" w:hAnsi="Consolas" w:eastAsia="Consolas"/>
+          <w:b w:val="0"/>
+          <w:i w:val="0"/>
+          <w:sz w:val="16"/>
+        </w:rPr>
+        <w:t xml:space="preserve">                            &lt;option&gt;17&lt;/option&gt;&lt;option&gt;18&lt;/option&gt;&lt;option&gt;19&lt;/option&gt;&lt;option&gt;20&lt;/option&gt;</w:t>
+      </w:r>
+    </w:p>
+    <w:p>
+      <w:pPr>
+        <w:spacing w:before="0" w:after="0" w:line="240" w:lineRule="auto"/>
+        <w:jc w:val="left"/>
+      </w:pPr>
+      <w:r>
+        <w:rPr>
+          <w:rFonts w:ascii="Consolas" w:hAnsi="Consolas" w:eastAsia="Consolas"/>
+          <w:b w:val="0"/>
+          <w:i w:val="0"/>
+          <w:sz w:val="16"/>
+        </w:rPr>
+        <w:t xml:space="preserve">                            &lt;option&gt;21&lt;/option&gt;&lt;option&gt;22&lt;/option&gt;&lt;option&gt;23&lt;/option&gt;&lt;option&gt;24&lt;/option&gt;</w:t>
+      </w:r>
+    </w:p>
+    <w:p>
+      <w:pPr>
+        <w:spacing w:before="0" w:after="0" w:line="240" w:lineRule="auto"/>
+        <w:jc w:val="left"/>
+      </w:pPr>
+      <w:r>
+        <w:rPr>
+          <w:rFonts w:ascii="Consolas" w:hAnsi="Consolas" w:eastAsia="Consolas"/>
+          <w:b w:val="0"/>
+          <w:i w:val="0"/>
+          <w:sz w:val="16"/>
+        </w:rPr>
+        <w:t xml:space="preserve">                            &lt;option&gt;25&lt;/option&gt;&lt;option&gt;26&lt;/option&gt;&lt;option&gt;27&lt;/option&gt;&lt;option&gt;28&lt;/option&gt;</w:t>
+      </w:r>
+    </w:p>
+    <w:p>
+      <w:pPr>
+        <w:spacing w:before="0" w:after="0" w:line="240" w:lineRule="auto"/>
+        <w:jc w:val="left"/>
+      </w:pPr>
+      <w:r>
+        <w:rPr>
+          <w:rFonts w:ascii="Consolas" w:hAnsi="Consolas" w:eastAsia="Consolas"/>
+          <w:b w:val="0"/>
+          <w:i w:val="0"/>
+          <w:sz w:val="16"/>
+        </w:rPr>
+        <w:t xml:space="preserve">                            &lt;option&gt;29&lt;/option&gt;&lt;option&gt;30&lt;/option&gt;&lt;option&gt;31&lt;/option&gt;</w:t>
+      </w:r>
+    </w:p>
+    <w:p>
+      <w:pPr>
+        <w:spacing w:before="0" w:after="0" w:line="240" w:lineRule="auto"/>
+        <w:jc w:val="left"/>
+      </w:pPr>
+      <w:r>
+        <w:rPr>
+          <w:rFonts w:ascii="Consolas" w:hAnsi="Consolas" w:eastAsia="Consolas"/>
+          <w:b w:val="0"/>
+          <w:i w:val="0"/>
+          <w:sz w:val="16"/>
+        </w:rPr>
+        <w:t xml:space="preserve">                        &lt;/select&gt;</w:t>
+      </w:r>
+    </w:p>
+    <w:p>
+      <w:pPr>
+        <w:spacing w:before="0" w:after="0" w:line="240" w:lineRule="auto"/>
+        <w:jc w:val="left"/>
+      </w:pPr>
+      <w:r>
+        <w:rPr>
+          <w:rFonts w:ascii="Consolas" w:hAnsi="Consolas" w:eastAsia="Consolas"/>
+          <w:b w:val="0"/>
+          <w:i w:val="0"/>
+          <w:sz w:val="16"/>
+        </w:rPr>
+        <w:t xml:space="preserve">                        &lt;select name="month" required&gt;</w:t>
+      </w:r>
+    </w:p>
+    <w:p>
+      <w:pPr>
+        <w:spacing w:before="0" w:after="0" w:line="240" w:lineRule="auto"/>
+        <w:jc w:val="left"/>
+      </w:pPr>
+      <w:r>
+        <w:rPr>
+          <w:rFonts w:ascii="Consolas" w:hAnsi="Consolas" w:eastAsia="Consolas"/>
+          <w:b w:val="0"/>
+          <w:i w:val="0"/>
+          <w:sz w:val="16"/>
+        </w:rPr>
+        <w:t xml:space="preserve">                            &lt;option value=""&gt;Месяц&lt;/option&gt;</w:t>
+      </w:r>
+    </w:p>
+    <w:p>
+      <w:pPr>
+        <w:spacing w:before="0" w:after="0" w:line="240" w:lineRule="auto"/>
+        <w:jc w:val="left"/>
+      </w:pPr>
+      <w:r>
+        <w:rPr>
+          <w:rFonts w:ascii="Consolas" w:hAnsi="Consolas" w:eastAsia="Consolas"/>
+          <w:b w:val="0"/>
+          <w:i w:val="0"/>
+          <w:sz w:val="16"/>
+        </w:rPr>
+        <w:t xml:space="preserve">                            &lt;option value="1"&gt;Январь&lt;/option&gt;</w:t>
+      </w:r>
+    </w:p>
+    <w:p>
+      <w:pPr>
+        <w:spacing w:before="0" w:after="0" w:line="240" w:lineRule="auto"/>
+        <w:jc w:val="left"/>
+      </w:pPr>
+      <w:r>
+        <w:rPr>
+          <w:rFonts w:ascii="Consolas" w:hAnsi="Consolas" w:eastAsia="Consolas"/>
+          <w:b w:val="0"/>
+          <w:i w:val="0"/>
+          <w:sz w:val="16"/>
+        </w:rPr>
+        <w:t xml:space="preserve">                            &lt;option value="2"&gt;Февраль&lt;/option&gt;</w:t>
+      </w:r>
+    </w:p>
+    <w:p>
+      <w:pPr>
+        <w:spacing w:before="0" w:after="0" w:line="240" w:lineRule="auto"/>
+        <w:jc w:val="left"/>
+      </w:pPr>
+      <w:r>
+        <w:rPr>
+          <w:rFonts w:ascii="Consolas" w:hAnsi="Consolas" w:eastAsia="Consolas"/>
+          <w:b w:val="0"/>
+          <w:i w:val="0"/>
+          <w:sz w:val="16"/>
+        </w:rPr>
+        <w:t xml:space="preserve">                            &lt;option value="3"&gt;Март&lt;/option&gt;</w:t>
+      </w:r>
+    </w:p>
+    <w:p>
+      <w:pPr>
+        <w:spacing w:before="0" w:after="0" w:line="240" w:lineRule="auto"/>
+        <w:jc w:val="left"/>
+      </w:pPr>
+      <w:r>
+        <w:rPr>
+          <w:rFonts w:ascii="Consolas" w:hAnsi="Consolas" w:eastAsia="Consolas"/>
+          <w:b w:val="0"/>
+          <w:i w:val="0"/>
+          <w:sz w:val="16"/>
+        </w:rPr>
+        <w:t xml:space="preserve">                            &lt;option value="4"&gt;Апрель&lt;/option&gt;</w:t>
+      </w:r>
+    </w:p>
+    <w:p>
+      <w:pPr>
+        <w:spacing w:before="0" w:after="0" w:line="240" w:lineRule="auto"/>
+        <w:jc w:val="left"/>
+      </w:pPr>
+      <w:r>
+        <w:rPr>
+          <w:rFonts w:ascii="Consolas" w:hAnsi="Consolas" w:eastAsia="Consolas"/>
+          <w:b w:val="0"/>
+          <w:i w:val="0"/>
+          <w:sz w:val="16"/>
+        </w:rPr>
+        <w:t xml:space="preserve">                            &lt;option value="5"&gt;Май&lt;/option&gt;</w:t>
+      </w:r>
+    </w:p>
+    <w:p>
+      <w:pPr>
+        <w:spacing w:before="0" w:after="0" w:line="240" w:lineRule="auto"/>
+        <w:jc w:val="left"/>
+      </w:pPr>
+      <w:r>
+        <w:rPr>
+          <w:rFonts w:ascii="Consolas" w:hAnsi="Consolas" w:eastAsia="Consolas"/>
+          <w:b w:val="0"/>
+          <w:i w:val="0"/>
+          <w:sz w:val="16"/>
+        </w:rPr>
+        <w:t xml:space="preserve">                            &lt;option value="6"&gt;Июнь&lt;/option&gt;</w:t>
+      </w:r>
+    </w:p>
+    <w:p>
+      <w:pPr>
+        <w:spacing w:before="0" w:after="0" w:line="240" w:lineRule="auto"/>
+        <w:jc w:val="left"/>
+      </w:pPr>
+      <w:r>
+        <w:rPr>
+          <w:rFonts w:ascii="Consolas" w:hAnsi="Consolas" w:eastAsia="Consolas"/>
+          <w:b w:val="0"/>
+          <w:i w:val="0"/>
+          <w:sz w:val="16"/>
+        </w:rPr>
+        <w:t xml:space="preserve">                            &lt;option value="7"&gt;Июль&lt;/option&gt;</w:t>
+      </w:r>
+    </w:p>
+    <w:p>
+      <w:pPr>
+        <w:spacing w:before="0" w:after="0" w:line="240" w:lineRule="auto"/>
+        <w:jc w:val="left"/>
+      </w:pPr>
+      <w:r>
+        <w:rPr>
+          <w:rFonts w:ascii="Consolas" w:hAnsi="Consolas" w:eastAsia="Consolas"/>
+          <w:b w:val="0"/>
+          <w:i w:val="0"/>
+          <w:sz w:val="16"/>
+        </w:rPr>
+        <w:t xml:space="preserve">                            &lt;option value="8"&gt;Август&lt;/option&gt;</w:t>
+      </w:r>
+    </w:p>
+    <w:p>
+      <w:pPr>
+        <w:spacing w:before="0" w:after="0" w:line="240" w:lineRule="auto"/>
+        <w:jc w:val="left"/>
+      </w:pPr>
+      <w:r>
+        <w:rPr>
+          <w:rFonts w:ascii="Consolas" w:hAnsi="Consolas" w:eastAsia="Consolas"/>
+          <w:b w:val="0"/>
+          <w:i w:val="0"/>
+          <w:sz w:val="16"/>
+        </w:rPr>
+        <w:t xml:space="preserve">                            &lt;option value="9"&gt;Сентябрь&lt;/option&gt;</w:t>
+      </w:r>
+    </w:p>
+    <w:p>
+      <w:pPr>
+        <w:spacing w:before="0" w:after="0" w:line="240" w:lineRule="auto"/>
+        <w:jc w:val="left"/>
+      </w:pPr>
+      <w:r>
+        <w:rPr>
+          <w:rFonts w:ascii="Consolas" w:hAnsi="Consolas" w:eastAsia="Consolas"/>
+          <w:b w:val="0"/>
+          <w:i w:val="0"/>
+          <w:sz w:val="16"/>
+        </w:rPr>
+        <w:t xml:space="preserve">                            &lt;option value="10"&gt;Октябрь&lt;/option&gt;</w:t>
+      </w:r>
+    </w:p>
+    <w:p>
+      <w:pPr>
+        <w:spacing w:before="0" w:after="0" w:line="240" w:lineRule="auto"/>
+        <w:jc w:val="left"/>
+      </w:pPr>
+      <w:r>
+        <w:rPr>
+          <w:rFonts w:ascii="Consolas" w:hAnsi="Consolas" w:eastAsia="Consolas"/>
+          <w:b w:val="0"/>
+          <w:i w:val="0"/>
+          <w:sz w:val="16"/>
+        </w:rPr>
+        <w:t xml:space="preserve">                            &lt;option value="11"&gt;Ноябрь&lt;/option&gt;</w:t>
+      </w:r>
+    </w:p>
+    <w:p>
+      <w:pPr>
+        <w:spacing w:before="0" w:after="0" w:line="240" w:lineRule="auto"/>
+        <w:jc w:val="left"/>
+      </w:pPr>
+      <w:r>
+        <w:rPr>
+          <w:rFonts w:ascii="Consolas" w:hAnsi="Consolas" w:eastAsia="Consolas"/>
+          <w:b w:val="0"/>
+          <w:i w:val="0"/>
+          <w:sz w:val="16"/>
+        </w:rPr>
+        <w:t xml:space="preserve">                            &lt;option value="12"&gt;Декабрь&lt;/option&gt;</w:t>
+      </w:r>
+    </w:p>
+    <w:p>
+      <w:pPr>
+        <w:spacing w:before="0" w:after="0" w:line="240" w:lineRule="auto"/>
+        <w:jc w:val="left"/>
+      </w:pPr>
+      <w:r>
+        <w:rPr>
+          <w:rFonts w:ascii="Consolas" w:hAnsi="Consolas" w:eastAsia="Consolas"/>
+          <w:b w:val="0"/>
+          <w:i w:val="0"/>
+          <w:sz w:val="16"/>
+        </w:rPr>
+        <w:t xml:space="preserve">                        &lt;/select&gt;</w:t>
+      </w:r>
+    </w:p>
+    <w:p>
+      <w:pPr>
+        <w:spacing w:before="0" w:after="0" w:line="240" w:lineRule="auto"/>
+        <w:jc w:val="left"/>
+      </w:pPr>
+      <w:r>
+        <w:rPr>
+          <w:rFonts w:ascii="Consolas" w:hAnsi="Consolas" w:eastAsia="Consolas"/>
+          <w:b w:val="0"/>
+          <w:i w:val="0"/>
+          <w:sz w:val="16"/>
+        </w:rPr>
+        <w:t xml:space="preserve">                        &lt;select name="year" required&gt;</w:t>
+      </w:r>
+    </w:p>
+    <w:p>
+      <w:pPr>
+        <w:spacing w:before="0" w:after="0" w:line="240" w:lineRule="auto"/>
+        <w:jc w:val="left"/>
+      </w:pPr>
+      <w:r>
+        <w:rPr>
+          <w:rFonts w:ascii="Consolas" w:hAnsi="Consolas" w:eastAsia="Consolas"/>
+          <w:b w:val="0"/>
+          <w:i w:val="0"/>
+          <w:sz w:val="16"/>
+        </w:rPr>
+        <w:t xml:space="preserve">                            &lt;option value=""&gt;Год&lt;/option&gt;</w:t>
+      </w:r>
+    </w:p>
+    <w:p>
+      <w:pPr>
+        <w:spacing w:before="0" w:after="0" w:line="240" w:lineRule="auto"/>
+        <w:jc w:val="left"/>
+      </w:pPr>
+      <w:r>
+        <w:rPr>
+          <w:rFonts w:ascii="Consolas" w:hAnsi="Consolas" w:eastAsia="Consolas"/>
+          <w:b w:val="0"/>
+          <w:i w:val="0"/>
+          <w:sz w:val="16"/>
+        </w:rPr>
+        <w:t xml:space="preserve">                            &lt;option&gt;2010&lt;/option&gt;&lt;option&gt;2009&lt;/option&gt;&lt;option&gt;2008&lt;/option&gt;&lt;option&gt;2007&lt;/option&gt;</w:t>
+      </w:r>
+    </w:p>
+    <w:p>
+      <w:pPr>
+        <w:spacing w:before="0" w:after="0" w:line="240" w:lineRule="auto"/>
+        <w:jc w:val="left"/>
+      </w:pPr>
+      <w:r>
+        <w:rPr>
+          <w:rFonts w:ascii="Consolas" w:hAnsi="Consolas" w:eastAsia="Consolas"/>
+          <w:b w:val="0"/>
+          <w:i w:val="0"/>
+          <w:sz w:val="16"/>
+        </w:rPr>
+        <w:t xml:space="preserve">                            &lt;option&gt;2006&lt;/option&gt;&lt;option&gt;2005&lt;/option&gt;&lt;option&gt;2004&lt;/option&gt;&lt;option&gt;2003&lt;/option&gt;</w:t>
+      </w:r>
+    </w:p>
+    <w:p>
+      <w:pPr>
+        <w:spacing w:before="0" w:after="0" w:line="240" w:lineRule="auto"/>
+        <w:jc w:val="left"/>
+      </w:pPr>
+      <w:r>
+        <w:rPr>
+          <w:rFonts w:ascii="Consolas" w:hAnsi="Consolas" w:eastAsia="Consolas"/>
+          <w:b w:val="0"/>
+          <w:i w:val="0"/>
+          <w:sz w:val="16"/>
+        </w:rPr>
+        <w:t xml:space="preserve">                            &lt;option&gt;2002&lt;/option&gt;&lt;option&gt;2001&lt;/option&gt;&lt;option&gt;2000&lt;/option&gt;&lt;option&gt;1999&lt;/option&gt;</w:t>
+      </w:r>
+    </w:p>
+    <w:p>
+      <w:pPr>
+        <w:spacing w:before="0" w:after="0" w:line="240" w:lineRule="auto"/>
+        <w:jc w:val="left"/>
+      </w:pPr>
+      <w:r>
+        <w:rPr>
+          <w:rFonts w:ascii="Consolas" w:hAnsi="Consolas" w:eastAsia="Consolas"/>
+          <w:b w:val="0"/>
+          <w:i w:val="0"/>
+          <w:sz w:val="16"/>
+        </w:rPr>
+        <w:t xml:space="preserve">                            &lt;option&gt;1998&lt;/option&gt;&lt;option&gt;1997&lt;/option&gt;&lt;option&gt;1996&lt;/option&gt;&lt;option&gt;1995&lt;/option&gt;</w:t>
+      </w:r>
+    </w:p>
+    <w:p>
+      <w:pPr>
+        <w:spacing w:before="0" w:after="0" w:line="240" w:lineRule="auto"/>
+        <w:jc w:val="left"/>
+      </w:pPr>
+      <w:r>
+        <w:rPr>
+          <w:rFonts w:ascii="Consolas" w:hAnsi="Consolas" w:eastAsia="Consolas"/>
+          <w:b w:val="0"/>
+          <w:i w:val="0"/>
+          <w:sz w:val="16"/>
+        </w:rPr>
+        <w:t xml:space="preserve">                            &lt;option&gt;1994&lt;/option&gt;&lt;option&gt;1993&lt;/option&gt;&lt;option&gt;1992&lt;/option&gt;&lt;option&gt;1991&lt;/option&gt;</w:t>
+      </w:r>
+    </w:p>
+    <w:p>
+      <w:pPr>
+        <w:spacing w:before="0" w:after="0" w:line="240" w:lineRule="auto"/>
+        <w:jc w:val="left"/>
+      </w:pPr>
+      <w:r>
+        <w:rPr>
+          <w:rFonts w:ascii="Consolas" w:hAnsi="Consolas" w:eastAsia="Consolas"/>
+          <w:b w:val="0"/>
+          <w:i w:val="0"/>
+          <w:sz w:val="16"/>
+        </w:rPr>
+        <w:t xml:space="preserve">                            &lt;option&gt;1990&lt;/option&gt;&lt;option&gt;1989&lt;/option&gt;&lt;option&gt;1988&lt;/option&gt;&lt;option&gt;1985&lt;/option&gt;</w:t>
+      </w:r>
+    </w:p>
+    <w:p>
+      <w:pPr>
+        <w:spacing w:before="0" w:after="0" w:line="240" w:lineRule="auto"/>
+        <w:jc w:val="left"/>
+      </w:pPr>
+      <w:r>
+        <w:rPr>
+          <w:rFonts w:ascii="Consolas" w:hAnsi="Consolas" w:eastAsia="Consolas"/>
+          <w:b w:val="0"/>
+          <w:i w:val="0"/>
+          <w:sz w:val="16"/>
+        </w:rPr>
+        <w:t xml:space="preserve">                            &lt;option&gt;1980&lt;/option&gt;&lt;option&gt;1975&lt;/option&gt;&lt;option&gt;1970&lt;/option&gt;</w:t>
+      </w:r>
+    </w:p>
+    <w:p>
+      <w:pPr>
+        <w:spacing w:before="0" w:after="0" w:line="240" w:lineRule="auto"/>
+        <w:jc w:val="left"/>
+      </w:pPr>
+      <w:r>
+        <w:rPr>
+          <w:rFonts w:ascii="Consolas" w:hAnsi="Consolas" w:eastAsia="Consolas"/>
+          <w:b w:val="0"/>
+          <w:i w:val="0"/>
+          <w:sz w:val="16"/>
+        </w:rPr>
+        <w:t xml:space="preserve">                        &lt;/select&gt;</w:t>
+      </w:r>
+    </w:p>
+    <w:p>
+      <w:pPr>
+        <w:spacing w:before="0" w:after="0" w:line="240" w:lineRule="auto"/>
+        <w:jc w:val="left"/>
+      </w:pPr>
+      <w:r>
+        <w:rPr>
+          <w:rFonts w:ascii="Consolas" w:hAnsi="Consolas" w:eastAsia="Consolas"/>
+          <w:b w:val="0"/>
+          <w:i w:val="0"/>
+          <w:sz w:val="16"/>
+        </w:rPr>
+        <w:t xml:space="preserve">                    &lt;/div&gt;</w:t>
+      </w:r>
+    </w:p>
+    <w:p>
+      <w:pPr>
+        <w:spacing w:before="0" w:after="0" w:line="240" w:lineRule="auto"/>
+        <w:jc w:val="left"/>
+      </w:pPr>
+      <w:r>
+        <w:rPr>
+          <w:rFonts w:ascii="Consolas" w:hAnsi="Consolas" w:eastAsia="Consolas"/>
+          <w:b w:val="0"/>
+          <w:i w:val="0"/>
+          <w:sz w:val="16"/>
+        </w:rPr>
+        <w:t xml:space="preserve">                &lt;/div&gt;</w:t>
+      </w:r>
+    </w:p>
+    <w:p>
+      <w:pPr>
+        <w:spacing w:before="0" w:after="0" w:line="240" w:lineRule="auto"/>
+        <w:jc w:val="left"/>
+      </w:pPr>
+      <w:r>
+        <w:rPr>
+          <w:rFonts w:ascii="Consolas" w:hAnsi="Consolas" w:eastAsia="Consolas"/>
+          <w:b w:val="0"/>
+          <w:i w:val="0"/>
+          <w:sz w:val="16"/>
+        </w:rPr>
+        <w:t xml:space="preserve">                &lt;button type="submit" class="btn btn-wide"&gt;Зарегистрироваться&lt;/button&gt;</w:t>
+      </w:r>
+    </w:p>
+    <w:p>
+      <w:pPr>
+        <w:spacing w:before="0" w:after="0" w:line="240" w:lineRule="auto"/>
+        <w:jc w:val="left"/>
+      </w:pPr>
+      <w:r>
+        <w:rPr>
+          <w:rFonts w:ascii="Consolas" w:hAnsi="Consolas" w:eastAsia="Consolas"/>
+          <w:b w:val="0"/>
+          <w:i w:val="0"/>
+          <w:sz w:val="16"/>
+        </w:rPr>
+        <w:t xml:space="preserve">            &lt;/form&gt;</w:t>
+      </w:r>
+    </w:p>
+    <w:p>
+      <w:pPr>
+        <w:spacing w:before="0" w:after="0" w:line="240" w:lineRule="auto"/>
+        <w:jc w:val="left"/>
+      </w:pPr>
+      <w:r>
+        <w:rPr>
+          <w:rFonts w:ascii="Consolas" w:hAnsi="Consolas" w:eastAsia="Consolas"/>
+          <w:b w:val="0"/>
+          <w:i w:val="0"/>
+          <w:sz w:val="16"/>
+        </w:rPr>
+        <w:t xml:space="preserve">        &lt;/section&gt;</w:t>
+      </w:r>
+    </w:p>
+    <w:p>
+      <w:pPr>
+        <w:spacing w:before="0" w:after="0" w:line="240" w:lineRule="auto"/>
+        <w:jc w:val="left"/>
+      </w:pPr>
+      <w:r>
+        <w:rPr>
+          <w:rFonts w:ascii="Consolas" w:hAnsi="Consolas" w:eastAsia="Consolas"/>
+          <w:b w:val="0"/>
+          <w:i w:val="0"/>
+          <w:sz w:val="16"/>
+        </w:rPr>
+        <w:t xml:space="preserve">    &lt;/main&gt;</w:t>
+      </w:r>
+    </w:p>
+    <w:p>
+      <w:pPr>
+        <w:spacing w:before="0" w:after="0" w:line="240" w:lineRule="auto"/>
+        <w:jc w:val="left"/>
+      </w:pPr>
+      <w:r>
+        <w:rPr>
+          <w:rFonts w:ascii="Consolas" w:hAnsi="Consolas" w:eastAsia="Consolas"/>
+          <w:b w:val="0"/>
+          <w:i w:val="0"/>
+          <w:sz w:val="16"/>
+        </w:rPr>
+        <w:t>&lt;/body&gt;</w:t>
+      </w:r>
+    </w:p>
+    <w:p>
+      <w:pPr>
+        <w:spacing w:before="0" w:after="0" w:line="240" w:lineRule="auto"/>
+        <w:jc w:val="left"/>
+      </w:pPr>
+      <w:r>
+        <w:rPr>
+          <w:rFonts w:ascii="Consolas" w:hAnsi="Consolas" w:eastAsia="Consolas"/>
+          <w:b w:val="0"/>
+          <w:i w:val="0"/>
+          <w:sz w:val="16"/>
+        </w:rPr>
+        <w:t>&lt;/html&gt;</w:t>
+      </w:r>
+    </w:p>
+    <w:p>
+      <w:pPr>
+        <w:spacing w:after="160" w:line="276" w:lineRule="auto"/>
+        <w:jc w:val="both"/>
+      </w:pPr>
+      <w:r>
+        <w:rPr>
+          <w:rFonts w:ascii="Times New Roman" w:hAnsi="Times New Roman" w:eastAsia="Times New Roman"/>
+          <w:b w:val="0"/>
+          <w:i w:val="0"/>
+          <w:sz w:val="28"/>
+        </w:rPr>
+      </w:r>
+    </w:p>
+    <w:p>
+      <w:pPr>
+        <w:spacing w:after="80" w:line="276" w:lineRule="auto"/>
+        <w:jc w:val="left"/>
+      </w:pPr>
+      <w:r>
+        <w:rPr>
+          <w:rFonts w:ascii="Times New Roman" w:hAnsi="Times New Roman" w:eastAsia="Times New Roman"/>
+          <w:b/>
+          <w:i w:val="0"/>
+          <w:sz w:val="24"/>
+        </w:rPr>
+        <w:t>Листинг: lab2/OK.html</w:t>
+      </w:r>
+    </w:p>
+    <w:p>
+      <w:pPr>
+        <w:spacing w:before="0" w:after="0" w:line="240" w:lineRule="auto"/>
+        <w:jc w:val="left"/>
+      </w:pPr>
+      <w:r>
+        <w:rPr>
+          <w:rFonts w:ascii="Consolas" w:hAnsi="Consolas" w:eastAsia="Consolas"/>
+          <w:b w:val="0"/>
+          <w:i w:val="0"/>
+          <w:sz w:val="16"/>
+        </w:rPr>
+        <w:t>&lt;!DOCTYPE html&gt;</w:t>
+      </w:r>
+    </w:p>
+    <w:p>
+      <w:pPr>
+        <w:spacing w:before="0" w:after="0" w:line="240" w:lineRule="auto"/>
+        <w:jc w:val="left"/>
+      </w:pPr>
+      <w:r>
+        <w:rPr>
+          <w:rFonts w:ascii="Consolas" w:hAnsi="Consolas" w:eastAsia="Consolas"/>
+          <w:b w:val="0"/>
+          <w:i w:val="0"/>
+          <w:sz w:val="16"/>
+        </w:rPr>
+        <w:t>&lt;html lang="ru"&gt;</w:t>
+      </w:r>
+    </w:p>
+    <w:p>
+      <w:pPr>
+        <w:spacing w:before="0" w:after="0" w:line="240" w:lineRule="auto"/>
+        <w:jc w:val="left"/>
+      </w:pPr>
+      <w:r>
+        <w:rPr>
+          <w:rFonts w:ascii="Consolas" w:hAnsi="Consolas" w:eastAsia="Consolas"/>
+          <w:b w:val="0"/>
+          <w:i w:val="0"/>
+          <w:sz w:val="16"/>
+        </w:rPr>
+        <w:t>&lt;head&gt;</w:t>
+      </w:r>
+    </w:p>
+    <w:p>
+      <w:pPr>
+        <w:spacing w:before="0" w:after="0" w:line="240" w:lineRule="auto"/>
+        <w:jc w:val="left"/>
+      </w:pPr>
+      <w:r>
+        <w:rPr>
+          <w:rFonts w:ascii="Consolas" w:hAnsi="Consolas" w:eastAsia="Consolas"/>
+          <w:b w:val="0"/>
+          <w:i w:val="0"/>
+          <w:sz w:val="16"/>
+        </w:rPr>
+        <w:t xml:space="preserve">    &lt;meta charset="UTF-8"&gt;</w:t>
+      </w:r>
+    </w:p>
+    <w:p>
+      <w:pPr>
+        <w:spacing w:before="0" w:after="0" w:line="240" w:lineRule="auto"/>
+        <w:jc w:val="left"/>
+      </w:pPr>
+      <w:r>
+        <w:rPr>
+          <w:rFonts w:ascii="Consolas" w:hAnsi="Consolas" w:eastAsia="Consolas"/>
+          <w:b w:val="0"/>
+          <w:i w:val="0"/>
+          <w:sz w:val="16"/>
+        </w:rPr>
+        <w:t xml:space="preserve">    &lt;title&gt;OK&lt;/title&gt;</w:t>
+      </w:r>
+    </w:p>
+    <w:p>
+      <w:pPr>
+        <w:spacing w:before="0" w:after="0" w:line="240" w:lineRule="auto"/>
+        <w:jc w:val="left"/>
+      </w:pPr>
+      <w:r>
+        <w:rPr>
+          <w:rFonts w:ascii="Consolas" w:hAnsi="Consolas" w:eastAsia="Consolas"/>
+          <w:b w:val="0"/>
+          <w:i w:val="0"/>
+          <w:sz w:val="16"/>
+        </w:rPr>
+        <w:t>&lt;/head&gt;</w:t>
+      </w:r>
+    </w:p>
+    <w:p>
+      <w:pPr>
+        <w:spacing w:before="0" w:after="0" w:line="240" w:lineRule="auto"/>
+        <w:jc w:val="left"/>
+      </w:pPr>
+      <w:r>
+        <w:rPr>
+          <w:rFonts w:ascii="Consolas" w:hAnsi="Consolas" w:eastAsia="Consolas"/>
+          <w:b w:val="0"/>
+          <w:i w:val="0"/>
+          <w:sz w:val="16"/>
+        </w:rPr>
+        <w:t>&lt;body&gt;</w:t>
+      </w:r>
+    </w:p>
+    <w:p>
+      <w:pPr>
+        <w:spacing w:before="0" w:after="0" w:line="240" w:lineRule="auto"/>
+        <w:jc w:val="left"/>
+      </w:pPr>
+      <w:r>
+        <w:rPr>
+          <w:rFonts w:ascii="Consolas" w:hAnsi="Consolas" w:eastAsia="Consolas"/>
+          <w:b w:val="0"/>
+          <w:i w:val="0"/>
+          <w:sz w:val="16"/>
+        </w:rPr>
+        <w:t xml:space="preserve">    &lt;p&gt;OK&lt;/p&gt;</w:t>
+      </w:r>
+    </w:p>
+    <w:p>
+      <w:pPr>
+        <w:spacing w:before="0" w:after="0" w:line="240" w:lineRule="auto"/>
+        <w:jc w:val="left"/>
+      </w:pPr>
+      <w:r>
+        <w:rPr>
+          <w:rFonts w:ascii="Consolas" w:hAnsi="Consolas" w:eastAsia="Consolas"/>
+          <w:b w:val="0"/>
+          <w:i w:val="0"/>
+          <w:sz w:val="16"/>
+        </w:rPr>
+        <w:t xml:space="preserve">    &lt;p&gt;&lt;a href="index.html"&gt;Назад к форме&lt;/a&gt;&lt;/p&gt;</w:t>
+      </w:r>
+    </w:p>
+    <w:p>
+      <w:pPr>
+        <w:spacing w:before="0" w:after="0" w:line="240" w:lineRule="auto"/>
+        <w:jc w:val="left"/>
+      </w:pPr>
+      <w:r>
+        <w:rPr>
+          <w:rFonts w:ascii="Consolas" w:hAnsi="Consolas" w:eastAsia="Consolas"/>
+          <w:b w:val="0"/>
+          <w:i w:val="0"/>
+          <w:sz w:val="16"/>
+        </w:rPr>
+        <w:t>&lt;/body&gt;</w:t>
+      </w:r>
+    </w:p>
+    <w:p>
+      <w:pPr>
+        <w:spacing w:before="0" w:after="0" w:line="240" w:lineRule="auto"/>
+        <w:jc w:val="left"/>
+      </w:pPr>
+      <w:r>
+        <w:rPr>
+          <w:rFonts w:ascii="Consolas" w:hAnsi="Consolas" w:eastAsia="Consolas"/>
+          <w:b w:val="0"/>
+          <w:i w:val="0"/>
+          <w:sz w:val="16"/>
+        </w:rPr>
+        <w:t>&lt;/html&gt;</w:t>
+      </w:r>
+    </w:p>
+    <w:p>
+      <w:pPr>
+        <w:spacing w:after="160" w:line="276" w:lineRule="auto"/>
+        <w:jc w:val="both"/>
+      </w:pPr>
+      <w:r>
+        <w:rPr>
+          <w:rFonts w:ascii="Times New Roman" w:hAnsi="Times New Roman" w:eastAsia="Times New Roman"/>
+          <w:b w:val="0"/>
+          <w:i w:val="0"/>
+          <w:sz w:val="28"/>
+        </w:rPr>
+      </w:r>
+    </w:p>
+    <w:p>
+      <w:pPr>
+        <w:spacing w:after="80" w:line="276" w:lineRule="auto"/>
+        <w:jc w:val="left"/>
+      </w:pPr>
+      <w:r>
+        <w:rPr>
+          <w:rFonts w:ascii="Times New Roman" w:hAnsi="Times New Roman" w:eastAsia="Times New Roman"/>
+          <w:b/>
+          <w:i w:val="0"/>
+          <w:sz w:val="24"/>
+        </w:rPr>
+        <w:t>Листинг: lab2/style.css</w:t>
+      </w:r>
+    </w:p>
+    <w:p>
+      <w:pPr>
+        <w:spacing w:before="0" w:after="0" w:line="240" w:lineRule="auto"/>
+        <w:jc w:val="left"/>
+      </w:pPr>
+      <w:r>
+        <w:rPr>
+          <w:rFonts w:ascii="Consolas" w:hAnsi="Consolas" w:eastAsia="Consolas"/>
+          <w:b w:val="0"/>
+          <w:i w:val="0"/>
+          <w:sz w:val="16"/>
+        </w:rPr>
+        <w:t>* { margin: 0; padding: 0; box-sizing: border-box; }</w:t>
+      </w:r>
+    </w:p>
+    <w:p>
+      <w:pPr>
+        <w:spacing w:before="0" w:after="0" w:line="240" w:lineRule="auto"/>
+        <w:jc w:val="left"/>
+      </w:pPr>
+      <w:r>
+        <w:rPr>
+          <w:rFonts w:ascii="Consolas" w:hAnsi="Consolas" w:eastAsia="Consolas"/>
+          <w:b w:val="0"/>
+          <w:i w:val="0"/>
+          <w:sz w:val="16"/>
+        </w:rPr>
+        <w:t xml:space="preserve"> </w:t>
+      </w:r>
+    </w:p>
+    <w:p>
+      <w:pPr>
+        <w:spacing w:before="0" w:after="0" w:line="240" w:lineRule="auto"/>
+        <w:jc w:val="left"/>
+      </w:pPr>
+      <w:r>
+        <w:rPr>
+          <w:rFonts w:ascii="Consolas" w:hAnsi="Consolas" w:eastAsia="Consolas"/>
+          <w:b w:val="0"/>
+          <w:i w:val="0"/>
+          <w:sz w:val="16"/>
+        </w:rPr>
+        <w:t>body {</w:t>
+      </w:r>
+    </w:p>
+    <w:p>
+      <w:pPr>
+        <w:spacing w:before="0" w:after="0" w:line="240" w:lineRule="auto"/>
+        <w:jc w:val="left"/>
+      </w:pPr>
+      <w:r>
+        <w:rPr>
+          <w:rFonts w:ascii="Consolas" w:hAnsi="Consolas" w:eastAsia="Consolas"/>
+          <w:b w:val="0"/>
+          <w:i w:val="0"/>
+          <w:sz w:val="16"/>
+        </w:rPr>
+        <w:t xml:space="preserve">    font-family: Arial, Helvetica, sans-serif;</w:t>
+      </w:r>
+    </w:p>
+    <w:p>
+      <w:pPr>
+        <w:spacing w:before="0" w:after="0" w:line="240" w:lineRule="auto"/>
+        <w:jc w:val="left"/>
+      </w:pPr>
+      <w:r>
+        <w:rPr>
+          <w:rFonts w:ascii="Consolas" w:hAnsi="Consolas" w:eastAsia="Consolas"/>
+          <w:b w:val="0"/>
+          <w:i w:val="0"/>
+          <w:sz w:val="16"/>
+        </w:rPr>
+        <w:t xml:space="preserve">    background: #e8e8e8;</w:t>
+      </w:r>
+    </w:p>
+    <w:p>
+      <w:pPr>
+        <w:spacing w:before="0" w:after="0" w:line="240" w:lineRule="auto"/>
+        <w:jc w:val="left"/>
+      </w:pPr>
+      <w:r>
+        <w:rPr>
+          <w:rFonts w:ascii="Consolas" w:hAnsi="Consolas" w:eastAsia="Consolas"/>
+          <w:b w:val="0"/>
+          <w:i w:val="0"/>
+          <w:sz w:val="16"/>
+        </w:rPr>
+        <w:t xml:space="preserve">    color: #000;</w:t>
+      </w:r>
+    </w:p>
+    <w:p>
+      <w:pPr>
+        <w:spacing w:before="0" w:after="0" w:line="240" w:lineRule="auto"/>
+        <w:jc w:val="left"/>
+      </w:pPr>
+      <w:r>
+        <w:rPr>
+          <w:rFonts w:ascii="Consolas" w:hAnsi="Consolas" w:eastAsia="Consolas"/>
+          <w:b w:val="0"/>
+          <w:i w:val="0"/>
+          <w:sz w:val="16"/>
+        </w:rPr>
+        <w:t>}</w:t>
+      </w:r>
+    </w:p>
+    <w:p>
+      <w:pPr>
+        <w:spacing w:before="0" w:after="0" w:line="240" w:lineRule="auto"/>
+        <w:jc w:val="left"/>
+      </w:pPr>
+      <w:r>
+        <w:rPr>
+          <w:rFonts w:ascii="Consolas" w:hAnsi="Consolas" w:eastAsia="Consolas"/>
+          <w:b w:val="0"/>
+          <w:i w:val="0"/>
+          <w:sz w:val="16"/>
+        </w:rPr>
+        <w:t xml:space="preserve"> </w:t>
+      </w:r>
+    </w:p>
+    <w:p>
+      <w:pPr>
+        <w:spacing w:before="0" w:after="0" w:line="240" w:lineRule="auto"/>
+        <w:jc w:val="left"/>
+      </w:pPr>
+      <w:r>
+        <w:rPr>
+          <w:rFonts w:ascii="Consolas" w:hAnsi="Consolas" w:eastAsia="Consolas"/>
+          <w:b w:val="0"/>
+          <w:i w:val="0"/>
+          <w:sz w:val="16"/>
+        </w:rPr>
+        <w:t>.lab-nav {</w:t>
+      </w:r>
+    </w:p>
+    <w:p>
+      <w:pPr>
+        <w:spacing w:before="0" w:after="0" w:line="240" w:lineRule="auto"/>
+        <w:jc w:val="left"/>
+      </w:pPr>
+      <w:r>
+        <w:rPr>
+          <w:rFonts w:ascii="Consolas" w:hAnsi="Consolas" w:eastAsia="Consolas"/>
+          <w:b w:val="0"/>
+          <w:i w:val="0"/>
+          <w:sz w:val="16"/>
+        </w:rPr>
+        <w:t xml:space="preserve">    display: flex;</w:t>
+      </w:r>
+    </w:p>
+    <w:p>
+      <w:pPr>
+        <w:spacing w:before="0" w:after="0" w:line="240" w:lineRule="auto"/>
+        <w:jc w:val="left"/>
+      </w:pPr>
+      <w:r>
+        <w:rPr>
+          <w:rFonts w:ascii="Consolas" w:hAnsi="Consolas" w:eastAsia="Consolas"/>
+          <w:b w:val="0"/>
+          <w:i w:val="0"/>
+          <w:sz w:val="16"/>
+        </w:rPr>
+        <w:t xml:space="preserve">    gap: 12px;</w:t>
+      </w:r>
+    </w:p>
+    <w:p>
+      <w:pPr>
+        <w:spacing w:before="0" w:after="0" w:line="240" w:lineRule="auto"/>
+        <w:jc w:val="left"/>
+      </w:pPr>
+      <w:r>
+        <w:rPr>
+          <w:rFonts w:ascii="Consolas" w:hAnsi="Consolas" w:eastAsia="Consolas"/>
+          <w:b w:val="0"/>
+          <w:i w:val="0"/>
+          <w:sz w:val="16"/>
+        </w:rPr>
+        <w:t xml:space="preserve">    justify-content: center;</w:t>
+      </w:r>
+    </w:p>
+    <w:p>
+      <w:pPr>
+        <w:spacing w:before="0" w:after="0" w:line="240" w:lineRule="auto"/>
+        <w:jc w:val="left"/>
+      </w:pPr>
+      <w:r>
+        <w:rPr>
+          <w:rFonts w:ascii="Consolas" w:hAnsi="Consolas" w:eastAsia="Consolas"/>
+          <w:b w:val="0"/>
+          <w:i w:val="0"/>
+          <w:sz w:val="16"/>
+        </w:rPr>
+        <w:t xml:space="preserve">    padding: 10px;</w:t>
+      </w:r>
+    </w:p>
+    <w:p>
+      <w:pPr>
+        <w:spacing w:before="0" w:after="0" w:line="240" w:lineRule="auto"/>
+        <w:jc w:val="left"/>
+      </w:pPr>
+      <w:r>
+        <w:rPr>
+          <w:rFonts w:ascii="Consolas" w:hAnsi="Consolas" w:eastAsia="Consolas"/>
+          <w:b w:val="0"/>
+          <w:i w:val="0"/>
+          <w:sz w:val="16"/>
+        </w:rPr>
+        <w:t xml:space="preserve">    background: #2d2d2d;</w:t>
+      </w:r>
+    </w:p>
+    <w:p>
+      <w:pPr>
+        <w:spacing w:before="0" w:after="0" w:line="240" w:lineRule="auto"/>
+        <w:jc w:val="left"/>
+      </w:pPr>
+      <w:r>
+        <w:rPr>
+          <w:rFonts w:ascii="Consolas" w:hAnsi="Consolas" w:eastAsia="Consolas"/>
+          <w:b w:val="0"/>
+          <w:i w:val="0"/>
+          <w:sz w:val="16"/>
+        </w:rPr>
+        <w:t>}</w:t>
+      </w:r>
+    </w:p>
+    <w:p>
+      <w:pPr>
+        <w:spacing w:before="0" w:after="0" w:line="240" w:lineRule="auto"/>
+        <w:jc w:val="left"/>
+      </w:pPr>
+      <w:r>
+        <w:rPr>
+          <w:rFonts w:ascii="Consolas" w:hAnsi="Consolas" w:eastAsia="Consolas"/>
+          <w:b w:val="0"/>
+          <w:i w:val="0"/>
+          <w:sz w:val="16"/>
+        </w:rPr>
+        <w:t>.lab-nav a {</w:t>
+      </w:r>
+    </w:p>
+    <w:p>
+      <w:pPr>
+        <w:spacing w:before="0" w:after="0" w:line="240" w:lineRule="auto"/>
+        <w:jc w:val="left"/>
+      </w:pPr>
+      <w:r>
+        <w:rPr>
+          <w:rFonts w:ascii="Consolas" w:hAnsi="Consolas" w:eastAsia="Consolas"/>
+          <w:b w:val="0"/>
+          <w:i w:val="0"/>
+          <w:sz w:val="16"/>
+        </w:rPr>
+        <w:t xml:space="preserve">    color: #fff;</w:t>
+      </w:r>
+    </w:p>
+    <w:p>
+      <w:pPr>
+        <w:spacing w:before="0" w:after="0" w:line="240" w:lineRule="auto"/>
+        <w:jc w:val="left"/>
+      </w:pPr>
+      <w:r>
+        <w:rPr>
+          <w:rFonts w:ascii="Consolas" w:hAnsi="Consolas" w:eastAsia="Consolas"/>
+          <w:b w:val="0"/>
+          <w:i w:val="0"/>
+          <w:sz w:val="16"/>
+        </w:rPr>
+        <w:t xml:space="preserve">    text-decoration: none;</w:t>
+      </w:r>
+    </w:p>
+    <w:p>
+      <w:pPr>
+        <w:spacing w:before="0" w:after="0" w:line="240" w:lineRule="auto"/>
+        <w:jc w:val="left"/>
+      </w:pPr>
+      <w:r>
+        <w:rPr>
+          <w:rFonts w:ascii="Consolas" w:hAnsi="Consolas" w:eastAsia="Consolas"/>
+          <w:b w:val="0"/>
+          <w:i w:val="0"/>
+          <w:sz w:val="16"/>
+        </w:rPr>
+        <w:t xml:space="preserve">    font-size: 14px;</w:t>
+      </w:r>
+    </w:p>
+    <w:p>
+      <w:pPr>
+        <w:spacing w:before="0" w:after="0" w:line="240" w:lineRule="auto"/>
+        <w:jc w:val="left"/>
+      </w:pPr>
+      <w:r>
+        <w:rPr>
+          <w:rFonts w:ascii="Consolas" w:hAnsi="Consolas" w:eastAsia="Consolas"/>
+          <w:b w:val="0"/>
+          <w:i w:val="0"/>
+          <w:sz w:val="16"/>
+        </w:rPr>
+        <w:t xml:space="preserve">    padding: 4px 10px;</w:t>
+      </w:r>
+    </w:p>
+    <w:p>
+      <w:pPr>
+        <w:spacing w:before="0" w:after="0" w:line="240" w:lineRule="auto"/>
+        <w:jc w:val="left"/>
+      </w:pPr>
+      <w:r>
+        <w:rPr>
+          <w:rFonts w:ascii="Consolas" w:hAnsi="Consolas" w:eastAsia="Consolas"/>
+          <w:b w:val="0"/>
+          <w:i w:val="0"/>
+          <w:sz w:val="16"/>
+        </w:rPr>
+        <w:t xml:space="preserve">    border-radius: 4px;</w:t>
+      </w:r>
+    </w:p>
+    <w:p>
+      <w:pPr>
+        <w:spacing w:before="0" w:after="0" w:line="240" w:lineRule="auto"/>
+        <w:jc w:val="left"/>
+      </w:pPr>
+      <w:r>
+        <w:rPr>
+          <w:rFonts w:ascii="Consolas" w:hAnsi="Consolas" w:eastAsia="Consolas"/>
+          <w:b w:val="0"/>
+          <w:i w:val="0"/>
+          <w:sz w:val="16"/>
+        </w:rPr>
+        <w:t>}</w:t>
+      </w:r>
+    </w:p>
+    <w:p>
+      <w:pPr>
+        <w:spacing w:before="0" w:after="0" w:line="240" w:lineRule="auto"/>
+        <w:jc w:val="left"/>
+      </w:pPr>
+      <w:r>
+        <w:rPr>
+          <w:rFonts w:ascii="Consolas" w:hAnsi="Consolas" w:eastAsia="Consolas"/>
+          <w:b w:val="0"/>
+          <w:i w:val="0"/>
+          <w:sz w:val="16"/>
+        </w:rPr>
+        <w:t>.lab-nav a.active,</w:t>
+      </w:r>
+    </w:p>
+    <w:p>
+      <w:pPr>
+        <w:spacing w:before="0" w:after="0" w:line="240" w:lineRule="auto"/>
+        <w:jc w:val="left"/>
+      </w:pPr>
+      <w:r>
+        <w:rPr>
+          <w:rFonts w:ascii="Consolas" w:hAnsi="Consolas" w:eastAsia="Consolas"/>
+          <w:b w:val="0"/>
+          <w:i w:val="0"/>
+          <w:sz w:val="16"/>
+        </w:rPr>
+        <w:t>.lab-nav a:hover {</w:t>
+      </w:r>
+    </w:p>
+    <w:p>
+      <w:pPr>
+        <w:spacing w:before="0" w:after="0" w:line="240" w:lineRule="auto"/>
+        <w:jc w:val="left"/>
+      </w:pPr>
+      <w:r>
+        <w:rPr>
+          <w:rFonts w:ascii="Consolas" w:hAnsi="Consolas" w:eastAsia="Consolas"/>
+          <w:b w:val="0"/>
+          <w:i w:val="0"/>
+          <w:sz w:val="16"/>
+        </w:rPr>
+        <w:t xml:space="preserve">    background: #7b2cbf;</w:t>
+      </w:r>
+    </w:p>
+    <w:p>
+      <w:pPr>
+        <w:spacing w:before="0" w:after="0" w:line="240" w:lineRule="auto"/>
+        <w:jc w:val="left"/>
+      </w:pPr>
+      <w:r>
+        <w:rPr>
+          <w:rFonts w:ascii="Consolas" w:hAnsi="Consolas" w:eastAsia="Consolas"/>
+          <w:b w:val="0"/>
+          <w:i w:val="0"/>
+          <w:sz w:val="16"/>
+        </w:rPr>
+        <w:t>}</w:t>
+      </w:r>
+    </w:p>
+    <w:p>
+      <w:pPr>
+        <w:spacing w:before="0" w:after="0" w:line="240" w:lineRule="auto"/>
+        <w:jc w:val="left"/>
+      </w:pPr>
+      <w:r>
+        <w:rPr>
+          <w:rFonts w:ascii="Consolas" w:hAnsi="Consolas" w:eastAsia="Consolas"/>
+          <w:b w:val="0"/>
+          <w:i w:val="0"/>
+          <w:sz w:val="16"/>
+        </w:rPr>
+        <w:t xml:space="preserve"> </w:t>
+      </w:r>
+    </w:p>
+    <w:p>
+      <w:pPr>
+        <w:spacing w:before="0" w:after="0" w:line="240" w:lineRule="auto"/>
+        <w:jc w:val="left"/>
+      </w:pPr>
+      <w:r>
+        <w:rPr>
+          <w:rFonts w:ascii="Consolas" w:hAnsi="Consolas" w:eastAsia="Consolas"/>
+          <w:b w:val="0"/>
+          <w:i w:val="0"/>
+          <w:sz w:val="16"/>
+        </w:rPr>
+        <w:t>.header { background: #7b2cbf; padding: 12px 24px; }</w:t>
+      </w:r>
+    </w:p>
+    <w:p>
+      <w:pPr>
+        <w:spacing w:before="0" w:after="0" w:line="240" w:lineRule="auto"/>
+        <w:jc w:val="left"/>
+      </w:pPr>
+      <w:r>
+        <w:rPr>
+          <w:rFonts w:ascii="Consolas" w:hAnsi="Consolas" w:eastAsia="Consolas"/>
+          <w:b w:val="0"/>
+          <w:i w:val="0"/>
+          <w:sz w:val="16"/>
+        </w:rPr>
+        <w:t>.header-inner {</w:t>
+      </w:r>
+    </w:p>
+    <w:p>
+      <w:pPr>
+        <w:spacing w:before="0" w:after="0" w:line="240" w:lineRule="auto"/>
+        <w:jc w:val="left"/>
+      </w:pPr>
+      <w:r>
+        <w:rPr>
+          <w:rFonts w:ascii="Consolas" w:hAnsi="Consolas" w:eastAsia="Consolas"/>
+          <w:b w:val="0"/>
+          <w:i w:val="0"/>
+          <w:sz w:val="16"/>
+        </w:rPr>
+        <w:t xml:space="preserve">    display: flex;</w:t>
+      </w:r>
+    </w:p>
+    <w:p>
+      <w:pPr>
+        <w:spacing w:before="0" w:after="0" w:line="240" w:lineRule="auto"/>
+        <w:jc w:val="left"/>
+      </w:pPr>
+      <w:r>
+        <w:rPr>
+          <w:rFonts w:ascii="Consolas" w:hAnsi="Consolas" w:eastAsia="Consolas"/>
+          <w:b w:val="0"/>
+          <w:i w:val="0"/>
+          <w:sz w:val="16"/>
+        </w:rPr>
+        <w:t xml:space="preserve">    align-items: center;</w:t>
+      </w:r>
+    </w:p>
+    <w:p>
+      <w:pPr>
+        <w:spacing w:before="0" w:after="0" w:line="240" w:lineRule="auto"/>
+        <w:jc w:val="left"/>
+      </w:pPr>
+      <w:r>
+        <w:rPr>
+          <w:rFonts w:ascii="Consolas" w:hAnsi="Consolas" w:eastAsia="Consolas"/>
+          <w:b w:val="0"/>
+          <w:i w:val="0"/>
+          <w:sz w:val="16"/>
+        </w:rPr>
+        <w:t xml:space="preserve">    gap: 14px;</w:t>
+      </w:r>
+    </w:p>
+    <w:p>
+      <w:pPr>
+        <w:spacing w:before="0" w:after="0" w:line="240" w:lineRule="auto"/>
+        <w:jc w:val="left"/>
+      </w:pPr>
+      <w:r>
+        <w:rPr>
+          <w:rFonts w:ascii="Consolas" w:hAnsi="Consolas" w:eastAsia="Consolas"/>
+          <w:b w:val="0"/>
+          <w:i w:val="0"/>
+          <w:sz w:val="16"/>
+        </w:rPr>
+        <w:t xml:space="preserve">    max-width: 720px;</w:t>
+      </w:r>
+    </w:p>
+    <w:p>
+      <w:pPr>
+        <w:spacing w:before="0" w:after="0" w:line="240" w:lineRule="auto"/>
+        <w:jc w:val="left"/>
+      </w:pPr>
+      <w:r>
+        <w:rPr>
+          <w:rFonts w:ascii="Consolas" w:hAnsi="Consolas" w:eastAsia="Consolas"/>
+          <w:b w:val="0"/>
+          <w:i w:val="0"/>
+          <w:sz w:val="16"/>
+        </w:rPr>
+        <w:t xml:space="preserve">    margin: 0 auto;</w:t>
+      </w:r>
+    </w:p>
+    <w:p>
+      <w:pPr>
+        <w:spacing w:before="0" w:after="0" w:line="240" w:lineRule="auto"/>
+        <w:jc w:val="left"/>
+      </w:pPr>
+      <w:r>
+        <w:rPr>
+          <w:rFonts w:ascii="Consolas" w:hAnsi="Consolas" w:eastAsia="Consolas"/>
+          <w:b w:val="0"/>
+          <w:i w:val="0"/>
+          <w:sz w:val="16"/>
+        </w:rPr>
+        <w:t>}</w:t>
+      </w:r>
+    </w:p>
+    <w:p>
+      <w:pPr>
+        <w:spacing w:before="0" w:after="0" w:line="240" w:lineRule="auto"/>
+        <w:jc w:val="left"/>
+      </w:pPr>
+      <w:r>
+        <w:rPr>
+          <w:rFonts w:ascii="Consolas" w:hAnsi="Consolas" w:eastAsia="Consolas"/>
+          <w:b w:val="0"/>
+          <w:i w:val="0"/>
+          <w:sz w:val="16"/>
+        </w:rPr>
+        <w:t>.logo { width: 64px; height: 64px; object-fit: contain; }</w:t>
+      </w:r>
+    </w:p>
+    <w:p>
+      <w:pPr>
+        <w:spacing w:before="0" w:after="0" w:line="240" w:lineRule="auto"/>
+        <w:jc w:val="left"/>
+      </w:pPr>
+      <w:r>
+        <w:rPr>
+          <w:rFonts w:ascii="Consolas" w:hAnsi="Consolas" w:eastAsia="Consolas"/>
+          <w:b w:val="0"/>
+          <w:i w:val="0"/>
+          <w:sz w:val="16"/>
+        </w:rPr>
+        <w:t>.brand {</w:t>
+      </w:r>
+    </w:p>
+    <w:p>
+      <w:pPr>
+        <w:spacing w:before="0" w:after="0" w:line="240" w:lineRule="auto"/>
+        <w:jc w:val="left"/>
+      </w:pPr>
+      <w:r>
+        <w:rPr>
+          <w:rFonts w:ascii="Consolas" w:hAnsi="Consolas" w:eastAsia="Consolas"/>
+          <w:b w:val="0"/>
+          <w:i w:val="0"/>
+          <w:sz w:val="16"/>
+        </w:rPr>
+        <w:t xml:space="preserve">    font-size: 36px;</w:t>
+      </w:r>
+    </w:p>
+    <w:p>
+      <w:pPr>
+        <w:spacing w:before="0" w:after="0" w:line="240" w:lineRule="auto"/>
+        <w:jc w:val="left"/>
+      </w:pPr>
+      <w:r>
+        <w:rPr>
+          <w:rFonts w:ascii="Consolas" w:hAnsi="Consolas" w:eastAsia="Consolas"/>
+          <w:b w:val="0"/>
+          <w:i w:val="0"/>
+          <w:sz w:val="16"/>
+        </w:rPr>
+        <w:t xml:space="preserve">    font-weight: 800;</w:t>
+      </w:r>
+    </w:p>
+    <w:p>
+      <w:pPr>
+        <w:spacing w:before="0" w:after="0" w:line="240" w:lineRule="auto"/>
+        <w:jc w:val="left"/>
+      </w:pPr>
+      <w:r>
+        <w:rPr>
+          <w:rFonts w:ascii="Consolas" w:hAnsi="Consolas" w:eastAsia="Consolas"/>
+          <w:b w:val="0"/>
+          <w:i w:val="0"/>
+          <w:sz w:val="16"/>
+        </w:rPr>
+        <w:t xml:space="preserve">    color: #c9184a;</w:t>
+      </w:r>
+    </w:p>
+    <w:p>
+      <w:pPr>
+        <w:spacing w:before="0" w:after="0" w:line="240" w:lineRule="auto"/>
+        <w:jc w:val="left"/>
+      </w:pPr>
+      <w:r>
+        <w:rPr>
+          <w:rFonts w:ascii="Consolas" w:hAnsi="Consolas" w:eastAsia="Consolas"/>
+          <w:b w:val="0"/>
+          <w:i w:val="0"/>
+          <w:sz w:val="16"/>
+        </w:rPr>
+        <w:t xml:space="preserve">    letter-spacing: 1px;</w:t>
+      </w:r>
+    </w:p>
+    <w:p>
+      <w:pPr>
+        <w:spacing w:before="0" w:after="0" w:line="240" w:lineRule="auto"/>
+        <w:jc w:val="left"/>
+      </w:pPr>
+      <w:r>
+        <w:rPr>
+          <w:rFonts w:ascii="Consolas" w:hAnsi="Consolas" w:eastAsia="Consolas"/>
+          <w:b w:val="0"/>
+          <w:i w:val="0"/>
+          <w:sz w:val="16"/>
+        </w:rPr>
+        <w:t>}</w:t>
+      </w:r>
+    </w:p>
+    <w:p>
+      <w:pPr>
+        <w:spacing w:before="0" w:after="0" w:line="240" w:lineRule="auto"/>
+        <w:jc w:val="left"/>
+      </w:pPr>
+      <w:r>
+        <w:rPr>
+          <w:rFonts w:ascii="Consolas" w:hAnsi="Consolas" w:eastAsia="Consolas"/>
+          <w:b w:val="0"/>
+          <w:i w:val="0"/>
+          <w:sz w:val="16"/>
+        </w:rPr>
+        <w:t xml:space="preserve"> </w:t>
+      </w:r>
+    </w:p>
+    <w:p>
+      <w:pPr>
+        <w:spacing w:before="0" w:after="0" w:line="240" w:lineRule="auto"/>
+        <w:jc w:val="left"/>
+      </w:pPr>
+      <w:r>
+        <w:rPr>
+          <w:rFonts w:ascii="Consolas" w:hAnsi="Consolas" w:eastAsia="Consolas"/>
+          <w:b w:val="0"/>
+          <w:i w:val="0"/>
+          <w:sz w:val="16"/>
+        </w:rPr>
+        <w:t>.main { max-width: 520px; margin: 0 auto; padding: 28px 16px 40px; }</w:t>
+      </w:r>
+    </w:p>
+    <w:p>
+      <w:pPr>
+        <w:spacing w:before="0" w:after="0" w:line="240" w:lineRule="auto"/>
+        <w:jc w:val="left"/>
+      </w:pPr>
+      <w:r>
+        <w:rPr>
+          <w:rFonts w:ascii="Consolas" w:hAnsi="Consolas" w:eastAsia="Consolas"/>
+          <w:b w:val="0"/>
+          <w:i w:val="0"/>
+          <w:sz w:val="16"/>
+        </w:rPr>
+        <w:t>.card { background: #fff; padding: 28px 32px; }</w:t>
+      </w:r>
+    </w:p>
+    <w:p>
+      <w:pPr>
+        <w:spacing w:before="0" w:after="0" w:line="240" w:lineRule="auto"/>
+        <w:jc w:val="left"/>
+      </w:pPr>
+      <w:r>
+        <w:rPr>
+          <w:rFonts w:ascii="Consolas" w:hAnsi="Consolas" w:eastAsia="Consolas"/>
+          <w:b w:val="0"/>
+          <w:i w:val="0"/>
+          <w:sz w:val="16"/>
+        </w:rPr>
+        <w:t>.form {</w:t>
+      </w:r>
+    </w:p>
+    <w:p>
+      <w:pPr>
+        <w:spacing w:before="0" w:after="0" w:line="240" w:lineRule="auto"/>
+        <w:jc w:val="left"/>
+      </w:pPr>
+      <w:r>
+        <w:rPr>
+          <w:rFonts w:ascii="Consolas" w:hAnsi="Consolas" w:eastAsia="Consolas"/>
+          <w:b w:val="0"/>
+          <w:i w:val="0"/>
+          <w:sz w:val="16"/>
+        </w:rPr>
+        <w:t xml:space="preserve">    display: flex;</w:t>
+      </w:r>
+    </w:p>
+    <w:p>
+      <w:pPr>
+        <w:spacing w:before="0" w:after="0" w:line="240" w:lineRule="auto"/>
+        <w:jc w:val="left"/>
+      </w:pPr>
+      <w:r>
+        <w:rPr>
+          <w:rFonts w:ascii="Consolas" w:hAnsi="Consolas" w:eastAsia="Consolas"/>
+          <w:b w:val="0"/>
+          <w:i w:val="0"/>
+          <w:sz w:val="16"/>
+        </w:rPr>
+        <w:t xml:space="preserve">    flex-direction: column;</w:t>
+      </w:r>
+    </w:p>
+    <w:p>
+      <w:pPr>
+        <w:spacing w:before="0" w:after="0" w:line="240" w:lineRule="auto"/>
+        <w:jc w:val="left"/>
+      </w:pPr>
+      <w:r>
+        <w:rPr>
+          <w:rFonts w:ascii="Consolas" w:hAnsi="Consolas" w:eastAsia="Consolas"/>
+          <w:b w:val="0"/>
+          <w:i w:val="0"/>
+          <w:sz w:val="16"/>
+        </w:rPr>
+        <w:t xml:space="preserve">    gap: 12px;</w:t>
+      </w:r>
+    </w:p>
+    <w:p>
+      <w:pPr>
+        <w:spacing w:before="0" w:after="0" w:line="240" w:lineRule="auto"/>
+        <w:jc w:val="left"/>
+      </w:pPr>
+      <w:r>
+        <w:rPr>
+          <w:rFonts w:ascii="Consolas" w:hAnsi="Consolas" w:eastAsia="Consolas"/>
+          <w:b w:val="0"/>
+          <w:i w:val="0"/>
+          <w:sz w:val="16"/>
+        </w:rPr>
+        <w:t xml:space="preserve">    max-width: 320px;</w:t>
+      </w:r>
+    </w:p>
+    <w:p>
+      <w:pPr>
+        <w:spacing w:before="0" w:after="0" w:line="240" w:lineRule="auto"/>
+        <w:jc w:val="left"/>
+      </w:pPr>
+      <w:r>
+        <w:rPr>
+          <w:rFonts w:ascii="Consolas" w:hAnsi="Consolas" w:eastAsia="Consolas"/>
+          <w:b w:val="0"/>
+          <w:i w:val="0"/>
+          <w:sz w:val="16"/>
+        </w:rPr>
+        <w:t xml:space="preserve">    margin: 0 auto;</w:t>
+      </w:r>
+    </w:p>
+    <w:p>
+      <w:pPr>
+        <w:spacing w:before="0" w:after="0" w:line="240" w:lineRule="auto"/>
+        <w:jc w:val="left"/>
+      </w:pPr>
+      <w:r>
+        <w:rPr>
+          <w:rFonts w:ascii="Consolas" w:hAnsi="Consolas" w:eastAsia="Consolas"/>
+          <w:b w:val="0"/>
+          <w:i w:val="0"/>
+          <w:sz w:val="16"/>
+        </w:rPr>
+        <w:t>}</w:t>
+      </w:r>
+    </w:p>
+    <w:p>
+      <w:pPr>
+        <w:spacing w:before="0" w:after="0" w:line="240" w:lineRule="auto"/>
+        <w:jc w:val="left"/>
+      </w:pPr>
+      <w:r>
+        <w:rPr>
+          <w:rFonts w:ascii="Consolas" w:hAnsi="Consolas" w:eastAsia="Consolas"/>
+          <w:b w:val="0"/>
+          <w:i w:val="0"/>
+          <w:sz w:val="16"/>
+        </w:rPr>
+        <w:t>.form input,</w:t>
+      </w:r>
+    </w:p>
+    <w:p>
+      <w:pPr>
+        <w:spacing w:before="0" w:after="0" w:line="240" w:lineRule="auto"/>
+        <w:jc w:val="left"/>
+      </w:pPr>
+      <w:r>
+        <w:rPr>
+          <w:rFonts w:ascii="Consolas" w:hAnsi="Consolas" w:eastAsia="Consolas"/>
+          <w:b w:val="0"/>
+          <w:i w:val="0"/>
+          <w:sz w:val="16"/>
+        </w:rPr>
+        <w:t>.form select {</w:t>
+      </w:r>
+    </w:p>
+    <w:p>
+      <w:pPr>
+        <w:spacing w:before="0" w:after="0" w:line="240" w:lineRule="auto"/>
+        <w:jc w:val="left"/>
+      </w:pPr>
+      <w:r>
+        <w:rPr>
+          <w:rFonts w:ascii="Consolas" w:hAnsi="Consolas" w:eastAsia="Consolas"/>
+          <w:b w:val="0"/>
+          <w:i w:val="0"/>
+          <w:sz w:val="16"/>
+        </w:rPr>
+        <w:t xml:space="preserve">    width: 100%;</w:t>
+      </w:r>
+    </w:p>
+    <w:p>
+      <w:pPr>
+        <w:spacing w:before="0" w:after="0" w:line="240" w:lineRule="auto"/>
+        <w:jc w:val="left"/>
+      </w:pPr>
+      <w:r>
+        <w:rPr>
+          <w:rFonts w:ascii="Consolas" w:hAnsi="Consolas" w:eastAsia="Consolas"/>
+          <w:b w:val="0"/>
+          <w:i w:val="0"/>
+          <w:sz w:val="16"/>
+        </w:rPr>
+        <w:t xml:space="preserve">    height: 36px;</w:t>
+      </w:r>
+    </w:p>
+    <w:p>
+      <w:pPr>
+        <w:spacing w:before="0" w:after="0" w:line="240" w:lineRule="auto"/>
+        <w:jc w:val="left"/>
+      </w:pPr>
+      <w:r>
+        <w:rPr>
+          <w:rFonts w:ascii="Consolas" w:hAnsi="Consolas" w:eastAsia="Consolas"/>
+          <w:b w:val="0"/>
+          <w:i w:val="0"/>
+          <w:sz w:val="16"/>
+        </w:rPr>
+        <w:t xml:space="preserve">    padding: 0 10px;</w:t>
+      </w:r>
+    </w:p>
+    <w:p>
+      <w:pPr>
+        <w:spacing w:before="0" w:after="0" w:line="240" w:lineRule="auto"/>
+        <w:jc w:val="left"/>
+      </w:pPr>
+      <w:r>
+        <w:rPr>
+          <w:rFonts w:ascii="Consolas" w:hAnsi="Consolas" w:eastAsia="Consolas"/>
+          <w:b w:val="0"/>
+          <w:i w:val="0"/>
+          <w:sz w:val="16"/>
+        </w:rPr>
+        <w:t xml:space="preserve">    border: 1px solid #cfcfcf;</w:t>
+      </w:r>
+    </w:p>
+    <w:p>
+      <w:pPr>
+        <w:spacing w:before="0" w:after="0" w:line="240" w:lineRule="auto"/>
+        <w:jc w:val="left"/>
+      </w:pPr>
+      <w:r>
+        <w:rPr>
+          <w:rFonts w:ascii="Consolas" w:hAnsi="Consolas" w:eastAsia="Consolas"/>
+          <w:b w:val="0"/>
+          <w:i w:val="0"/>
+          <w:sz w:val="16"/>
+        </w:rPr>
+        <w:t xml:space="preserve">    border-radius: 2px;</w:t>
+      </w:r>
+    </w:p>
+    <w:p>
+      <w:pPr>
+        <w:spacing w:before="0" w:after="0" w:line="240" w:lineRule="auto"/>
+        <w:jc w:val="left"/>
+      </w:pPr>
+      <w:r>
+        <w:rPr>
+          <w:rFonts w:ascii="Consolas" w:hAnsi="Consolas" w:eastAsia="Consolas"/>
+          <w:b w:val="0"/>
+          <w:i w:val="0"/>
+          <w:sz w:val="16"/>
+        </w:rPr>
+        <w:t xml:space="preserve">    font-size: 14px;</w:t>
+      </w:r>
+    </w:p>
+    <w:p>
+      <w:pPr>
+        <w:spacing w:before="0" w:after="0" w:line="240" w:lineRule="auto"/>
+        <w:jc w:val="left"/>
+      </w:pPr>
+      <w:r>
+        <w:rPr>
+          <w:rFonts w:ascii="Consolas" w:hAnsi="Consolas" w:eastAsia="Consolas"/>
+          <w:b w:val="0"/>
+          <w:i w:val="0"/>
+          <w:sz w:val="16"/>
+        </w:rPr>
+        <w:t xml:space="preserve">    background: #fff;</w:t>
+      </w:r>
+    </w:p>
+    <w:p>
+      <w:pPr>
+        <w:spacing w:before="0" w:after="0" w:line="240" w:lineRule="auto"/>
+        <w:jc w:val="left"/>
+      </w:pPr>
+      <w:r>
+        <w:rPr>
+          <w:rFonts w:ascii="Consolas" w:hAnsi="Consolas" w:eastAsia="Consolas"/>
+          <w:b w:val="0"/>
+          <w:i w:val="0"/>
+          <w:sz w:val="16"/>
+        </w:rPr>
+        <w:t>}</w:t>
+      </w:r>
+    </w:p>
+    <w:p>
+      <w:pPr>
+        <w:spacing w:before="0" w:after="0" w:line="240" w:lineRule="auto"/>
+        <w:jc w:val="left"/>
+      </w:pPr>
+      <w:r>
+        <w:rPr>
+          <w:rFonts w:ascii="Consolas" w:hAnsi="Consolas" w:eastAsia="Consolas"/>
+          <w:b w:val="0"/>
+          <w:i w:val="0"/>
+          <w:sz w:val="16"/>
+        </w:rPr>
+        <w:t>.form-row {</w:t>
+      </w:r>
+    </w:p>
+    <w:p>
+      <w:pPr>
+        <w:spacing w:before="0" w:after="0" w:line="240" w:lineRule="auto"/>
+        <w:jc w:val="left"/>
+      </w:pPr>
+      <w:r>
+        <w:rPr>
+          <w:rFonts w:ascii="Consolas" w:hAnsi="Consolas" w:eastAsia="Consolas"/>
+          <w:b w:val="0"/>
+          <w:i w:val="0"/>
+          <w:sz w:val="16"/>
+        </w:rPr>
+        <w:t xml:space="preserve">    display: flex;</w:t>
+      </w:r>
+    </w:p>
+    <w:p>
+      <w:pPr>
+        <w:spacing w:before="0" w:after="0" w:line="240" w:lineRule="auto"/>
+        <w:jc w:val="left"/>
+      </w:pPr>
+      <w:r>
+        <w:rPr>
+          <w:rFonts w:ascii="Consolas" w:hAnsi="Consolas" w:eastAsia="Consolas"/>
+          <w:b w:val="0"/>
+          <w:i w:val="0"/>
+          <w:sz w:val="16"/>
+        </w:rPr>
+        <w:t xml:space="preserve">    align-items: center;</w:t>
+      </w:r>
+    </w:p>
+    <w:p>
+      <w:pPr>
+        <w:spacing w:before="0" w:after="0" w:line="240" w:lineRule="auto"/>
+        <w:jc w:val="left"/>
+      </w:pPr>
+      <w:r>
+        <w:rPr>
+          <w:rFonts w:ascii="Consolas" w:hAnsi="Consolas" w:eastAsia="Consolas"/>
+          <w:b w:val="0"/>
+          <w:i w:val="0"/>
+          <w:sz w:val="16"/>
+        </w:rPr>
+        <w:t xml:space="preserve">    gap: 16px;</w:t>
+      </w:r>
+    </w:p>
+    <w:p>
+      <w:pPr>
+        <w:spacing w:before="0" w:after="0" w:line="240" w:lineRule="auto"/>
+        <w:jc w:val="left"/>
+      </w:pPr>
+      <w:r>
+        <w:rPr>
+          <w:rFonts w:ascii="Consolas" w:hAnsi="Consolas" w:eastAsia="Consolas"/>
+          <w:b w:val="0"/>
+          <w:i w:val="0"/>
+          <w:sz w:val="16"/>
+        </w:rPr>
+        <w:t xml:space="preserve">    margin-top: 4px;</w:t>
+      </w:r>
+    </w:p>
+    <w:p>
+      <w:pPr>
+        <w:spacing w:before="0" w:after="0" w:line="240" w:lineRule="auto"/>
+        <w:jc w:val="left"/>
+      </w:pPr>
+      <w:r>
+        <w:rPr>
+          <w:rFonts w:ascii="Consolas" w:hAnsi="Consolas" w:eastAsia="Consolas"/>
+          <w:b w:val="0"/>
+          <w:i w:val="0"/>
+          <w:sz w:val="16"/>
+        </w:rPr>
+        <w:t>}</w:t>
+      </w:r>
+    </w:p>
+    <w:p>
+      <w:pPr>
+        <w:spacing w:before="0" w:after="0" w:line="240" w:lineRule="auto"/>
+        <w:jc w:val="left"/>
+      </w:pPr>
+      <w:r>
+        <w:rPr>
+          <w:rFonts w:ascii="Consolas" w:hAnsi="Consolas" w:eastAsia="Consolas"/>
+          <w:b w:val="0"/>
+          <w:i w:val="0"/>
+          <w:sz w:val="16"/>
+        </w:rPr>
+        <w:t>.btn {</w:t>
+      </w:r>
+    </w:p>
+    <w:p>
+      <w:pPr>
+        <w:spacing w:before="0" w:after="0" w:line="240" w:lineRule="auto"/>
+        <w:jc w:val="left"/>
+      </w:pPr>
+      <w:r>
+        <w:rPr>
+          <w:rFonts w:ascii="Consolas" w:hAnsi="Consolas" w:eastAsia="Consolas"/>
+          <w:b w:val="0"/>
+          <w:i w:val="0"/>
+          <w:sz w:val="16"/>
+        </w:rPr>
+        <w:t xml:space="preserve">    background: #7b2cbf;</w:t>
+      </w:r>
+    </w:p>
+    <w:p>
+      <w:pPr>
+        <w:spacing w:before="0" w:after="0" w:line="240" w:lineRule="auto"/>
+        <w:jc w:val="left"/>
+      </w:pPr>
+      <w:r>
+        <w:rPr>
+          <w:rFonts w:ascii="Consolas" w:hAnsi="Consolas" w:eastAsia="Consolas"/>
+          <w:b w:val="0"/>
+          <w:i w:val="0"/>
+          <w:sz w:val="16"/>
+        </w:rPr>
+        <w:t xml:space="preserve">    color: #fff;</w:t>
+      </w:r>
+    </w:p>
+    <w:p>
+      <w:pPr>
+        <w:spacing w:before="0" w:after="0" w:line="240" w:lineRule="auto"/>
+        <w:jc w:val="left"/>
+      </w:pPr>
+      <w:r>
+        <w:rPr>
+          <w:rFonts w:ascii="Consolas" w:hAnsi="Consolas" w:eastAsia="Consolas"/>
+          <w:b w:val="0"/>
+          <w:i w:val="0"/>
+          <w:sz w:val="16"/>
+        </w:rPr>
+        <w:t xml:space="preserve">    border: none;</w:t>
+      </w:r>
+    </w:p>
+    <w:p>
+      <w:pPr>
+        <w:spacing w:before="0" w:after="0" w:line="240" w:lineRule="auto"/>
+        <w:jc w:val="left"/>
+      </w:pPr>
+      <w:r>
+        <w:rPr>
+          <w:rFonts w:ascii="Consolas" w:hAnsi="Consolas" w:eastAsia="Consolas"/>
+          <w:b w:val="0"/>
+          <w:i w:val="0"/>
+          <w:sz w:val="16"/>
+        </w:rPr>
+        <w:t xml:space="preserve">    padding: 8px 22px;</w:t>
+      </w:r>
+    </w:p>
+    <w:p>
+      <w:pPr>
+        <w:spacing w:before="0" w:after="0" w:line="240" w:lineRule="auto"/>
+        <w:jc w:val="left"/>
+      </w:pPr>
+      <w:r>
+        <w:rPr>
+          <w:rFonts w:ascii="Consolas" w:hAnsi="Consolas" w:eastAsia="Consolas"/>
+          <w:b w:val="0"/>
+          <w:i w:val="0"/>
+          <w:sz w:val="16"/>
+        </w:rPr>
+        <w:t xml:space="preserve">    font-size: 15px;</w:t>
+      </w:r>
+    </w:p>
+    <w:p>
+      <w:pPr>
+        <w:spacing w:before="0" w:after="0" w:line="240" w:lineRule="auto"/>
+        <w:jc w:val="left"/>
+      </w:pPr>
+      <w:r>
+        <w:rPr>
+          <w:rFonts w:ascii="Consolas" w:hAnsi="Consolas" w:eastAsia="Consolas"/>
+          <w:b w:val="0"/>
+          <w:i w:val="0"/>
+          <w:sz w:val="16"/>
+        </w:rPr>
+        <w:t xml:space="preserve">    cursor: pointer;</w:t>
+      </w:r>
+    </w:p>
+    <w:p>
+      <w:pPr>
+        <w:spacing w:before="0" w:after="0" w:line="240" w:lineRule="auto"/>
+        <w:jc w:val="left"/>
+      </w:pPr>
+      <w:r>
+        <w:rPr>
+          <w:rFonts w:ascii="Consolas" w:hAnsi="Consolas" w:eastAsia="Consolas"/>
+          <w:b w:val="0"/>
+          <w:i w:val="0"/>
+          <w:sz w:val="16"/>
+        </w:rPr>
+        <w:t xml:space="preserve">    border-radius: 2px;</w:t>
+      </w:r>
+    </w:p>
+    <w:p>
+      <w:pPr>
+        <w:spacing w:before="0" w:after="0" w:line="240" w:lineRule="auto"/>
+        <w:jc w:val="left"/>
+      </w:pPr>
+      <w:r>
+        <w:rPr>
+          <w:rFonts w:ascii="Consolas" w:hAnsi="Consolas" w:eastAsia="Consolas"/>
+          <w:b w:val="0"/>
+          <w:i w:val="0"/>
+          <w:sz w:val="16"/>
+        </w:rPr>
+        <w:t>}</w:t>
+      </w:r>
+    </w:p>
+    <w:p>
+      <w:pPr>
+        <w:spacing w:before="0" w:after="0" w:line="240" w:lineRule="auto"/>
+        <w:jc w:val="left"/>
+      </w:pPr>
+      <w:r>
+        <w:rPr>
+          <w:rFonts w:ascii="Consolas" w:hAnsi="Consolas" w:eastAsia="Consolas"/>
+          <w:b w:val="0"/>
+          <w:i w:val="0"/>
+          <w:sz w:val="16"/>
+        </w:rPr>
+        <w:t>.btn:hover { background: #6a24a8; }</w:t>
+      </w:r>
+    </w:p>
+    <w:p>
+      <w:pPr>
+        <w:spacing w:before="0" w:after="0" w:line="240" w:lineRule="auto"/>
+        <w:jc w:val="left"/>
+      </w:pPr>
+      <w:r>
+        <w:rPr>
+          <w:rFonts w:ascii="Consolas" w:hAnsi="Consolas" w:eastAsia="Consolas"/>
+          <w:b w:val="0"/>
+          <w:i w:val="0"/>
+          <w:sz w:val="16"/>
+        </w:rPr>
+        <w:t>.btn-wide { width: 100%; padding: 10px 16px; margin-top: 8px; }</w:t>
+      </w:r>
+    </w:p>
+    <w:p>
+      <w:pPr>
+        <w:spacing w:before="0" w:after="0" w:line="240" w:lineRule="auto"/>
+        <w:jc w:val="left"/>
+      </w:pPr>
+      <w:r>
+        <w:rPr>
+          <w:rFonts w:ascii="Consolas" w:hAnsi="Consolas" w:eastAsia="Consolas"/>
+          <w:b w:val="0"/>
+          <w:i w:val="0"/>
+          <w:sz w:val="16"/>
+        </w:rPr>
+        <w:t>.link { color: #2a6fdb; text-decoration: none; font-size: 14px; }</w:t>
+      </w:r>
+    </w:p>
+    <w:p>
+      <w:pPr>
+        <w:spacing w:before="0" w:after="0" w:line="240" w:lineRule="auto"/>
+        <w:jc w:val="left"/>
+      </w:pPr>
+      <w:r>
+        <w:rPr>
+          <w:rFonts w:ascii="Consolas" w:hAnsi="Consolas" w:eastAsia="Consolas"/>
+          <w:b w:val="0"/>
+          <w:i w:val="0"/>
+          <w:sz w:val="16"/>
+        </w:rPr>
+        <w:t>.link:hover { text-decoration: underline; }</w:t>
+      </w:r>
+    </w:p>
+    <w:p>
+      <w:pPr>
+        <w:spacing w:before="0" w:after="0" w:line="240" w:lineRule="auto"/>
+        <w:jc w:val="left"/>
+      </w:pPr>
+      <w:r>
+        <w:rPr>
+          <w:rFonts w:ascii="Consolas" w:hAnsi="Consolas" w:eastAsia="Consolas"/>
+          <w:b w:val="0"/>
+          <w:i w:val="0"/>
+          <w:sz w:val="16"/>
+        </w:rPr>
+        <w:t>.divider { height: 18px; background: #d9d9d9; }</w:t>
+      </w:r>
+    </w:p>
+    <w:p>
+      <w:pPr>
+        <w:spacing w:before="0" w:after="0" w:line="240" w:lineRule="auto"/>
+        <w:jc w:val="left"/>
+      </w:pPr>
+      <w:r>
+        <w:rPr>
+          <w:rFonts w:ascii="Consolas" w:hAnsi="Consolas" w:eastAsia="Consolas"/>
+          <w:b w:val="0"/>
+          <w:i w:val="0"/>
+          <w:sz w:val="16"/>
+        </w:rPr>
+        <w:t>.title { text-align: center; font-size: 28px; margin-bottom: 6px; }</w:t>
+      </w:r>
+    </w:p>
+    <w:p>
+      <w:pPr>
+        <w:spacing w:before="0" w:after="0" w:line="240" w:lineRule="auto"/>
+        <w:jc w:val="left"/>
+      </w:pPr>
+      <w:r>
+        <w:rPr>
+          <w:rFonts w:ascii="Consolas" w:hAnsi="Consolas" w:eastAsia="Consolas"/>
+          <w:b w:val="0"/>
+          <w:i w:val="0"/>
+          <w:sz w:val="16"/>
+        </w:rPr>
+        <w:t>.subtitle { text-align: center; color: #888; font-size: 14px; margin-bottom: 18px; }</w:t>
+      </w:r>
+    </w:p>
+    <w:p>
+      <w:pPr>
+        <w:spacing w:before="0" w:after="0" w:line="240" w:lineRule="auto"/>
+        <w:jc w:val="left"/>
+      </w:pPr>
+      <w:r>
+        <w:rPr>
+          <w:rFonts w:ascii="Consolas" w:hAnsi="Consolas" w:eastAsia="Consolas"/>
+          <w:b w:val="0"/>
+          <w:i w:val="0"/>
+          <w:sz w:val="16"/>
+        </w:rPr>
+        <w:t>.birth-label {</w:t>
+      </w:r>
+    </w:p>
+    <w:p>
+      <w:pPr>
+        <w:spacing w:before="0" w:after="0" w:line="240" w:lineRule="auto"/>
+        <w:jc w:val="left"/>
+      </w:pPr>
+      <w:r>
+        <w:rPr>
+          <w:rFonts w:ascii="Consolas" w:hAnsi="Consolas" w:eastAsia="Consolas"/>
+          <w:b w:val="0"/>
+          <w:i w:val="0"/>
+          <w:sz w:val="16"/>
+        </w:rPr>
+        <w:t xml:space="preserve">    display: flex;</w:t>
+      </w:r>
+    </w:p>
+    <w:p>
+      <w:pPr>
+        <w:spacing w:before="0" w:after="0" w:line="240" w:lineRule="auto"/>
+        <w:jc w:val="left"/>
+      </w:pPr>
+      <w:r>
+        <w:rPr>
+          <w:rFonts w:ascii="Consolas" w:hAnsi="Consolas" w:eastAsia="Consolas"/>
+          <w:b w:val="0"/>
+          <w:i w:val="0"/>
+          <w:sz w:val="16"/>
+        </w:rPr>
+        <w:t xml:space="preserve">    align-items: center;</w:t>
+      </w:r>
+    </w:p>
+    <w:p>
+      <w:pPr>
+        <w:spacing w:before="0" w:after="0" w:line="240" w:lineRule="auto"/>
+        <w:jc w:val="left"/>
+      </w:pPr>
+      <w:r>
+        <w:rPr>
+          <w:rFonts w:ascii="Consolas" w:hAnsi="Consolas" w:eastAsia="Consolas"/>
+          <w:b w:val="0"/>
+          <w:i w:val="0"/>
+          <w:sz w:val="16"/>
+        </w:rPr>
+        <w:t xml:space="preserve">    gap: 6px;</w:t>
+      </w:r>
+    </w:p>
+    <w:p>
+      <w:pPr>
+        <w:spacing w:before="0" w:after="0" w:line="240" w:lineRule="auto"/>
+        <w:jc w:val="left"/>
+      </w:pPr>
+      <w:r>
+        <w:rPr>
+          <w:rFonts w:ascii="Consolas" w:hAnsi="Consolas" w:eastAsia="Consolas"/>
+          <w:b w:val="0"/>
+          <w:i w:val="0"/>
+          <w:sz w:val="16"/>
+        </w:rPr>
+        <w:t xml:space="preserve">    color: #777;</w:t>
+      </w:r>
+    </w:p>
+    <w:p>
+      <w:pPr>
+        <w:spacing w:before="0" w:after="0" w:line="240" w:lineRule="auto"/>
+        <w:jc w:val="left"/>
+      </w:pPr>
+      <w:r>
+        <w:rPr>
+          <w:rFonts w:ascii="Consolas" w:hAnsi="Consolas" w:eastAsia="Consolas"/>
+          <w:b w:val="0"/>
+          <w:i w:val="0"/>
+          <w:sz w:val="16"/>
+        </w:rPr>
+        <w:t xml:space="preserve">    font-size: 13px;</w:t>
+      </w:r>
+    </w:p>
+    <w:p>
+      <w:pPr>
+        <w:spacing w:before="0" w:after="0" w:line="240" w:lineRule="auto"/>
+        <w:jc w:val="left"/>
+      </w:pPr>
+      <w:r>
+        <w:rPr>
+          <w:rFonts w:ascii="Consolas" w:hAnsi="Consolas" w:eastAsia="Consolas"/>
+          <w:b w:val="0"/>
+          <w:i w:val="0"/>
+          <w:sz w:val="16"/>
+        </w:rPr>
+        <w:t xml:space="preserve">    margin-bottom: 6px;</w:t>
+      </w:r>
+    </w:p>
+    <w:p>
+      <w:pPr>
+        <w:spacing w:before="0" w:after="0" w:line="240" w:lineRule="auto"/>
+        <w:jc w:val="left"/>
+      </w:pPr>
+      <w:r>
+        <w:rPr>
+          <w:rFonts w:ascii="Consolas" w:hAnsi="Consolas" w:eastAsia="Consolas"/>
+          <w:b w:val="0"/>
+          <w:i w:val="0"/>
+          <w:sz w:val="16"/>
+        </w:rPr>
+        <w:t>}</w:t>
+      </w:r>
+    </w:p>
+    <w:p>
+      <w:pPr>
+        <w:spacing w:before="0" w:after="0" w:line="240" w:lineRule="auto"/>
+        <w:jc w:val="left"/>
+      </w:pPr>
+      <w:r>
+        <w:rPr>
+          <w:rFonts w:ascii="Consolas" w:hAnsi="Consolas" w:eastAsia="Consolas"/>
+          <w:b w:val="0"/>
+          <w:i w:val="0"/>
+          <w:sz w:val="16"/>
+        </w:rPr>
+        <w:t>.hint {</w:t>
+      </w:r>
+    </w:p>
+    <w:p>
+      <w:pPr>
+        <w:spacing w:before="0" w:after="0" w:line="240" w:lineRule="auto"/>
+        <w:jc w:val="left"/>
+      </w:pPr>
+      <w:r>
+        <w:rPr>
+          <w:rFonts w:ascii="Consolas" w:hAnsi="Consolas" w:eastAsia="Consolas"/>
+          <w:b w:val="0"/>
+          <w:i w:val="0"/>
+          <w:sz w:val="16"/>
+        </w:rPr>
+        <w:t xml:space="preserve">    display: inline-flex;</w:t>
+      </w:r>
+    </w:p>
+    <w:p>
+      <w:pPr>
+        <w:spacing w:before="0" w:after="0" w:line="240" w:lineRule="auto"/>
+        <w:jc w:val="left"/>
+      </w:pPr>
+      <w:r>
+        <w:rPr>
+          <w:rFonts w:ascii="Consolas" w:hAnsi="Consolas" w:eastAsia="Consolas"/>
+          <w:b w:val="0"/>
+          <w:i w:val="0"/>
+          <w:sz w:val="16"/>
+        </w:rPr>
+        <w:t xml:space="preserve">    align-items: center;</w:t>
+      </w:r>
+    </w:p>
+    <w:p>
+      <w:pPr>
+        <w:spacing w:before="0" w:after="0" w:line="240" w:lineRule="auto"/>
+        <w:jc w:val="left"/>
+      </w:pPr>
+      <w:r>
+        <w:rPr>
+          <w:rFonts w:ascii="Consolas" w:hAnsi="Consolas" w:eastAsia="Consolas"/>
+          <w:b w:val="0"/>
+          <w:i w:val="0"/>
+          <w:sz w:val="16"/>
+        </w:rPr>
+        <w:t xml:space="preserve">    justify-content: center;</w:t>
+      </w:r>
+    </w:p>
+    <w:p>
+      <w:pPr>
+        <w:spacing w:before="0" w:after="0" w:line="240" w:lineRule="auto"/>
+        <w:jc w:val="left"/>
+      </w:pPr>
+      <w:r>
+        <w:rPr>
+          <w:rFonts w:ascii="Consolas" w:hAnsi="Consolas" w:eastAsia="Consolas"/>
+          <w:b w:val="0"/>
+          <w:i w:val="0"/>
+          <w:sz w:val="16"/>
+        </w:rPr>
+        <w:t xml:space="preserve">    width: 16px;</w:t>
+      </w:r>
+    </w:p>
+    <w:p>
+      <w:pPr>
+        <w:spacing w:before="0" w:after="0" w:line="240" w:lineRule="auto"/>
+        <w:jc w:val="left"/>
+      </w:pPr>
+      <w:r>
+        <w:rPr>
+          <w:rFonts w:ascii="Consolas" w:hAnsi="Consolas" w:eastAsia="Consolas"/>
+          <w:b w:val="0"/>
+          <w:i w:val="0"/>
+          <w:sz w:val="16"/>
+        </w:rPr>
+        <w:t xml:space="preserve">    height: 16px;</w:t>
+      </w:r>
+    </w:p>
+    <w:p>
+      <w:pPr>
+        <w:spacing w:before="0" w:after="0" w:line="240" w:lineRule="auto"/>
+        <w:jc w:val="left"/>
+      </w:pPr>
+      <w:r>
+        <w:rPr>
+          <w:rFonts w:ascii="Consolas" w:hAnsi="Consolas" w:eastAsia="Consolas"/>
+          <w:b w:val="0"/>
+          <w:i w:val="0"/>
+          <w:sz w:val="16"/>
+        </w:rPr>
+        <w:t xml:space="preserve">    border: 1px solid #999;</w:t>
+      </w:r>
+    </w:p>
+    <w:p>
+      <w:pPr>
+        <w:spacing w:before="0" w:after="0" w:line="240" w:lineRule="auto"/>
+        <w:jc w:val="left"/>
+      </w:pPr>
+      <w:r>
+        <w:rPr>
+          <w:rFonts w:ascii="Consolas" w:hAnsi="Consolas" w:eastAsia="Consolas"/>
+          <w:b w:val="0"/>
+          <w:i w:val="0"/>
+          <w:sz w:val="16"/>
+        </w:rPr>
+        <w:t xml:space="preserve">    border-radius: 50%;</w:t>
+      </w:r>
+    </w:p>
+    <w:p>
+      <w:pPr>
+        <w:spacing w:before="0" w:after="0" w:line="240" w:lineRule="auto"/>
+        <w:jc w:val="left"/>
+      </w:pPr>
+      <w:r>
+        <w:rPr>
+          <w:rFonts w:ascii="Consolas" w:hAnsi="Consolas" w:eastAsia="Consolas"/>
+          <w:b w:val="0"/>
+          <w:i w:val="0"/>
+          <w:sz w:val="16"/>
+        </w:rPr>
+        <w:t xml:space="preserve">    font-size: 11px;</w:t>
+      </w:r>
+    </w:p>
+    <w:p>
+      <w:pPr>
+        <w:spacing w:before="0" w:after="0" w:line="240" w:lineRule="auto"/>
+        <w:jc w:val="left"/>
+      </w:pPr>
+      <w:r>
+        <w:rPr>
+          <w:rFonts w:ascii="Consolas" w:hAnsi="Consolas" w:eastAsia="Consolas"/>
+          <w:b w:val="0"/>
+          <w:i w:val="0"/>
+          <w:sz w:val="16"/>
+        </w:rPr>
+        <w:t xml:space="preserve">    color: #777;</w:t>
+      </w:r>
+    </w:p>
+    <w:p>
+      <w:pPr>
+        <w:spacing w:before="0" w:after="0" w:line="240" w:lineRule="auto"/>
+        <w:jc w:val="left"/>
+      </w:pPr>
+      <w:r>
+        <w:rPr>
+          <w:rFonts w:ascii="Consolas" w:hAnsi="Consolas" w:eastAsia="Consolas"/>
+          <w:b w:val="0"/>
+          <w:i w:val="0"/>
+          <w:sz w:val="16"/>
+        </w:rPr>
+        <w:t xml:space="preserve">    cursor: help;</w:t>
+      </w:r>
+    </w:p>
+    <w:p>
+      <w:pPr>
+        <w:spacing w:before="0" w:after="0" w:line="240" w:lineRule="auto"/>
+        <w:jc w:val="left"/>
+      </w:pPr>
+      <w:r>
+        <w:rPr>
+          <w:rFonts w:ascii="Consolas" w:hAnsi="Consolas" w:eastAsia="Consolas"/>
+          <w:b w:val="0"/>
+          <w:i w:val="0"/>
+          <w:sz w:val="16"/>
+        </w:rPr>
+        <w:t>}</w:t>
+      </w:r>
+    </w:p>
+    <w:p>
+      <w:pPr>
+        <w:spacing w:before="0" w:after="0" w:line="240" w:lineRule="auto"/>
+        <w:jc w:val="left"/>
+      </w:pPr>
+      <w:r>
+        <w:rPr>
+          <w:rFonts w:ascii="Consolas" w:hAnsi="Consolas" w:eastAsia="Consolas"/>
+          <w:b w:val="0"/>
+          <w:i w:val="0"/>
+          <w:sz w:val="16"/>
+        </w:rPr>
+        <w:t>.birth-selects {</w:t>
+      </w:r>
+    </w:p>
+    <w:p>
+      <w:pPr>
+        <w:spacing w:before="0" w:after="0" w:line="240" w:lineRule="auto"/>
+        <w:jc w:val="left"/>
+      </w:pPr>
+      <w:r>
+        <w:rPr>
+          <w:rFonts w:ascii="Consolas" w:hAnsi="Consolas" w:eastAsia="Consolas"/>
+          <w:b w:val="0"/>
+          <w:i w:val="0"/>
+          <w:sz w:val="16"/>
+        </w:rPr>
+        <w:t xml:space="preserve">    display: grid;</w:t>
+      </w:r>
+    </w:p>
+    <w:p>
+      <w:pPr>
+        <w:spacing w:before="0" w:after="0" w:line="240" w:lineRule="auto"/>
+        <w:jc w:val="left"/>
+      </w:pPr>
+      <w:r>
+        <w:rPr>
+          <w:rFonts w:ascii="Consolas" w:hAnsi="Consolas" w:eastAsia="Consolas"/>
+          <w:b w:val="0"/>
+          <w:i w:val="0"/>
+          <w:sz w:val="16"/>
+        </w:rPr>
+        <w:t xml:space="preserve">    grid-template-columns: 1fr 1.2fr 1fr;</w:t>
+      </w:r>
+    </w:p>
+    <w:p>
+      <w:pPr>
+        <w:spacing w:before="0" w:after="0" w:line="240" w:lineRule="auto"/>
+        <w:jc w:val="left"/>
+      </w:pPr>
+      <w:r>
+        <w:rPr>
+          <w:rFonts w:ascii="Consolas" w:hAnsi="Consolas" w:eastAsia="Consolas"/>
+          <w:b w:val="0"/>
+          <w:i w:val="0"/>
+          <w:sz w:val="16"/>
+        </w:rPr>
+        <w:t xml:space="preserve">    gap: 8px;</w:t>
+      </w:r>
+    </w:p>
+    <w:p>
+      <w:pPr>
+        <w:spacing w:before="0" w:after="0" w:line="240" w:lineRule="auto"/>
+        <w:jc w:val="left"/>
+      </w:pPr>
+      <w:r>
+        <w:rPr>
+          <w:rFonts w:ascii="Consolas" w:hAnsi="Consolas" w:eastAsia="Consolas"/>
+          <w:b w:val="0"/>
+          <w:i w:val="0"/>
+          <w:sz w:val="16"/>
+        </w:rPr>
+        <w:t>}</w:t>
+      </w:r>
+    </w:p>
+    <w:p>
+      <w:pPr>
+        <w:spacing w:after="160" w:line="276" w:lineRule="auto"/>
+        <w:jc w:val="both"/>
+      </w:pPr>
+      <w:r>
+        <w:rPr>
+          <w:rFonts w:ascii="Times New Roman" w:hAnsi="Times New Roman" w:eastAsia="Times New Roman"/>
+          <w:b w:val="0"/>
+          <w:i w:val="0"/>
+          <w:sz w:val="28"/>
+        </w:rPr>
       </w:r>
     </w:p>
     <w:p>
